--- a/docs/ui/Presserdiado_Renk_Sistemi.docx
+++ b/docs/ui/Presserdiado_Renk_Sistemi.docx
@@ -6,7 +6,6 @@
       <w:pPr>
         <w:spacing w:before="800" w:after="160"/>
       </w:pPr>
-      <w:proofErr w:type="spellStart"/>
       <w:r>
         <w:rPr>
           <w:b/>
@@ -17,7 +16,6 @@
         </w:rPr>
         <w:t>Presserdiado</w:t>
       </w:r>
-      <w:proofErr w:type="spellEnd"/>
     </w:p>
     <w:p>
       <w:pPr>
@@ -29,25 +27,7 @@
           <w:sz w:val="48"/>
           <w:szCs w:val="48"/>
         </w:rPr>
-        <w:t xml:space="preserve">Renk Sistemi &amp; </w:t>
-      </w:r>
-      <w:proofErr w:type="spellStart"/>
-      <w:r>
-        <w:rPr>
-          <w:color w:val="1E293B"/>
-          <w:sz w:val="48"/>
-          <w:szCs w:val="48"/>
-        </w:rPr>
-        <w:t>Token</w:t>
-      </w:r>
-      <w:proofErr w:type="spellEnd"/>
-      <w:r>
-        <w:rPr>
-          <w:color w:val="1E293B"/>
-          <w:sz w:val="48"/>
-          <w:szCs w:val="48"/>
-        </w:rPr>
-        <w:t xml:space="preserve"> Kılavuzu</w:t>
+        <w:t>Renk Sistemi &amp; Token Kılavuzu</w:t>
       </w:r>
     </w:p>
     <w:p>
@@ -58,91 +38,7 @@
         <w:rPr>
           <w:color w:val="64748B"/>
         </w:rPr>
-        <w:t xml:space="preserve">Onaylanmış </w:t>
-      </w:r>
-      <w:proofErr w:type="gramStart"/>
-      <w:r>
-        <w:rPr>
-          <w:color w:val="64748B"/>
-        </w:rPr>
-        <w:t>palet  ·</w:t>
-      </w:r>
-      <w:proofErr w:type="gramEnd"/>
-      <w:r>
-        <w:rPr>
-          <w:color w:val="64748B"/>
-        </w:rPr>
-        <w:t xml:space="preserve">  </w:t>
-      </w:r>
-      <w:proofErr w:type="spellStart"/>
-      <w:r>
-        <w:rPr>
-          <w:color w:val="64748B"/>
-        </w:rPr>
-        <w:t>Light</w:t>
-      </w:r>
-      <w:proofErr w:type="spellEnd"/>
-      <w:r>
-        <w:rPr>
-          <w:color w:val="64748B"/>
-        </w:rPr>
-        <w:t xml:space="preserve"> &amp; </w:t>
-      </w:r>
-      <w:proofErr w:type="spellStart"/>
-      <w:r>
-        <w:rPr>
-          <w:color w:val="64748B"/>
-        </w:rPr>
-        <w:t>dark</w:t>
-      </w:r>
-      <w:proofErr w:type="spellEnd"/>
-      <w:r>
-        <w:rPr>
-          <w:color w:val="64748B"/>
-        </w:rPr>
-        <w:t xml:space="preserve"> </w:t>
-      </w:r>
-      <w:proofErr w:type="gramStart"/>
-      <w:r>
-        <w:rPr>
-          <w:color w:val="64748B"/>
-        </w:rPr>
-        <w:t>değerleri  ·</w:t>
-      </w:r>
-      <w:proofErr w:type="gramEnd"/>
-      <w:r>
-        <w:rPr>
-          <w:color w:val="64748B"/>
-        </w:rPr>
-        <w:t xml:space="preserve">  Kullanım </w:t>
-      </w:r>
-      <w:proofErr w:type="gramStart"/>
-      <w:r>
-        <w:rPr>
-          <w:color w:val="64748B"/>
-        </w:rPr>
-        <w:t>haritası  ·</w:t>
-      </w:r>
-      <w:proofErr w:type="gramEnd"/>
-      <w:r>
-        <w:rPr>
-          <w:color w:val="64748B"/>
-        </w:rPr>
-        <w:t xml:space="preserve">  </w:t>
-      </w:r>
-      <w:proofErr w:type="spellStart"/>
-      <w:r>
-        <w:rPr>
-          <w:color w:val="64748B"/>
-        </w:rPr>
-        <w:t>Hardcode</w:t>
-      </w:r>
-      <w:proofErr w:type="spellEnd"/>
-      <w:r>
-        <w:rPr>
-          <w:color w:val="64748B"/>
-        </w:rPr>
-        <w:t xml:space="preserve"> tespit listesi</w:t>
+        <w:t>Onaylanmış palet  ·  Light &amp; dark değerleri  ·  Kullanım haritası  ·  Hardcode tespit listesi</w:t>
       </w:r>
     </w:p>
     <w:p>
@@ -163,43 +59,7 @@
           <w:sz w:val="18"/>
           <w:szCs w:val="18"/>
         </w:rPr>
-        <w:t xml:space="preserve">Versiyon </w:t>
-      </w:r>
-      <w:proofErr w:type="gramStart"/>
-      <w:r>
-        <w:rPr>
-          <w:color w:val="64748B"/>
-          <w:sz w:val="18"/>
-          <w:szCs w:val="18"/>
-        </w:rPr>
-        <w:t>2.0  ·</w:t>
-      </w:r>
-      <w:proofErr w:type="gramEnd"/>
-      <w:r>
-        <w:rPr>
-          <w:color w:val="64748B"/>
-          <w:sz w:val="18"/>
-          <w:szCs w:val="18"/>
-        </w:rPr>
-        <w:t xml:space="preserve">  </w:t>
-      </w:r>
-      <w:proofErr w:type="gramStart"/>
-      <w:r>
-        <w:rPr>
-          <w:color w:val="64748B"/>
-          <w:sz w:val="18"/>
-          <w:szCs w:val="18"/>
-        </w:rPr>
-        <w:t>2025  ·</w:t>
-      </w:r>
-      <w:proofErr w:type="gramEnd"/>
-      <w:r>
-        <w:rPr>
-          <w:color w:val="64748B"/>
-          <w:sz w:val="18"/>
-          <w:szCs w:val="18"/>
-        </w:rPr>
-        <w:t xml:space="preserve">  Bu dosya renk kararlarının tek yetkili kaynağıdır.</w:t>
+        <w:t>Versiyon 3.0  ·  2025  ·  Bu dosya renk kararlarının tek yetkili kaynağıdır.</w:t>
       </w:r>
     </w:p>
     <w:p>
@@ -234,82 +94,18 @@
         <w:rPr>
           <w:color w:val="1E293B"/>
         </w:rPr>
-        <w:t xml:space="preserve">Bu </w:t>
-      </w:r>
-      <w:proofErr w:type="spellStart"/>
-      <w:r>
-        <w:rPr>
-          <w:color w:val="1E293B"/>
-        </w:rPr>
-        <w:t>döküman</w:t>
-      </w:r>
-      <w:proofErr w:type="spellEnd"/>
-      <w:r>
-        <w:rPr>
-          <w:color w:val="1E293B"/>
-        </w:rPr>
-        <w:t xml:space="preserve"> </w:t>
-      </w:r>
-      <w:proofErr w:type="spellStart"/>
-      <w:r>
-        <w:rPr>
-          <w:color w:val="1E293B"/>
-        </w:rPr>
-        <w:t>Presserdiado</w:t>
-      </w:r>
-      <w:proofErr w:type="spellEnd"/>
-      <w:r>
-        <w:rPr>
-          <w:color w:val="1E293B"/>
-        </w:rPr>
-        <w:t xml:space="preserve"> projesinin onaylanmış renk paletini, </w:t>
-      </w:r>
-      <w:proofErr w:type="spellStart"/>
-      <w:r>
-        <w:rPr>
-          <w:color w:val="1E293B"/>
-        </w:rPr>
-        <w:t>token</w:t>
-      </w:r>
-      <w:proofErr w:type="spellEnd"/>
-      <w:r>
-        <w:rPr>
-          <w:color w:val="1E293B"/>
-        </w:rPr>
-        <w:t xml:space="preserve"> değerlerini ve kullanım kurallarını belgeler. Tüm yeni bileşenler bu </w:t>
-      </w:r>
-      <w:proofErr w:type="spellStart"/>
-      <w:r>
-        <w:rPr>
-          <w:color w:val="1E293B"/>
-        </w:rPr>
-        <w:t>dökümanı</w:t>
-      </w:r>
-      <w:proofErr w:type="spellEnd"/>
-      <w:r>
-        <w:rPr>
-          <w:color w:val="1E293B"/>
-        </w:rPr>
-        <w:t xml:space="preserve"> referans almalıdır.</w:t>
+        <w:t>Bu döküman Presserdiado projesinin onaylanmış renk paletini, token değerlerini ve kullanım kurallarını belgeler. Tüm yeni bileşenler bu dökümanı referans almalıdır.</w:t>
       </w:r>
     </w:p>
     <w:p>
       <w:pPr>
         <w:spacing w:before="60" w:after="60"/>
       </w:pPr>
-      <w:proofErr w:type="spellStart"/>
       <w:r>
         <w:rPr>
           <w:color w:val="1E293B"/>
         </w:rPr>
-        <w:t>Token</w:t>
-      </w:r>
-      <w:proofErr w:type="spellEnd"/>
-      <w:r>
-        <w:rPr>
-          <w:color w:val="1E293B"/>
-        </w:rPr>
-        <w:t xml:space="preserve"> tanımları iki dosyada uygulanır:</w:t>
+        <w:t>Token tanımları iki dosyada uygulanır:</w:t>
       </w:r>
     </w:p>
     <w:p>
@@ -317,118 +113,25 @@
         <w:spacing w:before="40" w:after="20"/>
         <w:ind w:left="360"/>
       </w:pPr>
-      <w:proofErr w:type="spellStart"/>
-      <w:proofErr w:type="gramStart"/>
       <w:r>
         <w:rPr>
           <w:rFonts w:ascii="Courier New" w:eastAsia="Courier New" w:hAnsi="Courier New" w:cs="Courier New"/>
           <w:color w:val="1E293B"/>
         </w:rPr>
-        <w:t>packages</w:t>
+        <w:t>packages/shared/src/types/ui-tokens.ts</w:t>
       </w:r>
-      <w:proofErr w:type="spellEnd"/>
-      <w:proofErr w:type="gramEnd"/>
-      <w:r>
-        <w:rPr>
-          <w:rFonts w:ascii="Courier New" w:eastAsia="Courier New" w:hAnsi="Courier New" w:cs="Courier New"/>
-          <w:color w:val="1E293B"/>
-        </w:rPr>
-        <w:t>/</w:t>
-      </w:r>
-      <w:proofErr w:type="spellStart"/>
-      <w:r>
-        <w:rPr>
-          <w:rFonts w:ascii="Courier New" w:eastAsia="Courier New" w:hAnsi="Courier New" w:cs="Courier New"/>
-          <w:color w:val="1E293B"/>
-        </w:rPr>
-        <w:t>shared</w:t>
-      </w:r>
-      <w:proofErr w:type="spellEnd"/>
-      <w:r>
-        <w:rPr>
-          <w:rFonts w:ascii="Courier New" w:eastAsia="Courier New" w:hAnsi="Courier New" w:cs="Courier New"/>
-          <w:color w:val="1E293B"/>
-        </w:rPr>
-        <w:t>/</w:t>
-      </w:r>
-      <w:proofErr w:type="spellStart"/>
-      <w:r>
-        <w:rPr>
-          <w:rFonts w:ascii="Courier New" w:eastAsia="Courier New" w:hAnsi="Courier New" w:cs="Courier New"/>
-          <w:color w:val="1E293B"/>
-        </w:rPr>
-        <w:t>src</w:t>
-      </w:r>
-      <w:proofErr w:type="spellEnd"/>
-      <w:r>
-        <w:rPr>
-          <w:rFonts w:ascii="Courier New" w:eastAsia="Courier New" w:hAnsi="Courier New" w:cs="Courier New"/>
-          <w:color w:val="1E293B"/>
-        </w:rPr>
-        <w:t>/</w:t>
-      </w:r>
-      <w:proofErr w:type="spellStart"/>
-      <w:r>
-        <w:rPr>
-          <w:rFonts w:ascii="Courier New" w:eastAsia="Courier New" w:hAnsi="Courier New" w:cs="Courier New"/>
-          <w:color w:val="1E293B"/>
-        </w:rPr>
-        <w:t>types</w:t>
-      </w:r>
-      <w:proofErr w:type="spellEnd"/>
-      <w:r>
-        <w:rPr>
-          <w:rFonts w:ascii="Courier New" w:eastAsia="Courier New" w:hAnsi="Courier New" w:cs="Courier New"/>
-          <w:color w:val="1E293B"/>
-        </w:rPr>
-        <w:t>/</w:t>
-      </w:r>
-      <w:proofErr w:type="spellStart"/>
-      <w:r>
-        <w:rPr>
-          <w:rFonts w:ascii="Courier New" w:eastAsia="Courier New" w:hAnsi="Courier New" w:cs="Courier New"/>
-          <w:color w:val="1E293B"/>
-        </w:rPr>
-        <w:t>ui-tokens.ts</w:t>
-      </w:r>
-      <w:proofErr w:type="spellEnd"/>
     </w:p>
     <w:p>
       <w:pPr>
         <w:spacing w:before="20" w:after="80"/>
         <w:ind w:left="360"/>
       </w:pPr>
-      <w:proofErr w:type="spellStart"/>
       <w:r>
         <w:rPr>
           <w:rFonts w:ascii="Courier New" w:eastAsia="Courier New" w:hAnsi="Courier New" w:cs="Courier New"/>
           <w:color w:val="1E293B"/>
         </w:rPr>
-        <w:t>apps</w:t>
-      </w:r>
-      <w:proofErr w:type="spellEnd"/>
-      <w:r>
-        <w:rPr>
-          <w:rFonts w:ascii="Courier New" w:eastAsia="Courier New" w:hAnsi="Courier New" w:cs="Courier New"/>
-          <w:color w:val="1E293B"/>
-        </w:rPr>
-        <w:t>/web/</w:t>
-      </w:r>
-      <w:proofErr w:type="spellStart"/>
-      <w:r>
-        <w:rPr>
-          <w:rFonts w:ascii="Courier New" w:eastAsia="Courier New" w:hAnsi="Courier New" w:cs="Courier New"/>
-          <w:color w:val="1E293B"/>
-        </w:rPr>
-        <w:t>src</w:t>
-      </w:r>
-      <w:proofErr w:type="spellEnd"/>
-      <w:r>
-        <w:rPr>
-          <w:rFonts w:ascii="Courier New" w:eastAsia="Courier New" w:hAnsi="Courier New" w:cs="Courier New"/>
-          <w:color w:val="1E293B"/>
-        </w:rPr>
-        <w:t>/index.css</w:t>
+        <w:t>apps/web/src/index.css</w:t>
       </w:r>
     </w:p>
     <w:p>
@@ -447,139 +150,7 @@
           <w:sz w:val="18"/>
           <w:szCs w:val="18"/>
         </w:rPr>
-        <w:t xml:space="preserve">v2.0 ile yapılan değişiklikler: </w:t>
-      </w:r>
-      <w:proofErr w:type="spellStart"/>
-      <w:r>
-        <w:rPr>
-          <w:i/>
-          <w:iCs/>
-          <w:color w:val="64748B"/>
-          <w:sz w:val="18"/>
-          <w:szCs w:val="18"/>
-        </w:rPr>
-        <w:t>primary</w:t>
-      </w:r>
-      <w:proofErr w:type="spellEnd"/>
-      <w:r>
-        <w:rPr>
-          <w:i/>
-          <w:iCs/>
-          <w:color w:val="64748B"/>
-          <w:sz w:val="18"/>
-          <w:szCs w:val="18"/>
-        </w:rPr>
-        <w:t xml:space="preserve"> #2563eb → #1a56db, </w:t>
-      </w:r>
-      <w:proofErr w:type="spellStart"/>
-      <w:r>
-        <w:rPr>
-          <w:i/>
-          <w:iCs/>
-          <w:color w:val="64748B"/>
-          <w:sz w:val="18"/>
-          <w:szCs w:val="18"/>
-        </w:rPr>
-        <w:t>primary-hover</w:t>
-      </w:r>
-      <w:proofErr w:type="spellEnd"/>
-      <w:r>
-        <w:rPr>
-          <w:i/>
-          <w:iCs/>
-          <w:color w:val="64748B"/>
-          <w:sz w:val="18"/>
-          <w:szCs w:val="18"/>
-        </w:rPr>
-        <w:t xml:space="preserve"> #1d4ed8 → #1447c0, </w:t>
-      </w:r>
-      <w:proofErr w:type="spellStart"/>
-      <w:r>
-        <w:rPr>
-          <w:i/>
-          <w:iCs/>
-          <w:color w:val="64748B"/>
-          <w:sz w:val="18"/>
-          <w:szCs w:val="18"/>
-        </w:rPr>
-        <w:t>surface-app</w:t>
-      </w:r>
-      <w:proofErr w:type="spellEnd"/>
-      <w:r>
-        <w:rPr>
-          <w:i/>
-          <w:iCs/>
-          <w:color w:val="64748B"/>
-          <w:sz w:val="18"/>
-          <w:szCs w:val="18"/>
-        </w:rPr>
-        <w:t xml:space="preserve"> #f5f5f4 → #f1f5f9 (stone-100'den slate-100'e), </w:t>
-      </w:r>
-      <w:proofErr w:type="spellStart"/>
-      <w:r>
-        <w:rPr>
-          <w:i/>
-          <w:iCs/>
-          <w:color w:val="64748B"/>
-          <w:sz w:val="18"/>
-          <w:szCs w:val="18"/>
-        </w:rPr>
-        <w:t>dark</w:t>
-      </w:r>
-      <w:proofErr w:type="spellEnd"/>
-      <w:r>
-        <w:rPr>
-          <w:i/>
-          <w:iCs/>
-          <w:color w:val="64748B"/>
-          <w:sz w:val="18"/>
-          <w:szCs w:val="18"/>
-        </w:rPr>
-        <w:t xml:space="preserve"> </w:t>
-      </w:r>
-      <w:proofErr w:type="spellStart"/>
-      <w:r>
-        <w:rPr>
-          <w:i/>
-          <w:iCs/>
-          <w:color w:val="64748B"/>
-          <w:sz w:val="18"/>
-          <w:szCs w:val="18"/>
-        </w:rPr>
-        <w:t>primary</w:t>
-      </w:r>
-      <w:proofErr w:type="spellEnd"/>
-      <w:r>
-        <w:rPr>
-          <w:i/>
-          <w:iCs/>
-          <w:color w:val="64748B"/>
-          <w:sz w:val="18"/>
-          <w:szCs w:val="18"/>
-        </w:rPr>
-        <w:t xml:space="preserve"> #3b82f6 → #4b7cf3. Diğer 10 </w:t>
-      </w:r>
-      <w:proofErr w:type="spellStart"/>
-      <w:r>
-        <w:rPr>
-          <w:i/>
-          <w:iCs/>
-          <w:color w:val="64748B"/>
-          <w:sz w:val="18"/>
-          <w:szCs w:val="18"/>
-        </w:rPr>
-        <w:t>token</w:t>
-      </w:r>
-      <w:proofErr w:type="spellEnd"/>
-      <w:r>
-        <w:rPr>
-          <w:i/>
-          <w:iCs/>
-          <w:color w:val="64748B"/>
-          <w:sz w:val="18"/>
-          <w:szCs w:val="18"/>
-        </w:rPr>
-        <w:t xml:space="preserve"> değişmedi.</w:t>
+        <w:t>v3.0 ile yapılan değişiklikler: Hardcode tespit listesi güncellendi (Button.tsx, Sidebar.tsx, ProductManagement.tsx düzeltmeleri tamamlandı). Tipografi token utility sınıfları (text-nav-label, text-heading-md vb.) eklendi. Admin paneli üzerinden tema yönetimi aktif hale getirildi. v2.0’dan renk değerleri değişmedi.</w:t>
       </w:r>
     </w:p>
     <w:p>
@@ -614,21 +185,7 @@
         <w:rPr>
           <w:color w:val="1E293B"/>
         </w:rPr>
-        <w:t xml:space="preserve">Tabloda ✓ değişmeyen, ↑ v2.0 ile güncellenen </w:t>
-      </w:r>
-      <w:proofErr w:type="spellStart"/>
-      <w:r>
-        <w:rPr>
-          <w:color w:val="1E293B"/>
-        </w:rPr>
-        <w:t>tokenları</w:t>
-      </w:r>
-      <w:proofErr w:type="spellEnd"/>
-      <w:r>
-        <w:rPr>
-          <w:color w:val="1E293B"/>
-        </w:rPr>
-        <w:t xml:space="preserve"> gösterir.</w:t>
+        <w:t>Tabloda ✓ değişmeyen tokenları gösterir. v3.0’da renk değerleri değişmedi.</w:t>
       </w:r>
     </w:p>
     <w:p>
@@ -685,12 +242,6 @@
         <w:gridCol w:w="2719"/>
       </w:tblGrid>
       <w:tr>
-        <w:tblPrEx>
-          <w:tblCellMar>
-            <w:top w:w="0" w:type="dxa"/>
-            <w:bottom w:w="0" w:type="dxa"/>
-          </w:tblCellMar>
-        </w:tblPrEx>
         <w:trPr>
           <w:tblHeader/>
         </w:trPr>
@@ -712,7 +263,6 @@
             </w:tcMar>
           </w:tcPr>
           <w:p>
-            <w:proofErr w:type="spellStart"/>
             <w:r>
               <w:rPr>
                 <w:b/>
@@ -724,7 +274,6 @@
               <w:lastRenderedPageBreak/>
               <w:t>Light</w:t>
             </w:r>
-            <w:proofErr w:type="spellEnd"/>
           </w:p>
         </w:tc>
         <w:tc>
@@ -775,7 +324,6 @@
             </w:tcMar>
           </w:tcPr>
           <w:p>
-            <w:proofErr w:type="spellStart"/>
             <w:r>
               <w:rPr>
                 <w:b/>
@@ -786,7 +334,6 @@
               </w:rPr>
               <w:t>Token</w:t>
             </w:r>
-            <w:proofErr w:type="spellEnd"/>
           </w:p>
         </w:tc>
         <w:tc>
@@ -807,7 +354,6 @@
             </w:tcMar>
           </w:tcPr>
           <w:p>
-            <w:proofErr w:type="spellStart"/>
             <w:r>
               <w:rPr>
                 <w:b/>
@@ -816,9 +362,28 @@
                 <w:sz w:val="18"/>
                 <w:szCs w:val="18"/>
               </w:rPr>
-              <w:t>Light</w:t>
-            </w:r>
-            <w:proofErr w:type="spellEnd"/>
+              <w:t>Light hex</w:t>
+            </w:r>
+          </w:p>
+        </w:tc>
+        <w:tc>
+          <w:tcPr>
+            <w:tcW w:w="1400" w:type="dxa"/>
+            <w:tcBorders>
+              <w:top w:val="single" w:sz="1" w:space="0" w:color="E2E8F0"/>
+              <w:left w:val="single" w:sz="1" w:space="0" w:color="E2E8F0"/>
+              <w:bottom w:val="single" w:sz="1" w:space="0" w:color="E2E8F0"/>
+              <w:right w:val="single" w:sz="1" w:space="0" w:color="E2E8F0"/>
+            </w:tcBorders>
+            <w:shd w:val="clear" w:color="auto" w:fill="1E293B"/>
+            <w:tcMar>
+              <w:top w:w="80" w:type="dxa"/>
+              <w:left w:w="140" w:type="dxa"/>
+              <w:bottom w:w="80" w:type="dxa"/>
+              <w:right w:w="140" w:type="dxa"/>
+            </w:tcMar>
+          </w:tcPr>
+          <w:p>
             <w:r>
               <w:rPr>
                 <w:b/>
@@ -827,9 +392,28 @@
                 <w:sz w:val="18"/>
                 <w:szCs w:val="18"/>
               </w:rPr>
-              <w:t xml:space="preserve"> </w:t>
-            </w:r>
-            <w:proofErr w:type="spellStart"/>
+              <w:t>Dark hex</w:t>
+            </w:r>
+          </w:p>
+        </w:tc>
+        <w:tc>
+          <w:tcPr>
+            <w:tcW w:w="1600" w:type="dxa"/>
+            <w:tcBorders>
+              <w:top w:val="single" w:sz="1" w:space="0" w:color="E2E8F0"/>
+              <w:left w:val="single" w:sz="1" w:space="0" w:color="E2E8F0"/>
+              <w:bottom w:val="single" w:sz="1" w:space="0" w:color="E2E8F0"/>
+              <w:right w:val="single" w:sz="1" w:space="0" w:color="E2E8F0"/>
+            </w:tcBorders>
+            <w:shd w:val="clear" w:color="auto" w:fill="1E293B"/>
+            <w:tcMar>
+              <w:top w:w="80" w:type="dxa"/>
+              <w:left w:w="140" w:type="dxa"/>
+              <w:bottom w:w="80" w:type="dxa"/>
+              <w:right w:w="140" w:type="dxa"/>
+            </w:tcMar>
+          </w:tcPr>
+          <w:p>
             <w:r>
               <w:rPr>
                 <w:b/>
@@ -838,14 +422,32 @@
                 <w:sz w:val="18"/>
                 <w:szCs w:val="18"/>
               </w:rPr>
-              <w:t>hex</w:t>
-            </w:r>
-            <w:proofErr w:type="spellEnd"/>
-          </w:p>
-        </w:tc>
-        <w:tc>
-          <w:tcPr>
-            <w:tcW w:w="1400" w:type="dxa"/>
+              <w:t>Tailwind</w:t>
+            </w:r>
+          </w:p>
+        </w:tc>
+        <w:tc>
+          <w:tcPr>
+            <w:tcW w:w="600" w:type="dxa"/>
+            <w:tcBorders>
+              <w:top w:val="single" w:sz="1" w:space="0" w:color="E2E8F0"/>
+              <w:left w:val="single" w:sz="1" w:space="0" w:color="E2E8F0"/>
+              <w:bottom w:val="single" w:sz="1" w:space="0" w:color="E2E8F0"/>
+              <w:right w:val="single" w:sz="1" w:space="0" w:color="E2E8F0"/>
+            </w:tcBorders>
+            <w:shd w:val="clear" w:color="auto" w:fill="1E293B"/>
+            <w:tcMar>
+              <w:top w:w="80" w:type="dxa"/>
+              <w:left w:w="140" w:type="dxa"/>
+              <w:bottom w:w="80" w:type="dxa"/>
+              <w:right w:w="140" w:type="dxa"/>
+            </w:tcMar>
+          </w:tcPr>
+          <w:p/>
+        </w:tc>
+        <w:tc>
+          <w:tcPr>
+            <w:tcW w:w="2800" w:type="dxa"/>
             <w:tcBorders>
               <w:top w:val="single" w:sz="1" w:space="0" w:color="E2E8F0"/>
               <w:left w:val="single" w:sz="1" w:space="0" w:color="E2E8F0"/>
@@ -869,111 +471,12 @@
                 <w:sz w:val="18"/>
                 <w:szCs w:val="18"/>
               </w:rPr>
-              <w:t xml:space="preserve">Dark </w:t>
-            </w:r>
-            <w:proofErr w:type="spellStart"/>
-            <w:r>
-              <w:rPr>
-                <w:b/>
-                <w:bCs/>
-                <w:color w:val="FFFFFF"/>
-                <w:sz w:val="18"/>
-                <w:szCs w:val="18"/>
-              </w:rPr>
-              <w:t>hex</w:t>
-            </w:r>
-            <w:proofErr w:type="spellEnd"/>
-          </w:p>
-        </w:tc>
-        <w:tc>
-          <w:tcPr>
-            <w:tcW w:w="1600" w:type="dxa"/>
-            <w:tcBorders>
-              <w:top w:val="single" w:sz="1" w:space="0" w:color="E2E8F0"/>
-              <w:left w:val="single" w:sz="1" w:space="0" w:color="E2E8F0"/>
-              <w:bottom w:val="single" w:sz="1" w:space="0" w:color="E2E8F0"/>
-              <w:right w:val="single" w:sz="1" w:space="0" w:color="E2E8F0"/>
-            </w:tcBorders>
-            <w:shd w:val="clear" w:color="auto" w:fill="1E293B"/>
-            <w:tcMar>
-              <w:top w:w="80" w:type="dxa"/>
-              <w:left w:w="140" w:type="dxa"/>
-              <w:bottom w:w="80" w:type="dxa"/>
-              <w:right w:w="140" w:type="dxa"/>
-            </w:tcMar>
-          </w:tcPr>
-          <w:p>
-            <w:proofErr w:type="spellStart"/>
-            <w:r>
-              <w:rPr>
-                <w:b/>
-                <w:bCs/>
-                <w:color w:val="FFFFFF"/>
-                <w:sz w:val="18"/>
-                <w:szCs w:val="18"/>
-              </w:rPr>
-              <w:t>Tailwind</w:t>
-            </w:r>
-            <w:proofErr w:type="spellEnd"/>
-          </w:p>
-        </w:tc>
-        <w:tc>
-          <w:tcPr>
-            <w:tcW w:w="600" w:type="dxa"/>
-            <w:tcBorders>
-              <w:top w:val="single" w:sz="1" w:space="0" w:color="E2E8F0"/>
-              <w:left w:val="single" w:sz="1" w:space="0" w:color="E2E8F0"/>
-              <w:bottom w:val="single" w:sz="1" w:space="0" w:color="E2E8F0"/>
-              <w:right w:val="single" w:sz="1" w:space="0" w:color="E2E8F0"/>
-            </w:tcBorders>
-            <w:shd w:val="clear" w:color="auto" w:fill="1E293B"/>
-            <w:tcMar>
-              <w:top w:w="80" w:type="dxa"/>
-              <w:left w:w="140" w:type="dxa"/>
-              <w:bottom w:w="80" w:type="dxa"/>
-              <w:right w:w="140" w:type="dxa"/>
-            </w:tcMar>
-          </w:tcPr>
-          <w:p/>
-        </w:tc>
-        <w:tc>
-          <w:tcPr>
-            <w:tcW w:w="2800" w:type="dxa"/>
-            <w:tcBorders>
-              <w:top w:val="single" w:sz="1" w:space="0" w:color="E2E8F0"/>
-              <w:left w:val="single" w:sz="1" w:space="0" w:color="E2E8F0"/>
-              <w:bottom w:val="single" w:sz="1" w:space="0" w:color="E2E8F0"/>
-              <w:right w:val="single" w:sz="1" w:space="0" w:color="E2E8F0"/>
-            </w:tcBorders>
-            <w:shd w:val="clear" w:color="auto" w:fill="1E293B"/>
-            <w:tcMar>
-              <w:top w:w="80" w:type="dxa"/>
-              <w:left w:w="140" w:type="dxa"/>
-              <w:bottom w:w="80" w:type="dxa"/>
-              <w:right w:w="140" w:type="dxa"/>
-            </w:tcMar>
-          </w:tcPr>
-          <w:p>
-            <w:r>
-              <w:rPr>
-                <w:b/>
-                <w:bCs/>
-                <w:color w:val="FFFFFF"/>
-                <w:sz w:val="18"/>
-                <w:szCs w:val="18"/>
-              </w:rPr>
               <w:t>Kullanım amacı</w:t>
             </w:r>
           </w:p>
         </w:tc>
       </w:tr>
       <w:tr>
-        <w:tblPrEx>
-          <w:tblCellMar>
-            <w:top w:w="0" w:type="dxa"/>
-            <w:bottom w:w="0" w:type="dxa"/>
-          </w:tblCellMar>
-        </w:tblPrEx>
         <w:tc>
           <w:tcPr>
             <w:tcW w:w="600" w:type="dxa"/>
@@ -1029,8 +532,6 @@
             </w:tcMar>
           </w:tcPr>
           <w:p>
-            <w:proofErr w:type="spellStart"/>
-            <w:proofErr w:type="gramStart"/>
             <w:r>
               <w:rPr>
                 <w:b/>
@@ -1041,8 +542,6 @@
               </w:rPr>
               <w:t>primary</w:t>
             </w:r>
-            <w:proofErr w:type="spellEnd"/>
-            <w:proofErr w:type="gramEnd"/>
           </w:p>
         </w:tc>
         <w:tc>
@@ -1184,36 +683,12 @@
                 <w:sz w:val="17"/>
                 <w:szCs w:val="17"/>
               </w:rPr>
-              <w:t xml:space="preserve">Birincil aksiyon. Buton, link, aktif sekme, </w:t>
-            </w:r>
-            <w:proofErr w:type="spellStart"/>
-            <w:r>
-              <w:rPr>
-                <w:color w:val="64748B"/>
-                <w:sz w:val="17"/>
-                <w:szCs w:val="17"/>
-              </w:rPr>
-              <w:t>focus</w:t>
-            </w:r>
-            <w:proofErr w:type="spellEnd"/>
-            <w:r>
-              <w:rPr>
-                <w:color w:val="64748B"/>
-                <w:sz w:val="17"/>
-                <w:szCs w:val="17"/>
-              </w:rPr>
-              <w:t xml:space="preserve"> ring.</w:t>
+              <w:t>Birincil aksiyon. Buton, link, aktif sekme, focus ring.</w:t>
             </w:r>
           </w:p>
         </w:tc>
       </w:tr>
       <w:tr>
-        <w:tblPrEx>
-          <w:tblCellMar>
-            <w:top w:w="0" w:type="dxa"/>
-            <w:bottom w:w="0" w:type="dxa"/>
-          </w:tblCellMar>
-        </w:tblPrEx>
         <w:tc>
           <w:tcPr>
             <w:tcW w:w="600" w:type="dxa"/>
@@ -1269,8 +744,6 @@
             </w:tcMar>
           </w:tcPr>
           <w:p>
-            <w:proofErr w:type="spellStart"/>
-            <w:proofErr w:type="gramStart"/>
             <w:r>
               <w:rPr>
                 <w:b/>
@@ -1279,20 +752,8 @@
                 <w:sz w:val="18"/>
                 <w:szCs w:val="18"/>
               </w:rPr>
-              <w:t>primary</w:t>
-            </w:r>
-            <w:proofErr w:type="gramEnd"/>
-            <w:r>
-              <w:rPr>
-                <w:b/>
-                <w:bCs/>
-                <w:color w:val="1E293B"/>
-                <w:sz w:val="18"/>
-                <w:szCs w:val="18"/>
-              </w:rPr>
-              <w:t>-hover</w:t>
-            </w:r>
-            <w:proofErr w:type="spellEnd"/>
+              <w:t>primary-hover</w:t>
+            </w:r>
           </w:p>
         </w:tc>
         <w:tc>
@@ -1434,36 +895,12 @@
                 <w:sz w:val="17"/>
                 <w:szCs w:val="17"/>
               </w:rPr>
-              <w:t xml:space="preserve">Birincil buton </w:t>
-            </w:r>
-            <w:proofErr w:type="spellStart"/>
-            <w:r>
-              <w:rPr>
-                <w:color w:val="64748B"/>
-                <w:sz w:val="17"/>
-                <w:szCs w:val="17"/>
-              </w:rPr>
-              <w:t>hover</w:t>
-            </w:r>
-            <w:proofErr w:type="spellEnd"/>
-            <w:r>
-              <w:rPr>
-                <w:color w:val="64748B"/>
-                <w:sz w:val="17"/>
-                <w:szCs w:val="17"/>
-              </w:rPr>
-              <w:t xml:space="preserve"> durumu.</w:t>
+              <w:t>Birincil buton hover durumu.</w:t>
             </w:r>
           </w:p>
         </w:tc>
       </w:tr>
       <w:tr>
-        <w:tblPrEx>
-          <w:tblCellMar>
-            <w:top w:w="0" w:type="dxa"/>
-            <w:bottom w:w="0" w:type="dxa"/>
-          </w:tblCellMar>
-        </w:tblPrEx>
         <w:tc>
           <w:tcPr>
             <w:tcW w:w="600" w:type="dxa"/>
@@ -1519,8 +956,6 @@
             </w:tcMar>
           </w:tcPr>
           <w:p>
-            <w:proofErr w:type="spellStart"/>
-            <w:proofErr w:type="gramStart"/>
             <w:r>
               <w:rPr>
                 <w:b/>
@@ -1531,8 +966,6 @@
               </w:rPr>
               <w:t>danger</w:t>
             </w:r>
-            <w:proofErr w:type="spellEnd"/>
-            <w:proofErr w:type="gramEnd"/>
           </w:p>
         </w:tc>
         <w:tc>
@@ -1608,94 +1041,78 @@
             </w:tcMar>
           </w:tcPr>
           <w:p>
-            <w:proofErr w:type="gramStart"/>
             <w:r>
               <w:rPr>
                 <w:color w:val="64748B"/>
                 <w:sz w:val="17"/>
                 <w:szCs w:val="17"/>
               </w:rPr>
-              <w:t>red</w:t>
-            </w:r>
-            <w:proofErr w:type="gramEnd"/>
+              <w:t>red-600 / red-400</w:t>
+            </w:r>
+          </w:p>
+        </w:tc>
+        <w:tc>
+          <w:tcPr>
+            <w:tcW w:w="600" w:type="dxa"/>
+            <w:tcBorders>
+              <w:top w:val="single" w:sz="1" w:space="0" w:color="E2E8F0"/>
+              <w:left w:val="single" w:sz="1" w:space="0" w:color="E2E8F0"/>
+              <w:bottom w:val="single" w:sz="1" w:space="0" w:color="E2E8F0"/>
+              <w:right w:val="single" w:sz="1" w:space="0" w:color="E2E8F0"/>
+            </w:tcBorders>
+            <w:shd w:val="clear" w:color="auto" w:fill="F0FDF4"/>
+            <w:tcMar>
+              <w:top w:w="70" w:type="dxa"/>
+              <w:left w:w="80" w:type="dxa"/>
+              <w:bottom w:w="70" w:type="dxa"/>
+              <w:right w:w="80" w:type="dxa"/>
+            </w:tcMar>
+          </w:tcPr>
+          <w:p>
+            <w:pPr>
+              <w:jc w:val="center"/>
+            </w:pPr>
+            <w:r>
+              <w:rPr>
+                <w:b/>
+                <w:bCs/>
+                <w:color w:val="166534"/>
+                <w:sz w:val="18"/>
+                <w:szCs w:val="18"/>
+              </w:rPr>
+              <w:t>✓</w:t>
+            </w:r>
+          </w:p>
+        </w:tc>
+        <w:tc>
+          <w:tcPr>
+            <w:tcW w:w="2800" w:type="dxa"/>
+            <w:tcBorders>
+              <w:top w:val="single" w:sz="1" w:space="0" w:color="E2E8F0"/>
+              <w:left w:val="single" w:sz="1" w:space="0" w:color="E2E8F0"/>
+              <w:bottom w:val="single" w:sz="1" w:space="0" w:color="E2E8F0"/>
+              <w:right w:val="single" w:sz="1" w:space="0" w:color="E2E8F0"/>
+            </w:tcBorders>
+            <w:tcMar>
+              <w:top w:w="70" w:type="dxa"/>
+              <w:left w:w="140" w:type="dxa"/>
+              <w:bottom w:w="70" w:type="dxa"/>
+              <w:right w:w="140" w:type="dxa"/>
+            </w:tcMar>
+          </w:tcPr>
+          <w:p>
             <w:r>
               <w:rPr>
                 <w:color w:val="64748B"/>
                 <w:sz w:val="17"/>
                 <w:szCs w:val="17"/>
               </w:rPr>
-              <w:t>-600 / red-400</w:t>
-            </w:r>
-          </w:p>
-        </w:tc>
-        <w:tc>
-          <w:tcPr>
-            <w:tcW w:w="600" w:type="dxa"/>
-            <w:tcBorders>
-              <w:top w:val="single" w:sz="1" w:space="0" w:color="E2E8F0"/>
-              <w:left w:val="single" w:sz="1" w:space="0" w:color="E2E8F0"/>
-              <w:bottom w:val="single" w:sz="1" w:space="0" w:color="E2E8F0"/>
-              <w:right w:val="single" w:sz="1" w:space="0" w:color="E2E8F0"/>
-            </w:tcBorders>
-            <w:shd w:val="clear" w:color="auto" w:fill="F0FDF4"/>
-            <w:tcMar>
-              <w:top w:w="70" w:type="dxa"/>
-              <w:left w:w="80" w:type="dxa"/>
-              <w:bottom w:w="70" w:type="dxa"/>
-              <w:right w:w="80" w:type="dxa"/>
-            </w:tcMar>
-          </w:tcPr>
-          <w:p>
-            <w:pPr>
-              <w:jc w:val="center"/>
-            </w:pPr>
-            <w:r>
-              <w:rPr>
-                <w:b/>
-                <w:bCs/>
-                <w:color w:val="166534"/>
-                <w:sz w:val="18"/>
-                <w:szCs w:val="18"/>
-              </w:rPr>
-              <w:t>✓</w:t>
-            </w:r>
-          </w:p>
-        </w:tc>
-        <w:tc>
-          <w:tcPr>
-            <w:tcW w:w="2800" w:type="dxa"/>
-            <w:tcBorders>
-              <w:top w:val="single" w:sz="1" w:space="0" w:color="E2E8F0"/>
-              <w:left w:val="single" w:sz="1" w:space="0" w:color="E2E8F0"/>
-              <w:bottom w:val="single" w:sz="1" w:space="0" w:color="E2E8F0"/>
-              <w:right w:val="single" w:sz="1" w:space="0" w:color="E2E8F0"/>
-            </w:tcBorders>
-            <w:tcMar>
-              <w:top w:w="70" w:type="dxa"/>
-              <w:left w:w="140" w:type="dxa"/>
-              <w:bottom w:w="70" w:type="dxa"/>
-              <w:right w:w="140" w:type="dxa"/>
-            </w:tcMar>
-          </w:tcPr>
-          <w:p>
-            <w:r>
-              <w:rPr>
-                <w:color w:val="64748B"/>
-                <w:sz w:val="17"/>
-                <w:szCs w:val="17"/>
-              </w:rPr>
               <w:t>Hata, silme, tehlikeli aksiyon.</w:t>
             </w:r>
           </w:p>
         </w:tc>
       </w:tr>
       <w:tr>
-        <w:tblPrEx>
-          <w:tblCellMar>
-            <w:top w:w="0" w:type="dxa"/>
-            <w:bottom w:w="0" w:type="dxa"/>
-          </w:tblCellMar>
-        </w:tblPrEx>
         <w:tc>
           <w:tcPr>
             <w:tcW w:w="600" w:type="dxa"/>
@@ -1751,8 +1168,6 @@
             </w:tcMar>
           </w:tcPr>
           <w:p>
-            <w:proofErr w:type="spellStart"/>
-            <w:proofErr w:type="gramStart"/>
             <w:r>
               <w:rPr>
                 <w:b/>
@@ -1763,8 +1178,6 @@
               </w:rPr>
               <w:t>success</w:t>
             </w:r>
-            <w:proofErr w:type="spellEnd"/>
-            <w:proofErr w:type="gramEnd"/>
           </w:p>
         </w:tc>
         <w:tc>
@@ -1840,94 +1253,78 @@
             </w:tcMar>
           </w:tcPr>
           <w:p>
-            <w:proofErr w:type="gramStart"/>
             <w:r>
               <w:rPr>
                 <w:color w:val="64748B"/>
                 <w:sz w:val="17"/>
                 <w:szCs w:val="17"/>
               </w:rPr>
-              <w:t>emerald</w:t>
-            </w:r>
-            <w:proofErr w:type="gramEnd"/>
+              <w:t>emerald-600 / emerald-400</w:t>
+            </w:r>
+          </w:p>
+        </w:tc>
+        <w:tc>
+          <w:tcPr>
+            <w:tcW w:w="600" w:type="dxa"/>
+            <w:tcBorders>
+              <w:top w:val="single" w:sz="1" w:space="0" w:color="E2E8F0"/>
+              <w:left w:val="single" w:sz="1" w:space="0" w:color="E2E8F0"/>
+              <w:bottom w:val="single" w:sz="1" w:space="0" w:color="E2E8F0"/>
+              <w:right w:val="single" w:sz="1" w:space="0" w:color="E2E8F0"/>
+            </w:tcBorders>
+            <w:shd w:val="clear" w:color="auto" w:fill="F0FDF4"/>
+            <w:tcMar>
+              <w:top w:w="70" w:type="dxa"/>
+              <w:left w:w="80" w:type="dxa"/>
+              <w:bottom w:w="70" w:type="dxa"/>
+              <w:right w:w="80" w:type="dxa"/>
+            </w:tcMar>
+          </w:tcPr>
+          <w:p>
+            <w:pPr>
+              <w:jc w:val="center"/>
+            </w:pPr>
+            <w:r>
+              <w:rPr>
+                <w:b/>
+                <w:bCs/>
+                <w:color w:val="166534"/>
+                <w:sz w:val="18"/>
+                <w:szCs w:val="18"/>
+              </w:rPr>
+              <w:t>✓</w:t>
+            </w:r>
+          </w:p>
+        </w:tc>
+        <w:tc>
+          <w:tcPr>
+            <w:tcW w:w="2800" w:type="dxa"/>
+            <w:tcBorders>
+              <w:top w:val="single" w:sz="1" w:space="0" w:color="E2E8F0"/>
+              <w:left w:val="single" w:sz="1" w:space="0" w:color="E2E8F0"/>
+              <w:bottom w:val="single" w:sz="1" w:space="0" w:color="E2E8F0"/>
+              <w:right w:val="single" w:sz="1" w:space="0" w:color="E2E8F0"/>
+            </w:tcBorders>
+            <w:tcMar>
+              <w:top w:w="70" w:type="dxa"/>
+              <w:left w:w="140" w:type="dxa"/>
+              <w:bottom w:w="70" w:type="dxa"/>
+              <w:right w:w="140" w:type="dxa"/>
+            </w:tcMar>
+          </w:tcPr>
+          <w:p>
             <w:r>
               <w:rPr>
                 <w:color w:val="64748B"/>
                 <w:sz w:val="17"/>
                 <w:szCs w:val="17"/>
               </w:rPr>
-              <w:t>-600 / emerald-400</w:t>
-            </w:r>
-          </w:p>
-        </w:tc>
-        <w:tc>
-          <w:tcPr>
-            <w:tcW w:w="600" w:type="dxa"/>
-            <w:tcBorders>
-              <w:top w:val="single" w:sz="1" w:space="0" w:color="E2E8F0"/>
-              <w:left w:val="single" w:sz="1" w:space="0" w:color="E2E8F0"/>
-              <w:bottom w:val="single" w:sz="1" w:space="0" w:color="E2E8F0"/>
-              <w:right w:val="single" w:sz="1" w:space="0" w:color="E2E8F0"/>
-            </w:tcBorders>
-            <w:shd w:val="clear" w:color="auto" w:fill="F0FDF4"/>
-            <w:tcMar>
-              <w:top w:w="70" w:type="dxa"/>
-              <w:left w:w="80" w:type="dxa"/>
-              <w:bottom w:w="70" w:type="dxa"/>
-              <w:right w:w="80" w:type="dxa"/>
-            </w:tcMar>
-          </w:tcPr>
-          <w:p>
-            <w:pPr>
-              <w:jc w:val="center"/>
-            </w:pPr>
-            <w:r>
-              <w:rPr>
-                <w:b/>
-                <w:bCs/>
-                <w:color w:val="166534"/>
-                <w:sz w:val="18"/>
-                <w:szCs w:val="18"/>
-              </w:rPr>
-              <w:t>✓</w:t>
-            </w:r>
-          </w:p>
-        </w:tc>
-        <w:tc>
-          <w:tcPr>
-            <w:tcW w:w="2800" w:type="dxa"/>
-            <w:tcBorders>
-              <w:top w:val="single" w:sz="1" w:space="0" w:color="E2E8F0"/>
-              <w:left w:val="single" w:sz="1" w:space="0" w:color="E2E8F0"/>
-              <w:bottom w:val="single" w:sz="1" w:space="0" w:color="E2E8F0"/>
-              <w:right w:val="single" w:sz="1" w:space="0" w:color="E2E8F0"/>
-            </w:tcBorders>
-            <w:tcMar>
-              <w:top w:w="70" w:type="dxa"/>
-              <w:left w:w="140" w:type="dxa"/>
-              <w:bottom w:w="70" w:type="dxa"/>
-              <w:right w:w="140" w:type="dxa"/>
-            </w:tcMar>
-          </w:tcPr>
-          <w:p>
-            <w:r>
-              <w:rPr>
-                <w:color w:val="64748B"/>
-                <w:sz w:val="17"/>
-                <w:szCs w:val="17"/>
-              </w:rPr>
               <w:t>Başarı durumu bildirimleri.</w:t>
             </w:r>
           </w:p>
         </w:tc>
       </w:tr>
       <w:tr>
-        <w:tblPrEx>
-          <w:tblCellMar>
-            <w:top w:w="0" w:type="dxa"/>
-            <w:bottom w:w="0" w:type="dxa"/>
-          </w:tblCellMar>
-        </w:tblPrEx>
         <w:tc>
           <w:tcPr>
             <w:tcW w:w="600" w:type="dxa"/>
@@ -1983,8 +1380,6 @@
             </w:tcMar>
           </w:tcPr>
           <w:p>
-            <w:proofErr w:type="spellStart"/>
-            <w:proofErr w:type="gramStart"/>
             <w:r>
               <w:rPr>
                 <w:b/>
@@ -1995,8 +1390,6 @@
               </w:rPr>
               <w:t>warning</w:t>
             </w:r>
-            <w:proofErr w:type="spellEnd"/>
-            <w:proofErr w:type="gramEnd"/>
           </w:p>
         </w:tc>
         <w:tc>
@@ -2072,23 +1465,13 @@
             </w:tcMar>
           </w:tcPr>
           <w:p>
-            <w:proofErr w:type="gramStart"/>
             <w:r>
               <w:rPr>
                 <w:color w:val="64748B"/>
                 <w:sz w:val="17"/>
                 <w:szCs w:val="17"/>
               </w:rPr>
-              <w:t>amber</w:t>
-            </w:r>
-            <w:proofErr w:type="gramEnd"/>
-            <w:r>
-              <w:rPr>
-                <w:color w:val="64748B"/>
-                <w:sz w:val="17"/>
-                <w:szCs w:val="17"/>
-              </w:rPr>
-              <w:t>-600 / amber-400</w:t>
+              <w:t>amber-600 / amber-400</w:t>
             </w:r>
           </w:p>
         </w:tc>
@@ -2208,12 +1591,6 @@
         <w:gridCol w:w="2718"/>
       </w:tblGrid>
       <w:tr>
-        <w:tblPrEx>
-          <w:tblCellMar>
-            <w:top w:w="0" w:type="dxa"/>
-            <w:bottom w:w="0" w:type="dxa"/>
-          </w:tblCellMar>
-        </w:tblPrEx>
         <w:trPr>
           <w:tblHeader/>
         </w:trPr>
@@ -2235,7 +1612,6 @@
             </w:tcMar>
           </w:tcPr>
           <w:p>
-            <w:proofErr w:type="spellStart"/>
             <w:r>
               <w:rPr>
                 <w:b/>
@@ -2246,7 +1622,6 @@
               </w:rPr>
               <w:t>Light</w:t>
             </w:r>
-            <w:proofErr w:type="spellEnd"/>
           </w:p>
         </w:tc>
         <w:tc>
@@ -2297,7 +1672,6 @@
             </w:tcMar>
           </w:tcPr>
           <w:p>
-            <w:proofErr w:type="spellStart"/>
             <w:r>
               <w:rPr>
                 <w:b/>
@@ -2308,7 +1682,6 @@
               </w:rPr>
               <w:t>Token</w:t>
             </w:r>
-            <w:proofErr w:type="spellEnd"/>
           </w:p>
         </w:tc>
         <w:tc>
@@ -2329,7 +1702,6 @@
             </w:tcMar>
           </w:tcPr>
           <w:p>
-            <w:proofErr w:type="spellStart"/>
             <w:r>
               <w:rPr>
                 <w:b/>
@@ -2338,9 +1710,28 @@
                 <w:sz w:val="18"/>
                 <w:szCs w:val="18"/>
               </w:rPr>
-              <w:t>Light</w:t>
-            </w:r>
-            <w:proofErr w:type="spellEnd"/>
+              <w:t>Light hex</w:t>
+            </w:r>
+          </w:p>
+        </w:tc>
+        <w:tc>
+          <w:tcPr>
+            <w:tcW w:w="1400" w:type="dxa"/>
+            <w:tcBorders>
+              <w:top w:val="single" w:sz="1" w:space="0" w:color="E2E8F0"/>
+              <w:left w:val="single" w:sz="1" w:space="0" w:color="E2E8F0"/>
+              <w:bottom w:val="single" w:sz="1" w:space="0" w:color="E2E8F0"/>
+              <w:right w:val="single" w:sz="1" w:space="0" w:color="E2E8F0"/>
+            </w:tcBorders>
+            <w:shd w:val="clear" w:color="auto" w:fill="1E293B"/>
+            <w:tcMar>
+              <w:top w:w="80" w:type="dxa"/>
+              <w:left w:w="140" w:type="dxa"/>
+              <w:bottom w:w="80" w:type="dxa"/>
+              <w:right w:w="140" w:type="dxa"/>
+            </w:tcMar>
+          </w:tcPr>
+          <w:p>
             <w:r>
               <w:rPr>
                 <w:b/>
@@ -2349,9 +1740,28 @@
                 <w:sz w:val="18"/>
                 <w:szCs w:val="18"/>
               </w:rPr>
-              <w:t xml:space="preserve"> </w:t>
-            </w:r>
-            <w:proofErr w:type="spellStart"/>
+              <w:t>Dark hex</w:t>
+            </w:r>
+          </w:p>
+        </w:tc>
+        <w:tc>
+          <w:tcPr>
+            <w:tcW w:w="1600" w:type="dxa"/>
+            <w:tcBorders>
+              <w:top w:val="single" w:sz="1" w:space="0" w:color="E2E8F0"/>
+              <w:left w:val="single" w:sz="1" w:space="0" w:color="E2E8F0"/>
+              <w:bottom w:val="single" w:sz="1" w:space="0" w:color="E2E8F0"/>
+              <w:right w:val="single" w:sz="1" w:space="0" w:color="E2E8F0"/>
+            </w:tcBorders>
+            <w:shd w:val="clear" w:color="auto" w:fill="1E293B"/>
+            <w:tcMar>
+              <w:top w:w="80" w:type="dxa"/>
+              <w:left w:w="140" w:type="dxa"/>
+              <w:bottom w:w="80" w:type="dxa"/>
+              <w:right w:w="140" w:type="dxa"/>
+            </w:tcMar>
+          </w:tcPr>
+          <w:p>
             <w:r>
               <w:rPr>
                 <w:b/>
@@ -2360,14 +1770,32 @@
                 <w:sz w:val="18"/>
                 <w:szCs w:val="18"/>
               </w:rPr>
-              <w:t>hex</w:t>
-            </w:r>
-            <w:proofErr w:type="spellEnd"/>
-          </w:p>
-        </w:tc>
-        <w:tc>
-          <w:tcPr>
-            <w:tcW w:w="1400" w:type="dxa"/>
+              <w:t>Tailwind</w:t>
+            </w:r>
+          </w:p>
+        </w:tc>
+        <w:tc>
+          <w:tcPr>
+            <w:tcW w:w="600" w:type="dxa"/>
+            <w:tcBorders>
+              <w:top w:val="single" w:sz="1" w:space="0" w:color="E2E8F0"/>
+              <w:left w:val="single" w:sz="1" w:space="0" w:color="E2E8F0"/>
+              <w:bottom w:val="single" w:sz="1" w:space="0" w:color="E2E8F0"/>
+              <w:right w:val="single" w:sz="1" w:space="0" w:color="E2E8F0"/>
+            </w:tcBorders>
+            <w:shd w:val="clear" w:color="auto" w:fill="1E293B"/>
+            <w:tcMar>
+              <w:top w:w="80" w:type="dxa"/>
+              <w:left w:w="140" w:type="dxa"/>
+              <w:bottom w:w="80" w:type="dxa"/>
+              <w:right w:w="140" w:type="dxa"/>
+            </w:tcMar>
+          </w:tcPr>
+          <w:p/>
+        </w:tc>
+        <w:tc>
+          <w:tcPr>
+            <w:tcW w:w="2800" w:type="dxa"/>
             <w:tcBorders>
               <w:top w:val="single" w:sz="1" w:space="0" w:color="E2E8F0"/>
               <w:left w:val="single" w:sz="1" w:space="0" w:color="E2E8F0"/>
@@ -2391,111 +1819,12 @@
                 <w:sz w:val="18"/>
                 <w:szCs w:val="18"/>
               </w:rPr>
-              <w:t xml:space="preserve">Dark </w:t>
-            </w:r>
-            <w:proofErr w:type="spellStart"/>
-            <w:r>
-              <w:rPr>
-                <w:b/>
-                <w:bCs/>
-                <w:color w:val="FFFFFF"/>
-                <w:sz w:val="18"/>
-                <w:szCs w:val="18"/>
-              </w:rPr>
-              <w:t>hex</w:t>
-            </w:r>
-            <w:proofErr w:type="spellEnd"/>
-          </w:p>
-        </w:tc>
-        <w:tc>
-          <w:tcPr>
-            <w:tcW w:w="1600" w:type="dxa"/>
-            <w:tcBorders>
-              <w:top w:val="single" w:sz="1" w:space="0" w:color="E2E8F0"/>
-              <w:left w:val="single" w:sz="1" w:space="0" w:color="E2E8F0"/>
-              <w:bottom w:val="single" w:sz="1" w:space="0" w:color="E2E8F0"/>
-              <w:right w:val="single" w:sz="1" w:space="0" w:color="E2E8F0"/>
-            </w:tcBorders>
-            <w:shd w:val="clear" w:color="auto" w:fill="1E293B"/>
-            <w:tcMar>
-              <w:top w:w="80" w:type="dxa"/>
-              <w:left w:w="140" w:type="dxa"/>
-              <w:bottom w:w="80" w:type="dxa"/>
-              <w:right w:w="140" w:type="dxa"/>
-            </w:tcMar>
-          </w:tcPr>
-          <w:p>
-            <w:proofErr w:type="spellStart"/>
-            <w:r>
-              <w:rPr>
-                <w:b/>
-                <w:bCs/>
-                <w:color w:val="FFFFFF"/>
-                <w:sz w:val="18"/>
-                <w:szCs w:val="18"/>
-              </w:rPr>
-              <w:t>Tailwind</w:t>
-            </w:r>
-            <w:proofErr w:type="spellEnd"/>
-          </w:p>
-        </w:tc>
-        <w:tc>
-          <w:tcPr>
-            <w:tcW w:w="600" w:type="dxa"/>
-            <w:tcBorders>
-              <w:top w:val="single" w:sz="1" w:space="0" w:color="E2E8F0"/>
-              <w:left w:val="single" w:sz="1" w:space="0" w:color="E2E8F0"/>
-              <w:bottom w:val="single" w:sz="1" w:space="0" w:color="E2E8F0"/>
-              <w:right w:val="single" w:sz="1" w:space="0" w:color="E2E8F0"/>
-            </w:tcBorders>
-            <w:shd w:val="clear" w:color="auto" w:fill="1E293B"/>
-            <w:tcMar>
-              <w:top w:w="80" w:type="dxa"/>
-              <w:left w:w="140" w:type="dxa"/>
-              <w:bottom w:w="80" w:type="dxa"/>
-              <w:right w:w="140" w:type="dxa"/>
-            </w:tcMar>
-          </w:tcPr>
-          <w:p/>
-        </w:tc>
-        <w:tc>
-          <w:tcPr>
-            <w:tcW w:w="2800" w:type="dxa"/>
-            <w:tcBorders>
-              <w:top w:val="single" w:sz="1" w:space="0" w:color="E2E8F0"/>
-              <w:left w:val="single" w:sz="1" w:space="0" w:color="E2E8F0"/>
-              <w:bottom w:val="single" w:sz="1" w:space="0" w:color="E2E8F0"/>
-              <w:right w:val="single" w:sz="1" w:space="0" w:color="E2E8F0"/>
-            </w:tcBorders>
-            <w:shd w:val="clear" w:color="auto" w:fill="1E293B"/>
-            <w:tcMar>
-              <w:top w:w="80" w:type="dxa"/>
-              <w:left w:w="140" w:type="dxa"/>
-              <w:bottom w:w="80" w:type="dxa"/>
-              <w:right w:w="140" w:type="dxa"/>
-            </w:tcMar>
-          </w:tcPr>
-          <w:p>
-            <w:r>
-              <w:rPr>
-                <w:b/>
-                <w:bCs/>
-                <w:color w:val="FFFFFF"/>
-                <w:sz w:val="18"/>
-                <w:szCs w:val="18"/>
-              </w:rPr>
               <w:t>Kullanım amacı</w:t>
             </w:r>
           </w:p>
         </w:tc>
       </w:tr>
       <w:tr>
-        <w:tblPrEx>
-          <w:tblCellMar>
-            <w:top w:w="0" w:type="dxa"/>
-            <w:bottom w:w="0" w:type="dxa"/>
-          </w:tblCellMar>
-        </w:tblPrEx>
         <w:tc>
           <w:tcPr>
             <w:tcW w:w="600" w:type="dxa"/>
@@ -2551,8 +1880,6 @@
             </w:tcMar>
           </w:tcPr>
           <w:p>
-            <w:proofErr w:type="spellStart"/>
-            <w:proofErr w:type="gramStart"/>
             <w:r>
               <w:rPr>
                 <w:b/>
@@ -2561,20 +1888,8 @@
                 <w:sz w:val="18"/>
                 <w:szCs w:val="18"/>
               </w:rPr>
-              <w:t>surface</w:t>
-            </w:r>
-            <w:proofErr w:type="gramEnd"/>
-            <w:r>
-              <w:rPr>
-                <w:b/>
-                <w:bCs/>
-                <w:color w:val="1E293B"/>
-                <w:sz w:val="18"/>
-                <w:szCs w:val="18"/>
-              </w:rPr>
-              <w:t>-app</w:t>
-            </w:r>
-            <w:proofErr w:type="spellEnd"/>
+              <w:t>surface-app</w:t>
+            </w:r>
           </w:p>
         </w:tc>
         <w:tc>
@@ -2650,94 +1965,78 @@
             </w:tcMar>
           </w:tcPr>
           <w:p>
-            <w:proofErr w:type="gramStart"/>
             <w:r>
               <w:rPr>
                 <w:color w:val="64748B"/>
                 <w:sz w:val="17"/>
                 <w:szCs w:val="17"/>
               </w:rPr>
-              <w:t>slate</w:t>
-            </w:r>
-            <w:proofErr w:type="gramEnd"/>
+              <w:t>slate-100 / slate-900</w:t>
+            </w:r>
+          </w:p>
+        </w:tc>
+        <w:tc>
+          <w:tcPr>
+            <w:tcW w:w="600" w:type="dxa"/>
+            <w:tcBorders>
+              <w:top w:val="single" w:sz="1" w:space="0" w:color="E2E8F0"/>
+              <w:left w:val="single" w:sz="1" w:space="0" w:color="E2E8F0"/>
+              <w:bottom w:val="single" w:sz="1" w:space="0" w:color="E2E8F0"/>
+              <w:right w:val="single" w:sz="1" w:space="0" w:color="E2E8F0"/>
+            </w:tcBorders>
+            <w:shd w:val="clear" w:color="auto" w:fill="FEF9C3"/>
+            <w:tcMar>
+              <w:top w:w="70" w:type="dxa"/>
+              <w:left w:w="80" w:type="dxa"/>
+              <w:bottom w:w="70" w:type="dxa"/>
+              <w:right w:w="80" w:type="dxa"/>
+            </w:tcMar>
+          </w:tcPr>
+          <w:p>
+            <w:pPr>
+              <w:jc w:val="center"/>
+            </w:pPr>
+            <w:r>
+              <w:rPr>
+                <w:b/>
+                <w:bCs/>
+                <w:color w:val="92400E"/>
+                <w:sz w:val="18"/>
+                <w:szCs w:val="18"/>
+              </w:rPr>
+              <w:t>↑</w:t>
+            </w:r>
+          </w:p>
+        </w:tc>
+        <w:tc>
+          <w:tcPr>
+            <w:tcW w:w="2800" w:type="dxa"/>
+            <w:tcBorders>
+              <w:top w:val="single" w:sz="1" w:space="0" w:color="E2E8F0"/>
+              <w:left w:val="single" w:sz="1" w:space="0" w:color="E2E8F0"/>
+              <w:bottom w:val="single" w:sz="1" w:space="0" w:color="E2E8F0"/>
+              <w:right w:val="single" w:sz="1" w:space="0" w:color="E2E8F0"/>
+            </w:tcBorders>
+            <w:tcMar>
+              <w:top w:w="70" w:type="dxa"/>
+              <w:left w:w="140" w:type="dxa"/>
+              <w:bottom w:w="70" w:type="dxa"/>
+              <w:right w:w="140" w:type="dxa"/>
+            </w:tcMar>
+          </w:tcPr>
+          <w:p>
             <w:r>
               <w:rPr>
                 <w:color w:val="64748B"/>
                 <w:sz w:val="17"/>
                 <w:szCs w:val="17"/>
               </w:rPr>
-              <w:t>-100 / slate-900</w:t>
-            </w:r>
-          </w:p>
-        </w:tc>
-        <w:tc>
-          <w:tcPr>
-            <w:tcW w:w="600" w:type="dxa"/>
-            <w:tcBorders>
-              <w:top w:val="single" w:sz="1" w:space="0" w:color="E2E8F0"/>
-              <w:left w:val="single" w:sz="1" w:space="0" w:color="E2E8F0"/>
-              <w:bottom w:val="single" w:sz="1" w:space="0" w:color="E2E8F0"/>
-              <w:right w:val="single" w:sz="1" w:space="0" w:color="E2E8F0"/>
-            </w:tcBorders>
-            <w:shd w:val="clear" w:color="auto" w:fill="FEF9C3"/>
-            <w:tcMar>
-              <w:top w:w="70" w:type="dxa"/>
-              <w:left w:w="80" w:type="dxa"/>
-              <w:bottom w:w="70" w:type="dxa"/>
-              <w:right w:w="80" w:type="dxa"/>
-            </w:tcMar>
-          </w:tcPr>
-          <w:p>
-            <w:pPr>
-              <w:jc w:val="center"/>
-            </w:pPr>
-            <w:r>
-              <w:rPr>
-                <w:b/>
-                <w:bCs/>
-                <w:color w:val="92400E"/>
-                <w:sz w:val="18"/>
-                <w:szCs w:val="18"/>
-              </w:rPr>
-              <w:t>↑</w:t>
-            </w:r>
-          </w:p>
-        </w:tc>
-        <w:tc>
-          <w:tcPr>
-            <w:tcW w:w="2800" w:type="dxa"/>
-            <w:tcBorders>
-              <w:top w:val="single" w:sz="1" w:space="0" w:color="E2E8F0"/>
-              <w:left w:val="single" w:sz="1" w:space="0" w:color="E2E8F0"/>
-              <w:bottom w:val="single" w:sz="1" w:space="0" w:color="E2E8F0"/>
-              <w:right w:val="single" w:sz="1" w:space="0" w:color="E2E8F0"/>
-            </w:tcBorders>
-            <w:tcMar>
-              <w:top w:w="70" w:type="dxa"/>
-              <w:left w:w="140" w:type="dxa"/>
-              <w:bottom w:w="70" w:type="dxa"/>
-              <w:right w:w="140" w:type="dxa"/>
-            </w:tcMar>
-          </w:tcPr>
-          <w:p>
-            <w:r>
-              <w:rPr>
-                <w:color w:val="64748B"/>
-                <w:sz w:val="17"/>
-                <w:szCs w:val="17"/>
-              </w:rPr>
               <w:t>Uygulama genel arka planı. En dış katman.</w:t>
             </w:r>
           </w:p>
         </w:tc>
       </w:tr>
       <w:tr>
-        <w:tblPrEx>
-          <w:tblCellMar>
-            <w:top w:w="0" w:type="dxa"/>
-            <w:bottom w:w="0" w:type="dxa"/>
-          </w:tblCellMar>
-        </w:tblPrEx>
         <w:tc>
           <w:tcPr>
             <w:tcW w:w="600" w:type="dxa"/>
@@ -2793,8 +2092,6 @@
             </w:tcMar>
           </w:tcPr>
           <w:p>
-            <w:proofErr w:type="spellStart"/>
-            <w:proofErr w:type="gramStart"/>
             <w:r>
               <w:rPr>
                 <w:b/>
@@ -2803,19 +2100,7 @@
                 <w:sz w:val="18"/>
                 <w:szCs w:val="18"/>
               </w:rPr>
-              <w:t>surface</w:t>
-            </w:r>
-            <w:proofErr w:type="spellEnd"/>
-            <w:proofErr w:type="gramEnd"/>
-            <w:r>
-              <w:rPr>
-                <w:b/>
-                <w:bCs/>
-                <w:color w:val="1E293B"/>
-                <w:sz w:val="18"/>
-                <w:szCs w:val="18"/>
-              </w:rPr>
-              <w:t>-panel</w:t>
+              <w:t>surface-panel</w:t>
             </w:r>
           </w:p>
         </w:tc>
@@ -2892,96 +2177,78 @@
             </w:tcMar>
           </w:tcPr>
           <w:p>
-            <w:proofErr w:type="spellStart"/>
-            <w:proofErr w:type="gramStart"/>
             <w:r>
               <w:rPr>
                 <w:color w:val="64748B"/>
                 <w:sz w:val="17"/>
                 <w:szCs w:val="17"/>
               </w:rPr>
-              <w:t>white</w:t>
-            </w:r>
-            <w:proofErr w:type="spellEnd"/>
-            <w:proofErr w:type="gramEnd"/>
+              <w:t>white / slate-800</w:t>
+            </w:r>
+          </w:p>
+        </w:tc>
+        <w:tc>
+          <w:tcPr>
+            <w:tcW w:w="600" w:type="dxa"/>
+            <w:tcBorders>
+              <w:top w:val="single" w:sz="1" w:space="0" w:color="E2E8F0"/>
+              <w:left w:val="single" w:sz="1" w:space="0" w:color="E2E8F0"/>
+              <w:bottom w:val="single" w:sz="1" w:space="0" w:color="E2E8F0"/>
+              <w:right w:val="single" w:sz="1" w:space="0" w:color="E2E8F0"/>
+            </w:tcBorders>
+            <w:shd w:val="clear" w:color="auto" w:fill="F0FDF4"/>
+            <w:tcMar>
+              <w:top w:w="70" w:type="dxa"/>
+              <w:left w:w="80" w:type="dxa"/>
+              <w:bottom w:w="70" w:type="dxa"/>
+              <w:right w:w="80" w:type="dxa"/>
+            </w:tcMar>
+          </w:tcPr>
+          <w:p>
+            <w:pPr>
+              <w:jc w:val="center"/>
+            </w:pPr>
+            <w:r>
+              <w:rPr>
+                <w:b/>
+                <w:bCs/>
+                <w:color w:val="166534"/>
+                <w:sz w:val="18"/>
+                <w:szCs w:val="18"/>
+              </w:rPr>
+              <w:t>✓</w:t>
+            </w:r>
+          </w:p>
+        </w:tc>
+        <w:tc>
+          <w:tcPr>
+            <w:tcW w:w="2800" w:type="dxa"/>
+            <w:tcBorders>
+              <w:top w:val="single" w:sz="1" w:space="0" w:color="E2E8F0"/>
+              <w:left w:val="single" w:sz="1" w:space="0" w:color="E2E8F0"/>
+              <w:bottom w:val="single" w:sz="1" w:space="0" w:color="E2E8F0"/>
+              <w:right w:val="single" w:sz="1" w:space="0" w:color="E2E8F0"/>
+            </w:tcBorders>
+            <w:tcMar>
+              <w:top w:w="70" w:type="dxa"/>
+              <w:left w:w="140" w:type="dxa"/>
+              <w:bottom w:w="70" w:type="dxa"/>
+              <w:right w:w="140" w:type="dxa"/>
+            </w:tcMar>
+          </w:tcPr>
+          <w:p>
             <w:r>
               <w:rPr>
                 <w:color w:val="64748B"/>
                 <w:sz w:val="17"/>
                 <w:szCs w:val="17"/>
               </w:rPr>
-              <w:t xml:space="preserve"> / slate-800</w:t>
-            </w:r>
-          </w:p>
-        </w:tc>
-        <w:tc>
-          <w:tcPr>
-            <w:tcW w:w="600" w:type="dxa"/>
-            <w:tcBorders>
-              <w:top w:val="single" w:sz="1" w:space="0" w:color="E2E8F0"/>
-              <w:left w:val="single" w:sz="1" w:space="0" w:color="E2E8F0"/>
-              <w:bottom w:val="single" w:sz="1" w:space="0" w:color="E2E8F0"/>
-              <w:right w:val="single" w:sz="1" w:space="0" w:color="E2E8F0"/>
-            </w:tcBorders>
-            <w:shd w:val="clear" w:color="auto" w:fill="F0FDF4"/>
-            <w:tcMar>
-              <w:top w:w="70" w:type="dxa"/>
-              <w:left w:w="80" w:type="dxa"/>
-              <w:bottom w:w="70" w:type="dxa"/>
-              <w:right w:w="80" w:type="dxa"/>
-            </w:tcMar>
-          </w:tcPr>
-          <w:p>
-            <w:pPr>
-              <w:jc w:val="center"/>
-            </w:pPr>
-            <w:r>
-              <w:rPr>
-                <w:b/>
-                <w:bCs/>
-                <w:color w:val="166534"/>
-                <w:sz w:val="18"/>
-                <w:szCs w:val="18"/>
-              </w:rPr>
-              <w:t>✓</w:t>
-            </w:r>
-          </w:p>
-        </w:tc>
-        <w:tc>
-          <w:tcPr>
-            <w:tcW w:w="2800" w:type="dxa"/>
-            <w:tcBorders>
-              <w:top w:val="single" w:sz="1" w:space="0" w:color="E2E8F0"/>
-              <w:left w:val="single" w:sz="1" w:space="0" w:color="E2E8F0"/>
-              <w:bottom w:val="single" w:sz="1" w:space="0" w:color="E2E8F0"/>
-              <w:right w:val="single" w:sz="1" w:space="0" w:color="E2E8F0"/>
-            </w:tcBorders>
-            <w:tcMar>
-              <w:top w:w="70" w:type="dxa"/>
-              <w:left w:w="140" w:type="dxa"/>
-              <w:bottom w:w="70" w:type="dxa"/>
-              <w:right w:w="140" w:type="dxa"/>
-            </w:tcMar>
-          </w:tcPr>
-          <w:p>
-            <w:r>
-              <w:rPr>
-                <w:color w:val="64748B"/>
-                <w:sz w:val="17"/>
-                <w:szCs w:val="17"/>
-              </w:rPr>
               <w:t>Panel, kart, modal zemini.</w:t>
             </w:r>
           </w:p>
         </w:tc>
       </w:tr>
       <w:tr>
-        <w:tblPrEx>
-          <w:tblCellMar>
-            <w:top w:w="0" w:type="dxa"/>
-            <w:bottom w:w="0" w:type="dxa"/>
-          </w:tblCellMar>
-        </w:tblPrEx>
         <w:tc>
           <w:tcPr>
             <w:tcW w:w="600" w:type="dxa"/>
@@ -3037,8 +2304,6 @@
             </w:tcMar>
           </w:tcPr>
           <w:p>
-            <w:proofErr w:type="spellStart"/>
-            <w:proofErr w:type="gramStart"/>
             <w:r>
               <w:rPr>
                 <w:b/>
@@ -3047,20 +2312,8 @@
                 <w:sz w:val="18"/>
                 <w:szCs w:val="18"/>
               </w:rPr>
-              <w:t>surface</w:t>
-            </w:r>
-            <w:proofErr w:type="gramEnd"/>
-            <w:r>
-              <w:rPr>
-                <w:b/>
-                <w:bCs/>
-                <w:color w:val="1E293B"/>
-                <w:sz w:val="18"/>
-                <w:szCs w:val="18"/>
-              </w:rPr>
-              <w:t>-subtle</w:t>
-            </w:r>
-            <w:proofErr w:type="spellEnd"/>
+              <w:t>surface-subtle</w:t>
+            </w:r>
           </w:p>
         </w:tc>
         <w:tc>
@@ -3136,101 +2389,73 @@
             </w:tcMar>
           </w:tcPr>
           <w:p>
-            <w:proofErr w:type="gramStart"/>
             <w:r>
               <w:rPr>
                 <w:color w:val="64748B"/>
                 <w:sz w:val="17"/>
                 <w:szCs w:val="17"/>
               </w:rPr>
-              <w:t>slate</w:t>
-            </w:r>
-            <w:proofErr w:type="gramEnd"/>
+              <w:t>slate-50 / slate-700</w:t>
+            </w:r>
+          </w:p>
+        </w:tc>
+        <w:tc>
+          <w:tcPr>
+            <w:tcW w:w="600" w:type="dxa"/>
+            <w:tcBorders>
+              <w:top w:val="single" w:sz="1" w:space="0" w:color="E2E8F0"/>
+              <w:left w:val="single" w:sz="1" w:space="0" w:color="E2E8F0"/>
+              <w:bottom w:val="single" w:sz="1" w:space="0" w:color="E2E8F0"/>
+              <w:right w:val="single" w:sz="1" w:space="0" w:color="E2E8F0"/>
+            </w:tcBorders>
+            <w:shd w:val="clear" w:color="auto" w:fill="F0FDF4"/>
+            <w:tcMar>
+              <w:top w:w="70" w:type="dxa"/>
+              <w:left w:w="80" w:type="dxa"/>
+              <w:bottom w:w="70" w:type="dxa"/>
+              <w:right w:w="80" w:type="dxa"/>
+            </w:tcMar>
+          </w:tcPr>
+          <w:p>
+            <w:pPr>
+              <w:jc w:val="center"/>
+            </w:pPr>
+            <w:r>
+              <w:rPr>
+                <w:b/>
+                <w:bCs/>
+                <w:color w:val="166534"/>
+                <w:sz w:val="18"/>
+                <w:szCs w:val="18"/>
+              </w:rPr>
+              <w:t>✓</w:t>
+            </w:r>
+          </w:p>
+        </w:tc>
+        <w:tc>
+          <w:tcPr>
+            <w:tcW w:w="2800" w:type="dxa"/>
+            <w:tcBorders>
+              <w:top w:val="single" w:sz="1" w:space="0" w:color="E2E8F0"/>
+              <w:left w:val="single" w:sz="1" w:space="0" w:color="E2E8F0"/>
+              <w:bottom w:val="single" w:sz="1" w:space="0" w:color="E2E8F0"/>
+              <w:right w:val="single" w:sz="1" w:space="0" w:color="E2E8F0"/>
+            </w:tcBorders>
+            <w:tcMar>
+              <w:top w:w="70" w:type="dxa"/>
+              <w:left w:w="140" w:type="dxa"/>
+              <w:bottom w:w="70" w:type="dxa"/>
+              <w:right w:w="140" w:type="dxa"/>
+            </w:tcMar>
+          </w:tcPr>
+          <w:p>
             <w:r>
               <w:rPr>
                 <w:color w:val="64748B"/>
                 <w:sz w:val="17"/>
                 <w:szCs w:val="17"/>
               </w:rPr>
-              <w:t>-50 / slate-700</w:t>
-            </w:r>
-          </w:p>
-        </w:tc>
-        <w:tc>
-          <w:tcPr>
-            <w:tcW w:w="600" w:type="dxa"/>
-            <w:tcBorders>
-              <w:top w:val="single" w:sz="1" w:space="0" w:color="E2E8F0"/>
-              <w:left w:val="single" w:sz="1" w:space="0" w:color="E2E8F0"/>
-              <w:bottom w:val="single" w:sz="1" w:space="0" w:color="E2E8F0"/>
-              <w:right w:val="single" w:sz="1" w:space="0" w:color="E2E8F0"/>
-            </w:tcBorders>
-            <w:shd w:val="clear" w:color="auto" w:fill="F0FDF4"/>
-            <w:tcMar>
-              <w:top w:w="70" w:type="dxa"/>
-              <w:left w:w="80" w:type="dxa"/>
-              <w:bottom w:w="70" w:type="dxa"/>
-              <w:right w:w="80" w:type="dxa"/>
-            </w:tcMar>
-          </w:tcPr>
-          <w:p>
-            <w:pPr>
-              <w:jc w:val="center"/>
-            </w:pPr>
-            <w:r>
-              <w:rPr>
-                <w:b/>
-                <w:bCs/>
-                <w:color w:val="166534"/>
-                <w:sz w:val="18"/>
-                <w:szCs w:val="18"/>
-              </w:rPr>
-              <w:t>✓</w:t>
-            </w:r>
-          </w:p>
-        </w:tc>
-        <w:tc>
-          <w:tcPr>
-            <w:tcW w:w="2800" w:type="dxa"/>
-            <w:tcBorders>
-              <w:top w:val="single" w:sz="1" w:space="0" w:color="E2E8F0"/>
-              <w:left w:val="single" w:sz="1" w:space="0" w:color="E2E8F0"/>
-              <w:bottom w:val="single" w:sz="1" w:space="0" w:color="E2E8F0"/>
-              <w:right w:val="single" w:sz="1" w:space="0" w:color="E2E8F0"/>
-            </w:tcBorders>
-            <w:tcMar>
-              <w:top w:w="70" w:type="dxa"/>
-              <w:left w:w="140" w:type="dxa"/>
-              <w:bottom w:w="70" w:type="dxa"/>
-              <w:right w:w="140" w:type="dxa"/>
-            </w:tcMar>
-          </w:tcPr>
-          <w:p>
-            <w:r>
-              <w:rPr>
-                <w:color w:val="64748B"/>
-                <w:sz w:val="17"/>
-                <w:szCs w:val="17"/>
-              </w:rPr>
-              <w:t xml:space="preserve">Akordiyon başlığı, </w:t>
-            </w:r>
-            <w:proofErr w:type="spellStart"/>
-            <w:r>
-              <w:rPr>
-                <w:color w:val="64748B"/>
-                <w:sz w:val="17"/>
-                <w:szCs w:val="17"/>
-              </w:rPr>
-              <w:t>hover</w:t>
-            </w:r>
-            <w:proofErr w:type="spellEnd"/>
-            <w:r>
-              <w:rPr>
-                <w:color w:val="64748B"/>
-                <w:sz w:val="17"/>
-                <w:szCs w:val="17"/>
-              </w:rPr>
-              <w:t>, alternatif satır zemini.</w:t>
+              <w:t>Akordiyon başlığı, hover, alternatif satır zemini.</w:t>
             </w:r>
           </w:p>
         </w:tc>
@@ -3290,12 +2515,6 @@
         <w:gridCol w:w="2725"/>
       </w:tblGrid>
       <w:tr>
-        <w:tblPrEx>
-          <w:tblCellMar>
-            <w:top w:w="0" w:type="dxa"/>
-            <w:bottom w:w="0" w:type="dxa"/>
-          </w:tblCellMar>
-        </w:tblPrEx>
         <w:trPr>
           <w:tblHeader/>
         </w:trPr>
@@ -3317,7 +2536,6 @@
             </w:tcMar>
           </w:tcPr>
           <w:p>
-            <w:proofErr w:type="spellStart"/>
             <w:r>
               <w:rPr>
                 <w:b/>
@@ -3328,7 +2546,6 @@
               </w:rPr>
               <w:t>Light</w:t>
             </w:r>
-            <w:proofErr w:type="spellEnd"/>
           </w:p>
         </w:tc>
         <w:tc>
@@ -3379,7 +2596,6 @@
             </w:tcMar>
           </w:tcPr>
           <w:p>
-            <w:proofErr w:type="spellStart"/>
             <w:r>
               <w:rPr>
                 <w:b/>
@@ -3390,7 +2606,6 @@
               </w:rPr>
               <w:t>Token</w:t>
             </w:r>
-            <w:proofErr w:type="spellEnd"/>
           </w:p>
         </w:tc>
         <w:tc>
@@ -3411,7 +2626,6 @@
             </w:tcMar>
           </w:tcPr>
           <w:p>
-            <w:proofErr w:type="spellStart"/>
             <w:r>
               <w:rPr>
                 <w:b/>
@@ -3420,9 +2634,28 @@
                 <w:sz w:val="18"/>
                 <w:szCs w:val="18"/>
               </w:rPr>
-              <w:t>Light</w:t>
-            </w:r>
-            <w:proofErr w:type="spellEnd"/>
+              <w:t>Light hex</w:t>
+            </w:r>
+          </w:p>
+        </w:tc>
+        <w:tc>
+          <w:tcPr>
+            <w:tcW w:w="1400" w:type="dxa"/>
+            <w:tcBorders>
+              <w:top w:val="single" w:sz="1" w:space="0" w:color="E2E8F0"/>
+              <w:left w:val="single" w:sz="1" w:space="0" w:color="E2E8F0"/>
+              <w:bottom w:val="single" w:sz="1" w:space="0" w:color="E2E8F0"/>
+              <w:right w:val="single" w:sz="1" w:space="0" w:color="E2E8F0"/>
+            </w:tcBorders>
+            <w:shd w:val="clear" w:color="auto" w:fill="1E293B"/>
+            <w:tcMar>
+              <w:top w:w="80" w:type="dxa"/>
+              <w:left w:w="140" w:type="dxa"/>
+              <w:bottom w:w="80" w:type="dxa"/>
+              <w:right w:w="140" w:type="dxa"/>
+            </w:tcMar>
+          </w:tcPr>
+          <w:p>
             <w:r>
               <w:rPr>
                 <w:b/>
@@ -3431,9 +2664,28 @@
                 <w:sz w:val="18"/>
                 <w:szCs w:val="18"/>
               </w:rPr>
-              <w:t xml:space="preserve"> </w:t>
-            </w:r>
-            <w:proofErr w:type="spellStart"/>
+              <w:t>Dark hex</w:t>
+            </w:r>
+          </w:p>
+        </w:tc>
+        <w:tc>
+          <w:tcPr>
+            <w:tcW w:w="1600" w:type="dxa"/>
+            <w:tcBorders>
+              <w:top w:val="single" w:sz="1" w:space="0" w:color="E2E8F0"/>
+              <w:left w:val="single" w:sz="1" w:space="0" w:color="E2E8F0"/>
+              <w:bottom w:val="single" w:sz="1" w:space="0" w:color="E2E8F0"/>
+              <w:right w:val="single" w:sz="1" w:space="0" w:color="E2E8F0"/>
+            </w:tcBorders>
+            <w:shd w:val="clear" w:color="auto" w:fill="1E293B"/>
+            <w:tcMar>
+              <w:top w:w="80" w:type="dxa"/>
+              <w:left w:w="140" w:type="dxa"/>
+              <w:bottom w:w="80" w:type="dxa"/>
+              <w:right w:w="140" w:type="dxa"/>
+            </w:tcMar>
+          </w:tcPr>
+          <w:p>
             <w:r>
               <w:rPr>
                 <w:b/>
@@ -3442,14 +2694,32 @@
                 <w:sz w:val="18"/>
                 <w:szCs w:val="18"/>
               </w:rPr>
-              <w:t>hex</w:t>
-            </w:r>
-            <w:proofErr w:type="spellEnd"/>
-          </w:p>
-        </w:tc>
-        <w:tc>
-          <w:tcPr>
-            <w:tcW w:w="1400" w:type="dxa"/>
+              <w:t>Tailwind</w:t>
+            </w:r>
+          </w:p>
+        </w:tc>
+        <w:tc>
+          <w:tcPr>
+            <w:tcW w:w="600" w:type="dxa"/>
+            <w:tcBorders>
+              <w:top w:val="single" w:sz="1" w:space="0" w:color="E2E8F0"/>
+              <w:left w:val="single" w:sz="1" w:space="0" w:color="E2E8F0"/>
+              <w:bottom w:val="single" w:sz="1" w:space="0" w:color="E2E8F0"/>
+              <w:right w:val="single" w:sz="1" w:space="0" w:color="E2E8F0"/>
+            </w:tcBorders>
+            <w:shd w:val="clear" w:color="auto" w:fill="1E293B"/>
+            <w:tcMar>
+              <w:top w:w="80" w:type="dxa"/>
+              <w:left w:w="140" w:type="dxa"/>
+              <w:bottom w:w="80" w:type="dxa"/>
+              <w:right w:w="140" w:type="dxa"/>
+            </w:tcMar>
+          </w:tcPr>
+          <w:p/>
+        </w:tc>
+        <w:tc>
+          <w:tcPr>
+            <w:tcW w:w="2800" w:type="dxa"/>
             <w:tcBorders>
               <w:top w:val="single" w:sz="1" w:space="0" w:color="E2E8F0"/>
               <w:left w:val="single" w:sz="1" w:space="0" w:color="E2E8F0"/>
@@ -3473,111 +2743,12 @@
                 <w:sz w:val="18"/>
                 <w:szCs w:val="18"/>
               </w:rPr>
-              <w:t xml:space="preserve">Dark </w:t>
-            </w:r>
-            <w:proofErr w:type="spellStart"/>
-            <w:r>
-              <w:rPr>
-                <w:b/>
-                <w:bCs/>
-                <w:color w:val="FFFFFF"/>
-                <w:sz w:val="18"/>
-                <w:szCs w:val="18"/>
-              </w:rPr>
-              <w:t>hex</w:t>
-            </w:r>
-            <w:proofErr w:type="spellEnd"/>
-          </w:p>
-        </w:tc>
-        <w:tc>
-          <w:tcPr>
-            <w:tcW w:w="1600" w:type="dxa"/>
-            <w:tcBorders>
-              <w:top w:val="single" w:sz="1" w:space="0" w:color="E2E8F0"/>
-              <w:left w:val="single" w:sz="1" w:space="0" w:color="E2E8F0"/>
-              <w:bottom w:val="single" w:sz="1" w:space="0" w:color="E2E8F0"/>
-              <w:right w:val="single" w:sz="1" w:space="0" w:color="E2E8F0"/>
-            </w:tcBorders>
-            <w:shd w:val="clear" w:color="auto" w:fill="1E293B"/>
-            <w:tcMar>
-              <w:top w:w="80" w:type="dxa"/>
-              <w:left w:w="140" w:type="dxa"/>
-              <w:bottom w:w="80" w:type="dxa"/>
-              <w:right w:w="140" w:type="dxa"/>
-            </w:tcMar>
-          </w:tcPr>
-          <w:p>
-            <w:proofErr w:type="spellStart"/>
-            <w:r>
-              <w:rPr>
-                <w:b/>
-                <w:bCs/>
-                <w:color w:val="FFFFFF"/>
-                <w:sz w:val="18"/>
-                <w:szCs w:val="18"/>
-              </w:rPr>
-              <w:t>Tailwind</w:t>
-            </w:r>
-            <w:proofErr w:type="spellEnd"/>
-          </w:p>
-        </w:tc>
-        <w:tc>
-          <w:tcPr>
-            <w:tcW w:w="600" w:type="dxa"/>
-            <w:tcBorders>
-              <w:top w:val="single" w:sz="1" w:space="0" w:color="E2E8F0"/>
-              <w:left w:val="single" w:sz="1" w:space="0" w:color="E2E8F0"/>
-              <w:bottom w:val="single" w:sz="1" w:space="0" w:color="E2E8F0"/>
-              <w:right w:val="single" w:sz="1" w:space="0" w:color="E2E8F0"/>
-            </w:tcBorders>
-            <w:shd w:val="clear" w:color="auto" w:fill="1E293B"/>
-            <w:tcMar>
-              <w:top w:w="80" w:type="dxa"/>
-              <w:left w:w="140" w:type="dxa"/>
-              <w:bottom w:w="80" w:type="dxa"/>
-              <w:right w:w="140" w:type="dxa"/>
-            </w:tcMar>
-          </w:tcPr>
-          <w:p/>
-        </w:tc>
-        <w:tc>
-          <w:tcPr>
-            <w:tcW w:w="2800" w:type="dxa"/>
-            <w:tcBorders>
-              <w:top w:val="single" w:sz="1" w:space="0" w:color="E2E8F0"/>
-              <w:left w:val="single" w:sz="1" w:space="0" w:color="E2E8F0"/>
-              <w:bottom w:val="single" w:sz="1" w:space="0" w:color="E2E8F0"/>
-              <w:right w:val="single" w:sz="1" w:space="0" w:color="E2E8F0"/>
-            </w:tcBorders>
-            <w:shd w:val="clear" w:color="auto" w:fill="1E293B"/>
-            <w:tcMar>
-              <w:top w:w="80" w:type="dxa"/>
-              <w:left w:w="140" w:type="dxa"/>
-              <w:bottom w:w="80" w:type="dxa"/>
-              <w:right w:w="140" w:type="dxa"/>
-            </w:tcMar>
-          </w:tcPr>
-          <w:p>
-            <w:r>
-              <w:rPr>
-                <w:b/>
-                <w:bCs/>
-                <w:color w:val="FFFFFF"/>
-                <w:sz w:val="18"/>
-                <w:szCs w:val="18"/>
-              </w:rPr>
               <w:t>Kullanım amacı</w:t>
             </w:r>
           </w:p>
         </w:tc>
       </w:tr>
       <w:tr>
-        <w:tblPrEx>
-          <w:tblCellMar>
-            <w:top w:w="0" w:type="dxa"/>
-            <w:bottom w:w="0" w:type="dxa"/>
-          </w:tblCellMar>
-        </w:tblPrEx>
         <w:tc>
           <w:tcPr>
             <w:tcW w:w="600" w:type="dxa"/>
@@ -3633,8 +2804,6 @@
             </w:tcMar>
           </w:tcPr>
           <w:p>
-            <w:proofErr w:type="spellStart"/>
-            <w:proofErr w:type="gramStart"/>
             <w:r>
               <w:rPr>
                 <w:b/>
@@ -3643,20 +2812,8 @@
                 <w:sz w:val="18"/>
                 <w:szCs w:val="18"/>
               </w:rPr>
-              <w:t>border</w:t>
-            </w:r>
-            <w:proofErr w:type="gramEnd"/>
-            <w:r>
-              <w:rPr>
-                <w:b/>
-                <w:bCs/>
-                <w:color w:val="1E293B"/>
-                <w:sz w:val="18"/>
-                <w:szCs w:val="18"/>
-              </w:rPr>
-              <w:t>-default</w:t>
-            </w:r>
-            <w:proofErr w:type="spellEnd"/>
+              <w:t>border-default</w:t>
+            </w:r>
           </w:p>
         </w:tc>
         <w:tc>
@@ -3732,112 +2889,78 @@
             </w:tcMar>
           </w:tcPr>
           <w:p>
-            <w:proofErr w:type="gramStart"/>
             <w:r>
               <w:rPr>
                 <w:color w:val="64748B"/>
                 <w:sz w:val="17"/>
                 <w:szCs w:val="17"/>
               </w:rPr>
-              <w:t>slate</w:t>
-            </w:r>
-            <w:proofErr w:type="gramEnd"/>
+              <w:t>slate-200 / slate-700</w:t>
+            </w:r>
+          </w:p>
+        </w:tc>
+        <w:tc>
+          <w:tcPr>
+            <w:tcW w:w="600" w:type="dxa"/>
+            <w:tcBorders>
+              <w:top w:val="single" w:sz="1" w:space="0" w:color="E2E8F0"/>
+              <w:left w:val="single" w:sz="1" w:space="0" w:color="E2E8F0"/>
+              <w:bottom w:val="single" w:sz="1" w:space="0" w:color="E2E8F0"/>
+              <w:right w:val="single" w:sz="1" w:space="0" w:color="E2E8F0"/>
+            </w:tcBorders>
+            <w:shd w:val="clear" w:color="auto" w:fill="F0FDF4"/>
+            <w:tcMar>
+              <w:top w:w="70" w:type="dxa"/>
+              <w:left w:w="80" w:type="dxa"/>
+              <w:bottom w:w="70" w:type="dxa"/>
+              <w:right w:w="80" w:type="dxa"/>
+            </w:tcMar>
+          </w:tcPr>
+          <w:p>
+            <w:pPr>
+              <w:jc w:val="center"/>
+            </w:pPr>
+            <w:r>
+              <w:rPr>
+                <w:b/>
+                <w:bCs/>
+                <w:color w:val="166534"/>
+                <w:sz w:val="18"/>
+                <w:szCs w:val="18"/>
+              </w:rPr>
+              <w:t>✓</w:t>
+            </w:r>
+          </w:p>
+        </w:tc>
+        <w:tc>
+          <w:tcPr>
+            <w:tcW w:w="2800" w:type="dxa"/>
+            <w:tcBorders>
+              <w:top w:val="single" w:sz="1" w:space="0" w:color="E2E8F0"/>
+              <w:left w:val="single" w:sz="1" w:space="0" w:color="E2E8F0"/>
+              <w:bottom w:val="single" w:sz="1" w:space="0" w:color="E2E8F0"/>
+              <w:right w:val="single" w:sz="1" w:space="0" w:color="E2E8F0"/>
+            </w:tcBorders>
+            <w:tcMar>
+              <w:top w:w="70" w:type="dxa"/>
+              <w:left w:w="140" w:type="dxa"/>
+              <w:bottom w:w="70" w:type="dxa"/>
+              <w:right w:w="140" w:type="dxa"/>
+            </w:tcMar>
+          </w:tcPr>
+          <w:p>
             <w:r>
               <w:rPr>
                 <w:color w:val="64748B"/>
                 <w:sz w:val="17"/>
                 <w:szCs w:val="17"/>
               </w:rPr>
-              <w:t>-200 / slate-700</w:t>
-            </w:r>
-          </w:p>
-        </w:tc>
-        <w:tc>
-          <w:tcPr>
-            <w:tcW w:w="600" w:type="dxa"/>
-            <w:tcBorders>
-              <w:top w:val="single" w:sz="1" w:space="0" w:color="E2E8F0"/>
-              <w:left w:val="single" w:sz="1" w:space="0" w:color="E2E8F0"/>
-              <w:bottom w:val="single" w:sz="1" w:space="0" w:color="E2E8F0"/>
-              <w:right w:val="single" w:sz="1" w:space="0" w:color="E2E8F0"/>
-            </w:tcBorders>
-            <w:shd w:val="clear" w:color="auto" w:fill="F0FDF4"/>
-            <w:tcMar>
-              <w:top w:w="70" w:type="dxa"/>
-              <w:left w:w="80" w:type="dxa"/>
-              <w:bottom w:w="70" w:type="dxa"/>
-              <w:right w:w="80" w:type="dxa"/>
-            </w:tcMar>
-          </w:tcPr>
-          <w:p>
-            <w:pPr>
-              <w:jc w:val="center"/>
-            </w:pPr>
-            <w:r>
-              <w:rPr>
-                <w:b/>
-                <w:bCs/>
-                <w:color w:val="166534"/>
-                <w:sz w:val="18"/>
-                <w:szCs w:val="18"/>
-              </w:rPr>
-              <w:t>✓</w:t>
-            </w:r>
-          </w:p>
-        </w:tc>
-        <w:tc>
-          <w:tcPr>
-            <w:tcW w:w="2800" w:type="dxa"/>
-            <w:tcBorders>
-              <w:top w:val="single" w:sz="1" w:space="0" w:color="E2E8F0"/>
-              <w:left w:val="single" w:sz="1" w:space="0" w:color="E2E8F0"/>
-              <w:bottom w:val="single" w:sz="1" w:space="0" w:color="E2E8F0"/>
-              <w:right w:val="single" w:sz="1" w:space="0" w:color="E2E8F0"/>
-            </w:tcBorders>
-            <w:tcMar>
-              <w:top w:w="70" w:type="dxa"/>
-              <w:left w:w="140" w:type="dxa"/>
-              <w:bottom w:w="70" w:type="dxa"/>
-              <w:right w:w="140" w:type="dxa"/>
-            </w:tcMar>
-          </w:tcPr>
-          <w:p>
-            <w:r>
-              <w:rPr>
-                <w:color w:val="64748B"/>
-                <w:sz w:val="17"/>
-                <w:szCs w:val="17"/>
-              </w:rPr>
-              <w:t xml:space="preserve">Tüm standart kenarlıklar. Kart, </w:t>
-            </w:r>
-            <w:proofErr w:type="spellStart"/>
-            <w:r>
-              <w:rPr>
-                <w:color w:val="64748B"/>
-                <w:sz w:val="17"/>
-                <w:szCs w:val="17"/>
-              </w:rPr>
-              <w:t>input</w:t>
-            </w:r>
-            <w:proofErr w:type="spellEnd"/>
-            <w:r>
-              <w:rPr>
-                <w:color w:val="64748B"/>
-                <w:sz w:val="17"/>
-                <w:szCs w:val="17"/>
-              </w:rPr>
-              <w:t>, ayraç.</w:t>
+              <w:t>Tüm standart kenarlıklar. Kart, input, ayraç.</w:t>
             </w:r>
           </w:p>
         </w:tc>
       </w:tr>
       <w:tr>
-        <w:tblPrEx>
-          <w:tblCellMar>
-            <w:top w:w="0" w:type="dxa"/>
-            <w:bottom w:w="0" w:type="dxa"/>
-          </w:tblCellMar>
-        </w:tblPrEx>
         <w:tc>
           <w:tcPr>
             <w:tcW w:w="600" w:type="dxa"/>
@@ -3893,8 +3016,6 @@
             </w:tcMar>
           </w:tcPr>
           <w:p>
-            <w:proofErr w:type="spellStart"/>
-            <w:proofErr w:type="gramStart"/>
             <w:r>
               <w:rPr>
                 <w:b/>
@@ -3903,20 +3024,8 @@
                 <w:sz w:val="18"/>
                 <w:szCs w:val="18"/>
               </w:rPr>
-              <w:t>border</w:t>
-            </w:r>
-            <w:proofErr w:type="gramEnd"/>
-            <w:r>
-              <w:rPr>
-                <w:b/>
-                <w:bCs/>
-                <w:color w:val="1E293B"/>
-                <w:sz w:val="18"/>
-                <w:szCs w:val="18"/>
-              </w:rPr>
-              <w:t>-strong</w:t>
-            </w:r>
-            <w:proofErr w:type="spellEnd"/>
+              <w:t>border-strong</w:t>
+            </w:r>
           </w:p>
         </w:tc>
         <w:tc>
@@ -3992,122 +3101,78 @@
             </w:tcMar>
           </w:tcPr>
           <w:p>
-            <w:proofErr w:type="gramStart"/>
             <w:r>
               <w:rPr>
                 <w:color w:val="64748B"/>
                 <w:sz w:val="17"/>
                 <w:szCs w:val="17"/>
               </w:rPr>
-              <w:t>slate</w:t>
-            </w:r>
-            <w:proofErr w:type="gramEnd"/>
+              <w:t>slate-300 / slate-600</w:t>
+            </w:r>
+          </w:p>
+        </w:tc>
+        <w:tc>
+          <w:tcPr>
+            <w:tcW w:w="600" w:type="dxa"/>
+            <w:tcBorders>
+              <w:top w:val="single" w:sz="1" w:space="0" w:color="E2E8F0"/>
+              <w:left w:val="single" w:sz="1" w:space="0" w:color="E2E8F0"/>
+              <w:bottom w:val="single" w:sz="1" w:space="0" w:color="E2E8F0"/>
+              <w:right w:val="single" w:sz="1" w:space="0" w:color="E2E8F0"/>
+            </w:tcBorders>
+            <w:shd w:val="clear" w:color="auto" w:fill="F0FDF4"/>
+            <w:tcMar>
+              <w:top w:w="70" w:type="dxa"/>
+              <w:left w:w="80" w:type="dxa"/>
+              <w:bottom w:w="70" w:type="dxa"/>
+              <w:right w:w="80" w:type="dxa"/>
+            </w:tcMar>
+          </w:tcPr>
+          <w:p>
+            <w:pPr>
+              <w:jc w:val="center"/>
+            </w:pPr>
+            <w:r>
+              <w:rPr>
+                <w:b/>
+                <w:bCs/>
+                <w:color w:val="166534"/>
+                <w:sz w:val="18"/>
+                <w:szCs w:val="18"/>
+              </w:rPr>
+              <w:t>✓</w:t>
+            </w:r>
+          </w:p>
+        </w:tc>
+        <w:tc>
+          <w:tcPr>
+            <w:tcW w:w="2800" w:type="dxa"/>
+            <w:tcBorders>
+              <w:top w:val="single" w:sz="1" w:space="0" w:color="E2E8F0"/>
+              <w:left w:val="single" w:sz="1" w:space="0" w:color="E2E8F0"/>
+              <w:bottom w:val="single" w:sz="1" w:space="0" w:color="E2E8F0"/>
+              <w:right w:val="single" w:sz="1" w:space="0" w:color="E2E8F0"/>
+            </w:tcBorders>
+            <w:tcMar>
+              <w:top w:w="70" w:type="dxa"/>
+              <w:left w:w="140" w:type="dxa"/>
+              <w:bottom w:w="70" w:type="dxa"/>
+              <w:right w:w="140" w:type="dxa"/>
+            </w:tcMar>
+          </w:tcPr>
+          <w:p>
             <w:r>
               <w:rPr>
                 <w:color w:val="64748B"/>
                 <w:sz w:val="17"/>
                 <w:szCs w:val="17"/>
               </w:rPr>
-              <w:t>-300 / slate-600</w:t>
-            </w:r>
-          </w:p>
-        </w:tc>
-        <w:tc>
-          <w:tcPr>
-            <w:tcW w:w="600" w:type="dxa"/>
-            <w:tcBorders>
-              <w:top w:val="single" w:sz="1" w:space="0" w:color="E2E8F0"/>
-              <w:left w:val="single" w:sz="1" w:space="0" w:color="E2E8F0"/>
-              <w:bottom w:val="single" w:sz="1" w:space="0" w:color="E2E8F0"/>
-              <w:right w:val="single" w:sz="1" w:space="0" w:color="E2E8F0"/>
-            </w:tcBorders>
-            <w:shd w:val="clear" w:color="auto" w:fill="F0FDF4"/>
-            <w:tcMar>
-              <w:top w:w="70" w:type="dxa"/>
-              <w:left w:w="80" w:type="dxa"/>
-              <w:bottom w:w="70" w:type="dxa"/>
-              <w:right w:w="80" w:type="dxa"/>
-            </w:tcMar>
-          </w:tcPr>
-          <w:p>
-            <w:pPr>
-              <w:jc w:val="center"/>
-            </w:pPr>
-            <w:r>
-              <w:rPr>
-                <w:b/>
-                <w:bCs/>
-                <w:color w:val="166534"/>
-                <w:sz w:val="18"/>
-                <w:szCs w:val="18"/>
-              </w:rPr>
-              <w:t>✓</w:t>
-            </w:r>
-          </w:p>
-        </w:tc>
-        <w:tc>
-          <w:tcPr>
-            <w:tcW w:w="2800" w:type="dxa"/>
-            <w:tcBorders>
-              <w:top w:val="single" w:sz="1" w:space="0" w:color="E2E8F0"/>
-              <w:left w:val="single" w:sz="1" w:space="0" w:color="E2E8F0"/>
-              <w:bottom w:val="single" w:sz="1" w:space="0" w:color="E2E8F0"/>
-              <w:right w:val="single" w:sz="1" w:space="0" w:color="E2E8F0"/>
-            </w:tcBorders>
-            <w:tcMar>
-              <w:top w:w="70" w:type="dxa"/>
-              <w:left w:w="140" w:type="dxa"/>
-              <w:bottom w:w="70" w:type="dxa"/>
-              <w:right w:w="140" w:type="dxa"/>
-            </w:tcMar>
-          </w:tcPr>
-          <w:p>
-            <w:proofErr w:type="spellStart"/>
-            <w:r>
-              <w:rPr>
-                <w:color w:val="64748B"/>
-                <w:sz w:val="17"/>
-                <w:szCs w:val="17"/>
-              </w:rPr>
-              <w:t>Hover</w:t>
-            </w:r>
-            <w:proofErr w:type="spellEnd"/>
-            <w:r>
-              <w:rPr>
-                <w:color w:val="64748B"/>
-                <w:sz w:val="17"/>
-                <w:szCs w:val="17"/>
-              </w:rPr>
-              <w:t xml:space="preserve"> veya </w:t>
-            </w:r>
-            <w:proofErr w:type="spellStart"/>
-            <w:r>
-              <w:rPr>
-                <w:color w:val="64748B"/>
-                <w:sz w:val="17"/>
-                <w:szCs w:val="17"/>
-              </w:rPr>
-              <w:t>focus</w:t>
-            </w:r>
-            <w:proofErr w:type="spellEnd"/>
-            <w:r>
-              <w:rPr>
-                <w:color w:val="64748B"/>
-                <w:sz w:val="17"/>
-                <w:szCs w:val="17"/>
-              </w:rPr>
-              <w:t xml:space="preserve"> güçlendirilmiş kenarlık.</w:t>
+              <w:t>Hover veya focus güçlendirilmiş kenarlık.</w:t>
             </w:r>
           </w:p>
         </w:tc>
       </w:tr>
       <w:tr>
-        <w:tblPrEx>
-          <w:tblCellMar>
-            <w:top w:w="0" w:type="dxa"/>
-            <w:bottom w:w="0" w:type="dxa"/>
-          </w:tblCellMar>
-        </w:tblPrEx>
         <w:tc>
           <w:tcPr>
             <w:tcW w:w="600" w:type="dxa"/>
@@ -4163,8 +3228,6 @@
             </w:tcMar>
           </w:tcPr>
           <w:p>
-            <w:proofErr w:type="spellStart"/>
-            <w:proofErr w:type="gramStart"/>
             <w:r>
               <w:rPr>
                 <w:b/>
@@ -4173,20 +3236,8 @@
                 <w:sz w:val="18"/>
                 <w:szCs w:val="18"/>
               </w:rPr>
-              <w:t>border</w:t>
-            </w:r>
-            <w:proofErr w:type="gramEnd"/>
-            <w:r>
-              <w:rPr>
-                <w:b/>
-                <w:bCs/>
-                <w:color w:val="1E293B"/>
-                <w:sz w:val="18"/>
-                <w:szCs w:val="18"/>
-              </w:rPr>
-              <w:t>-selected</w:t>
-            </w:r>
-            <w:proofErr w:type="spellEnd"/>
+              <w:t>border-selected</w:t>
+            </w:r>
           </w:p>
         </w:tc>
         <w:tc>
@@ -4262,23 +3313,13 @@
             </w:tcMar>
           </w:tcPr>
           <w:p>
-            <w:proofErr w:type="gramStart"/>
             <w:r>
               <w:rPr>
                 <w:color w:val="64748B"/>
                 <w:sz w:val="17"/>
                 <w:szCs w:val="17"/>
               </w:rPr>
-              <w:t>slate</w:t>
-            </w:r>
-            <w:proofErr w:type="gramEnd"/>
-            <w:r>
-              <w:rPr>
-                <w:color w:val="64748B"/>
-                <w:sz w:val="17"/>
-                <w:szCs w:val="17"/>
-              </w:rPr>
-              <w:t>-900 / slate-200</w:t>
+              <w:t>slate-900 / slate-200</w:t>
             </w:r>
           </w:p>
         </w:tc>
@@ -4399,12 +3440,6 @@
         <w:gridCol w:w="2718"/>
       </w:tblGrid>
       <w:tr>
-        <w:tblPrEx>
-          <w:tblCellMar>
-            <w:top w:w="0" w:type="dxa"/>
-            <w:bottom w:w="0" w:type="dxa"/>
-          </w:tblCellMar>
-        </w:tblPrEx>
         <w:trPr>
           <w:tblHeader/>
         </w:trPr>
@@ -4426,7 +3461,6 @@
             </w:tcMar>
           </w:tcPr>
           <w:p>
-            <w:proofErr w:type="spellStart"/>
             <w:r>
               <w:rPr>
                 <w:b/>
@@ -4437,7 +3471,6 @@
               </w:rPr>
               <w:t>Light</w:t>
             </w:r>
-            <w:proofErr w:type="spellEnd"/>
           </w:p>
         </w:tc>
         <w:tc>
@@ -4488,7 +3521,6 @@
             </w:tcMar>
           </w:tcPr>
           <w:p>
-            <w:proofErr w:type="spellStart"/>
             <w:r>
               <w:rPr>
                 <w:b/>
@@ -4499,7 +3531,6 @@
               </w:rPr>
               <w:t>Token</w:t>
             </w:r>
-            <w:proofErr w:type="spellEnd"/>
           </w:p>
         </w:tc>
         <w:tc>
@@ -4520,7 +3551,6 @@
             </w:tcMar>
           </w:tcPr>
           <w:p>
-            <w:proofErr w:type="spellStart"/>
             <w:r>
               <w:rPr>
                 <w:b/>
@@ -4529,9 +3559,28 @@
                 <w:sz w:val="18"/>
                 <w:szCs w:val="18"/>
               </w:rPr>
-              <w:t>Light</w:t>
-            </w:r>
-            <w:proofErr w:type="spellEnd"/>
+              <w:t>Light hex</w:t>
+            </w:r>
+          </w:p>
+        </w:tc>
+        <w:tc>
+          <w:tcPr>
+            <w:tcW w:w="1400" w:type="dxa"/>
+            <w:tcBorders>
+              <w:top w:val="single" w:sz="1" w:space="0" w:color="E2E8F0"/>
+              <w:left w:val="single" w:sz="1" w:space="0" w:color="E2E8F0"/>
+              <w:bottom w:val="single" w:sz="1" w:space="0" w:color="E2E8F0"/>
+              <w:right w:val="single" w:sz="1" w:space="0" w:color="E2E8F0"/>
+            </w:tcBorders>
+            <w:shd w:val="clear" w:color="auto" w:fill="1E293B"/>
+            <w:tcMar>
+              <w:top w:w="80" w:type="dxa"/>
+              <w:left w:w="140" w:type="dxa"/>
+              <w:bottom w:w="80" w:type="dxa"/>
+              <w:right w:w="140" w:type="dxa"/>
+            </w:tcMar>
+          </w:tcPr>
+          <w:p>
             <w:r>
               <w:rPr>
                 <w:b/>
@@ -4540,9 +3589,28 @@
                 <w:sz w:val="18"/>
                 <w:szCs w:val="18"/>
               </w:rPr>
-              <w:t xml:space="preserve"> </w:t>
-            </w:r>
-            <w:proofErr w:type="spellStart"/>
+              <w:t>Dark hex</w:t>
+            </w:r>
+          </w:p>
+        </w:tc>
+        <w:tc>
+          <w:tcPr>
+            <w:tcW w:w="1600" w:type="dxa"/>
+            <w:tcBorders>
+              <w:top w:val="single" w:sz="1" w:space="0" w:color="E2E8F0"/>
+              <w:left w:val="single" w:sz="1" w:space="0" w:color="E2E8F0"/>
+              <w:bottom w:val="single" w:sz="1" w:space="0" w:color="E2E8F0"/>
+              <w:right w:val="single" w:sz="1" w:space="0" w:color="E2E8F0"/>
+            </w:tcBorders>
+            <w:shd w:val="clear" w:color="auto" w:fill="1E293B"/>
+            <w:tcMar>
+              <w:top w:w="80" w:type="dxa"/>
+              <w:left w:w="140" w:type="dxa"/>
+              <w:bottom w:w="80" w:type="dxa"/>
+              <w:right w:w="140" w:type="dxa"/>
+            </w:tcMar>
+          </w:tcPr>
+          <w:p>
             <w:r>
               <w:rPr>
                 <w:b/>
@@ -4551,14 +3619,32 @@
                 <w:sz w:val="18"/>
                 <w:szCs w:val="18"/>
               </w:rPr>
-              <w:t>hex</w:t>
-            </w:r>
-            <w:proofErr w:type="spellEnd"/>
-          </w:p>
-        </w:tc>
-        <w:tc>
-          <w:tcPr>
-            <w:tcW w:w="1400" w:type="dxa"/>
+              <w:t>Tailwind</w:t>
+            </w:r>
+          </w:p>
+        </w:tc>
+        <w:tc>
+          <w:tcPr>
+            <w:tcW w:w="600" w:type="dxa"/>
+            <w:tcBorders>
+              <w:top w:val="single" w:sz="1" w:space="0" w:color="E2E8F0"/>
+              <w:left w:val="single" w:sz="1" w:space="0" w:color="E2E8F0"/>
+              <w:bottom w:val="single" w:sz="1" w:space="0" w:color="E2E8F0"/>
+              <w:right w:val="single" w:sz="1" w:space="0" w:color="E2E8F0"/>
+            </w:tcBorders>
+            <w:shd w:val="clear" w:color="auto" w:fill="1E293B"/>
+            <w:tcMar>
+              <w:top w:w="80" w:type="dxa"/>
+              <w:left w:w="140" w:type="dxa"/>
+              <w:bottom w:w="80" w:type="dxa"/>
+              <w:right w:w="140" w:type="dxa"/>
+            </w:tcMar>
+          </w:tcPr>
+          <w:p/>
+        </w:tc>
+        <w:tc>
+          <w:tcPr>
+            <w:tcW w:w="2800" w:type="dxa"/>
             <w:tcBorders>
               <w:top w:val="single" w:sz="1" w:space="0" w:color="E2E8F0"/>
               <w:left w:val="single" w:sz="1" w:space="0" w:color="E2E8F0"/>
@@ -4582,111 +3668,12 @@
                 <w:sz w:val="18"/>
                 <w:szCs w:val="18"/>
               </w:rPr>
-              <w:t xml:space="preserve">Dark </w:t>
-            </w:r>
-            <w:proofErr w:type="spellStart"/>
-            <w:r>
-              <w:rPr>
-                <w:b/>
-                <w:bCs/>
-                <w:color w:val="FFFFFF"/>
-                <w:sz w:val="18"/>
-                <w:szCs w:val="18"/>
-              </w:rPr>
-              <w:t>hex</w:t>
-            </w:r>
-            <w:proofErr w:type="spellEnd"/>
-          </w:p>
-        </w:tc>
-        <w:tc>
-          <w:tcPr>
-            <w:tcW w:w="1600" w:type="dxa"/>
-            <w:tcBorders>
-              <w:top w:val="single" w:sz="1" w:space="0" w:color="E2E8F0"/>
-              <w:left w:val="single" w:sz="1" w:space="0" w:color="E2E8F0"/>
-              <w:bottom w:val="single" w:sz="1" w:space="0" w:color="E2E8F0"/>
-              <w:right w:val="single" w:sz="1" w:space="0" w:color="E2E8F0"/>
-            </w:tcBorders>
-            <w:shd w:val="clear" w:color="auto" w:fill="1E293B"/>
-            <w:tcMar>
-              <w:top w:w="80" w:type="dxa"/>
-              <w:left w:w="140" w:type="dxa"/>
-              <w:bottom w:w="80" w:type="dxa"/>
-              <w:right w:w="140" w:type="dxa"/>
-            </w:tcMar>
-          </w:tcPr>
-          <w:p>
-            <w:proofErr w:type="spellStart"/>
-            <w:r>
-              <w:rPr>
-                <w:b/>
-                <w:bCs/>
-                <w:color w:val="FFFFFF"/>
-                <w:sz w:val="18"/>
-                <w:szCs w:val="18"/>
-              </w:rPr>
-              <w:t>Tailwind</w:t>
-            </w:r>
-            <w:proofErr w:type="spellEnd"/>
-          </w:p>
-        </w:tc>
-        <w:tc>
-          <w:tcPr>
-            <w:tcW w:w="600" w:type="dxa"/>
-            <w:tcBorders>
-              <w:top w:val="single" w:sz="1" w:space="0" w:color="E2E8F0"/>
-              <w:left w:val="single" w:sz="1" w:space="0" w:color="E2E8F0"/>
-              <w:bottom w:val="single" w:sz="1" w:space="0" w:color="E2E8F0"/>
-              <w:right w:val="single" w:sz="1" w:space="0" w:color="E2E8F0"/>
-            </w:tcBorders>
-            <w:shd w:val="clear" w:color="auto" w:fill="1E293B"/>
-            <w:tcMar>
-              <w:top w:w="80" w:type="dxa"/>
-              <w:left w:w="140" w:type="dxa"/>
-              <w:bottom w:w="80" w:type="dxa"/>
-              <w:right w:w="140" w:type="dxa"/>
-            </w:tcMar>
-          </w:tcPr>
-          <w:p/>
-        </w:tc>
-        <w:tc>
-          <w:tcPr>
-            <w:tcW w:w="2800" w:type="dxa"/>
-            <w:tcBorders>
-              <w:top w:val="single" w:sz="1" w:space="0" w:color="E2E8F0"/>
-              <w:left w:val="single" w:sz="1" w:space="0" w:color="E2E8F0"/>
-              <w:bottom w:val="single" w:sz="1" w:space="0" w:color="E2E8F0"/>
-              <w:right w:val="single" w:sz="1" w:space="0" w:color="E2E8F0"/>
-            </w:tcBorders>
-            <w:shd w:val="clear" w:color="auto" w:fill="1E293B"/>
-            <w:tcMar>
-              <w:top w:w="80" w:type="dxa"/>
-              <w:left w:w="140" w:type="dxa"/>
-              <w:bottom w:w="80" w:type="dxa"/>
-              <w:right w:w="140" w:type="dxa"/>
-            </w:tcMar>
-          </w:tcPr>
-          <w:p>
-            <w:r>
-              <w:rPr>
-                <w:b/>
-                <w:bCs/>
-                <w:color w:val="FFFFFF"/>
-                <w:sz w:val="18"/>
-                <w:szCs w:val="18"/>
-              </w:rPr>
               <w:t>Kullanım amacı</w:t>
             </w:r>
           </w:p>
         </w:tc>
       </w:tr>
       <w:tr>
-        <w:tblPrEx>
-          <w:tblCellMar>
-            <w:top w:w="0" w:type="dxa"/>
-            <w:bottom w:w="0" w:type="dxa"/>
-          </w:tblCellMar>
-        </w:tblPrEx>
         <w:tc>
           <w:tcPr>
             <w:tcW w:w="600" w:type="dxa"/>
@@ -4742,8 +3729,6 @@
             </w:tcMar>
           </w:tcPr>
           <w:p>
-            <w:proofErr w:type="spellStart"/>
-            <w:proofErr w:type="gramStart"/>
             <w:r>
               <w:rPr>
                 <w:b/>
@@ -4752,20 +3737,8 @@
                 <w:sz w:val="18"/>
                 <w:szCs w:val="18"/>
               </w:rPr>
-              <w:t>text</w:t>
-            </w:r>
-            <w:proofErr w:type="gramEnd"/>
-            <w:r>
-              <w:rPr>
-                <w:b/>
-                <w:bCs/>
-                <w:color w:val="1E293B"/>
-                <w:sz w:val="18"/>
-                <w:szCs w:val="18"/>
-              </w:rPr>
-              <w:t>-primary</w:t>
-            </w:r>
-            <w:proofErr w:type="spellEnd"/>
+              <w:t>text-primary</w:t>
+            </w:r>
           </w:p>
         </w:tc>
         <w:tc>
@@ -4841,94 +3814,78 @@
             </w:tcMar>
           </w:tcPr>
           <w:p>
-            <w:proofErr w:type="gramStart"/>
             <w:r>
               <w:rPr>
                 <w:color w:val="64748B"/>
                 <w:sz w:val="17"/>
                 <w:szCs w:val="17"/>
               </w:rPr>
-              <w:t>slate</w:t>
-            </w:r>
-            <w:proofErr w:type="gramEnd"/>
+              <w:t>slate-900 / slate-100</w:t>
+            </w:r>
+          </w:p>
+        </w:tc>
+        <w:tc>
+          <w:tcPr>
+            <w:tcW w:w="600" w:type="dxa"/>
+            <w:tcBorders>
+              <w:top w:val="single" w:sz="1" w:space="0" w:color="E2E8F0"/>
+              <w:left w:val="single" w:sz="1" w:space="0" w:color="E2E8F0"/>
+              <w:bottom w:val="single" w:sz="1" w:space="0" w:color="E2E8F0"/>
+              <w:right w:val="single" w:sz="1" w:space="0" w:color="E2E8F0"/>
+            </w:tcBorders>
+            <w:shd w:val="clear" w:color="auto" w:fill="F0FDF4"/>
+            <w:tcMar>
+              <w:top w:w="70" w:type="dxa"/>
+              <w:left w:w="80" w:type="dxa"/>
+              <w:bottom w:w="70" w:type="dxa"/>
+              <w:right w:w="80" w:type="dxa"/>
+            </w:tcMar>
+          </w:tcPr>
+          <w:p>
+            <w:pPr>
+              <w:jc w:val="center"/>
+            </w:pPr>
+            <w:r>
+              <w:rPr>
+                <w:b/>
+                <w:bCs/>
+                <w:color w:val="166534"/>
+                <w:sz w:val="18"/>
+                <w:szCs w:val="18"/>
+              </w:rPr>
+              <w:t>✓</w:t>
+            </w:r>
+          </w:p>
+        </w:tc>
+        <w:tc>
+          <w:tcPr>
+            <w:tcW w:w="2800" w:type="dxa"/>
+            <w:tcBorders>
+              <w:top w:val="single" w:sz="1" w:space="0" w:color="E2E8F0"/>
+              <w:left w:val="single" w:sz="1" w:space="0" w:color="E2E8F0"/>
+              <w:bottom w:val="single" w:sz="1" w:space="0" w:color="E2E8F0"/>
+              <w:right w:val="single" w:sz="1" w:space="0" w:color="E2E8F0"/>
+            </w:tcBorders>
+            <w:tcMar>
+              <w:top w:w="70" w:type="dxa"/>
+              <w:left w:w="140" w:type="dxa"/>
+              <w:bottom w:w="70" w:type="dxa"/>
+              <w:right w:w="140" w:type="dxa"/>
+            </w:tcMar>
+          </w:tcPr>
+          <w:p>
             <w:r>
               <w:rPr>
                 <w:color w:val="64748B"/>
                 <w:sz w:val="17"/>
                 <w:szCs w:val="17"/>
               </w:rPr>
-              <w:t>-900 / slate-100</w:t>
-            </w:r>
-          </w:p>
-        </w:tc>
-        <w:tc>
-          <w:tcPr>
-            <w:tcW w:w="600" w:type="dxa"/>
-            <w:tcBorders>
-              <w:top w:val="single" w:sz="1" w:space="0" w:color="E2E8F0"/>
-              <w:left w:val="single" w:sz="1" w:space="0" w:color="E2E8F0"/>
-              <w:bottom w:val="single" w:sz="1" w:space="0" w:color="E2E8F0"/>
-              <w:right w:val="single" w:sz="1" w:space="0" w:color="E2E8F0"/>
-            </w:tcBorders>
-            <w:shd w:val="clear" w:color="auto" w:fill="F0FDF4"/>
-            <w:tcMar>
-              <w:top w:w="70" w:type="dxa"/>
-              <w:left w:w="80" w:type="dxa"/>
-              <w:bottom w:w="70" w:type="dxa"/>
-              <w:right w:w="80" w:type="dxa"/>
-            </w:tcMar>
-          </w:tcPr>
-          <w:p>
-            <w:pPr>
-              <w:jc w:val="center"/>
-            </w:pPr>
-            <w:r>
-              <w:rPr>
-                <w:b/>
-                <w:bCs/>
-                <w:color w:val="166534"/>
-                <w:sz w:val="18"/>
-                <w:szCs w:val="18"/>
-              </w:rPr>
-              <w:t>✓</w:t>
-            </w:r>
-          </w:p>
-        </w:tc>
-        <w:tc>
-          <w:tcPr>
-            <w:tcW w:w="2800" w:type="dxa"/>
-            <w:tcBorders>
-              <w:top w:val="single" w:sz="1" w:space="0" w:color="E2E8F0"/>
-              <w:left w:val="single" w:sz="1" w:space="0" w:color="E2E8F0"/>
-              <w:bottom w:val="single" w:sz="1" w:space="0" w:color="E2E8F0"/>
-              <w:right w:val="single" w:sz="1" w:space="0" w:color="E2E8F0"/>
-            </w:tcBorders>
-            <w:tcMar>
-              <w:top w:w="70" w:type="dxa"/>
-              <w:left w:w="140" w:type="dxa"/>
-              <w:bottom w:w="70" w:type="dxa"/>
-              <w:right w:w="140" w:type="dxa"/>
-            </w:tcMar>
-          </w:tcPr>
-          <w:p>
-            <w:r>
-              <w:rPr>
-                <w:color w:val="64748B"/>
-                <w:sz w:val="17"/>
-                <w:szCs w:val="17"/>
-              </w:rPr>
               <w:t>Birincil metin. Başlık, önemli içerik, aktif durum.</w:t>
             </w:r>
           </w:p>
         </w:tc>
       </w:tr>
       <w:tr>
-        <w:tblPrEx>
-          <w:tblCellMar>
-            <w:top w:w="0" w:type="dxa"/>
-            <w:bottom w:w="0" w:type="dxa"/>
-          </w:tblCellMar>
-        </w:tblPrEx>
         <w:tc>
           <w:tcPr>
             <w:tcW w:w="600" w:type="dxa"/>
@@ -4984,8 +3941,6 @@
             </w:tcMar>
           </w:tcPr>
           <w:p>
-            <w:proofErr w:type="spellStart"/>
-            <w:proofErr w:type="gramStart"/>
             <w:r>
               <w:rPr>
                 <w:b/>
@@ -4994,20 +3949,8 @@
                 <w:sz w:val="18"/>
                 <w:szCs w:val="18"/>
               </w:rPr>
-              <w:t>text</w:t>
-            </w:r>
-            <w:proofErr w:type="gramEnd"/>
-            <w:r>
-              <w:rPr>
-                <w:b/>
-                <w:bCs/>
-                <w:color w:val="1E293B"/>
-                <w:sz w:val="18"/>
-                <w:szCs w:val="18"/>
-              </w:rPr>
-              <w:t>-secondary</w:t>
-            </w:r>
-            <w:proofErr w:type="spellEnd"/>
+              <w:t>text-secondary</w:t>
+            </w:r>
           </w:p>
         </w:tc>
         <w:tc>
@@ -5083,94 +4026,78 @@
             </w:tcMar>
           </w:tcPr>
           <w:p>
-            <w:proofErr w:type="gramStart"/>
             <w:r>
               <w:rPr>
                 <w:color w:val="64748B"/>
                 <w:sz w:val="17"/>
                 <w:szCs w:val="17"/>
               </w:rPr>
-              <w:t>slate</w:t>
-            </w:r>
-            <w:proofErr w:type="gramEnd"/>
+              <w:t>slate-600 / slate-400</w:t>
+            </w:r>
+          </w:p>
+        </w:tc>
+        <w:tc>
+          <w:tcPr>
+            <w:tcW w:w="600" w:type="dxa"/>
+            <w:tcBorders>
+              <w:top w:val="single" w:sz="1" w:space="0" w:color="E2E8F0"/>
+              <w:left w:val="single" w:sz="1" w:space="0" w:color="E2E8F0"/>
+              <w:bottom w:val="single" w:sz="1" w:space="0" w:color="E2E8F0"/>
+              <w:right w:val="single" w:sz="1" w:space="0" w:color="E2E8F0"/>
+            </w:tcBorders>
+            <w:shd w:val="clear" w:color="auto" w:fill="F0FDF4"/>
+            <w:tcMar>
+              <w:top w:w="70" w:type="dxa"/>
+              <w:left w:w="80" w:type="dxa"/>
+              <w:bottom w:w="70" w:type="dxa"/>
+              <w:right w:w="80" w:type="dxa"/>
+            </w:tcMar>
+          </w:tcPr>
+          <w:p>
+            <w:pPr>
+              <w:jc w:val="center"/>
+            </w:pPr>
+            <w:r>
+              <w:rPr>
+                <w:b/>
+                <w:bCs/>
+                <w:color w:val="166534"/>
+                <w:sz w:val="18"/>
+                <w:szCs w:val="18"/>
+              </w:rPr>
+              <w:t>✓</w:t>
+            </w:r>
+          </w:p>
+        </w:tc>
+        <w:tc>
+          <w:tcPr>
+            <w:tcW w:w="2800" w:type="dxa"/>
+            <w:tcBorders>
+              <w:top w:val="single" w:sz="1" w:space="0" w:color="E2E8F0"/>
+              <w:left w:val="single" w:sz="1" w:space="0" w:color="E2E8F0"/>
+              <w:bottom w:val="single" w:sz="1" w:space="0" w:color="E2E8F0"/>
+              <w:right w:val="single" w:sz="1" w:space="0" w:color="E2E8F0"/>
+            </w:tcBorders>
+            <w:tcMar>
+              <w:top w:w="70" w:type="dxa"/>
+              <w:left w:w="140" w:type="dxa"/>
+              <w:bottom w:w="70" w:type="dxa"/>
+              <w:right w:w="140" w:type="dxa"/>
+            </w:tcMar>
+          </w:tcPr>
+          <w:p>
             <w:r>
               <w:rPr>
                 <w:color w:val="64748B"/>
                 <w:sz w:val="17"/>
                 <w:szCs w:val="17"/>
               </w:rPr>
-              <w:t>-600 / slate-400</w:t>
-            </w:r>
-          </w:p>
-        </w:tc>
-        <w:tc>
-          <w:tcPr>
-            <w:tcW w:w="600" w:type="dxa"/>
-            <w:tcBorders>
-              <w:top w:val="single" w:sz="1" w:space="0" w:color="E2E8F0"/>
-              <w:left w:val="single" w:sz="1" w:space="0" w:color="E2E8F0"/>
-              <w:bottom w:val="single" w:sz="1" w:space="0" w:color="E2E8F0"/>
-              <w:right w:val="single" w:sz="1" w:space="0" w:color="E2E8F0"/>
-            </w:tcBorders>
-            <w:shd w:val="clear" w:color="auto" w:fill="F0FDF4"/>
-            <w:tcMar>
-              <w:top w:w="70" w:type="dxa"/>
-              <w:left w:w="80" w:type="dxa"/>
-              <w:bottom w:w="70" w:type="dxa"/>
-              <w:right w:w="80" w:type="dxa"/>
-            </w:tcMar>
-          </w:tcPr>
-          <w:p>
-            <w:pPr>
-              <w:jc w:val="center"/>
-            </w:pPr>
-            <w:r>
-              <w:rPr>
-                <w:b/>
-                <w:bCs/>
-                <w:color w:val="166534"/>
-                <w:sz w:val="18"/>
-                <w:szCs w:val="18"/>
-              </w:rPr>
-              <w:t>✓</w:t>
-            </w:r>
-          </w:p>
-        </w:tc>
-        <w:tc>
-          <w:tcPr>
-            <w:tcW w:w="2800" w:type="dxa"/>
-            <w:tcBorders>
-              <w:top w:val="single" w:sz="1" w:space="0" w:color="E2E8F0"/>
-              <w:left w:val="single" w:sz="1" w:space="0" w:color="E2E8F0"/>
-              <w:bottom w:val="single" w:sz="1" w:space="0" w:color="E2E8F0"/>
-              <w:right w:val="single" w:sz="1" w:space="0" w:color="E2E8F0"/>
-            </w:tcBorders>
-            <w:tcMar>
-              <w:top w:w="70" w:type="dxa"/>
-              <w:left w:w="140" w:type="dxa"/>
-              <w:bottom w:w="70" w:type="dxa"/>
-              <w:right w:w="140" w:type="dxa"/>
-            </w:tcMar>
-          </w:tcPr>
-          <w:p>
-            <w:r>
-              <w:rPr>
-                <w:color w:val="64748B"/>
-                <w:sz w:val="17"/>
-                <w:szCs w:val="17"/>
-              </w:rPr>
               <w:t>İkincil metin. Etiket, açıklama, pasif öğe.</w:t>
             </w:r>
           </w:p>
         </w:tc>
       </w:tr>
       <w:tr>
-        <w:tblPrEx>
-          <w:tblCellMar>
-            <w:top w:w="0" w:type="dxa"/>
-            <w:bottom w:w="0" w:type="dxa"/>
-          </w:tblCellMar>
-        </w:tblPrEx>
         <w:tc>
           <w:tcPr>
             <w:tcW w:w="600" w:type="dxa"/>
@@ -5226,8 +4153,6 @@
             </w:tcMar>
           </w:tcPr>
           <w:p>
-            <w:proofErr w:type="spellStart"/>
-            <w:proofErr w:type="gramStart"/>
             <w:r>
               <w:rPr>
                 <w:b/>
@@ -5236,20 +4161,8 @@
                 <w:sz w:val="18"/>
                 <w:szCs w:val="18"/>
               </w:rPr>
-              <w:t>text</w:t>
-            </w:r>
-            <w:proofErr w:type="gramEnd"/>
-            <w:r>
-              <w:rPr>
-                <w:b/>
-                <w:bCs/>
-                <w:color w:val="1E293B"/>
-                <w:sz w:val="18"/>
-                <w:szCs w:val="18"/>
-              </w:rPr>
-              <w:t>-muted</w:t>
-            </w:r>
-            <w:proofErr w:type="spellEnd"/>
+              <w:t>text-muted</w:t>
+            </w:r>
           </w:p>
         </w:tc>
         <w:tc>
@@ -5325,101 +4238,73 @@
             </w:tcMar>
           </w:tcPr>
           <w:p>
-            <w:proofErr w:type="gramStart"/>
             <w:r>
               <w:rPr>
                 <w:color w:val="64748B"/>
                 <w:sz w:val="17"/>
                 <w:szCs w:val="17"/>
               </w:rPr>
-              <w:t>slate</w:t>
-            </w:r>
-            <w:proofErr w:type="gramEnd"/>
+              <w:t>slate-400 / slate-500</w:t>
+            </w:r>
+          </w:p>
+        </w:tc>
+        <w:tc>
+          <w:tcPr>
+            <w:tcW w:w="600" w:type="dxa"/>
+            <w:tcBorders>
+              <w:top w:val="single" w:sz="1" w:space="0" w:color="E2E8F0"/>
+              <w:left w:val="single" w:sz="1" w:space="0" w:color="E2E8F0"/>
+              <w:bottom w:val="single" w:sz="1" w:space="0" w:color="E2E8F0"/>
+              <w:right w:val="single" w:sz="1" w:space="0" w:color="E2E8F0"/>
+            </w:tcBorders>
+            <w:shd w:val="clear" w:color="auto" w:fill="F0FDF4"/>
+            <w:tcMar>
+              <w:top w:w="70" w:type="dxa"/>
+              <w:left w:w="80" w:type="dxa"/>
+              <w:bottom w:w="70" w:type="dxa"/>
+              <w:right w:w="80" w:type="dxa"/>
+            </w:tcMar>
+          </w:tcPr>
+          <w:p>
+            <w:pPr>
+              <w:jc w:val="center"/>
+            </w:pPr>
+            <w:r>
+              <w:rPr>
+                <w:b/>
+                <w:bCs/>
+                <w:color w:val="166534"/>
+                <w:sz w:val="18"/>
+                <w:szCs w:val="18"/>
+              </w:rPr>
+              <w:t>✓</w:t>
+            </w:r>
+          </w:p>
+        </w:tc>
+        <w:tc>
+          <w:tcPr>
+            <w:tcW w:w="2800" w:type="dxa"/>
+            <w:tcBorders>
+              <w:top w:val="single" w:sz="1" w:space="0" w:color="E2E8F0"/>
+              <w:left w:val="single" w:sz="1" w:space="0" w:color="E2E8F0"/>
+              <w:bottom w:val="single" w:sz="1" w:space="0" w:color="E2E8F0"/>
+              <w:right w:val="single" w:sz="1" w:space="0" w:color="E2E8F0"/>
+            </w:tcBorders>
+            <w:tcMar>
+              <w:top w:w="70" w:type="dxa"/>
+              <w:left w:w="140" w:type="dxa"/>
+              <w:bottom w:w="70" w:type="dxa"/>
+              <w:right w:w="140" w:type="dxa"/>
+            </w:tcMar>
+          </w:tcPr>
+          <w:p>
             <w:r>
               <w:rPr>
                 <w:color w:val="64748B"/>
                 <w:sz w:val="17"/>
                 <w:szCs w:val="17"/>
               </w:rPr>
-              <w:t>-400 / slate-500</w:t>
-            </w:r>
-          </w:p>
-        </w:tc>
-        <w:tc>
-          <w:tcPr>
-            <w:tcW w:w="600" w:type="dxa"/>
-            <w:tcBorders>
-              <w:top w:val="single" w:sz="1" w:space="0" w:color="E2E8F0"/>
-              <w:left w:val="single" w:sz="1" w:space="0" w:color="E2E8F0"/>
-              <w:bottom w:val="single" w:sz="1" w:space="0" w:color="E2E8F0"/>
-              <w:right w:val="single" w:sz="1" w:space="0" w:color="E2E8F0"/>
-            </w:tcBorders>
-            <w:shd w:val="clear" w:color="auto" w:fill="F0FDF4"/>
-            <w:tcMar>
-              <w:top w:w="70" w:type="dxa"/>
-              <w:left w:w="80" w:type="dxa"/>
-              <w:bottom w:w="70" w:type="dxa"/>
-              <w:right w:w="80" w:type="dxa"/>
-            </w:tcMar>
-          </w:tcPr>
-          <w:p>
-            <w:pPr>
-              <w:jc w:val="center"/>
-            </w:pPr>
-            <w:r>
-              <w:rPr>
-                <w:b/>
-                <w:bCs/>
-                <w:color w:val="166534"/>
-                <w:sz w:val="18"/>
-                <w:szCs w:val="18"/>
-              </w:rPr>
-              <w:t>✓</w:t>
-            </w:r>
-          </w:p>
-        </w:tc>
-        <w:tc>
-          <w:tcPr>
-            <w:tcW w:w="2800" w:type="dxa"/>
-            <w:tcBorders>
-              <w:top w:val="single" w:sz="1" w:space="0" w:color="E2E8F0"/>
-              <w:left w:val="single" w:sz="1" w:space="0" w:color="E2E8F0"/>
-              <w:bottom w:val="single" w:sz="1" w:space="0" w:color="E2E8F0"/>
-              <w:right w:val="single" w:sz="1" w:space="0" w:color="E2E8F0"/>
-            </w:tcBorders>
-            <w:tcMar>
-              <w:top w:w="70" w:type="dxa"/>
-              <w:left w:w="140" w:type="dxa"/>
-              <w:bottom w:w="70" w:type="dxa"/>
-              <w:right w:w="140" w:type="dxa"/>
-            </w:tcMar>
-          </w:tcPr>
-          <w:p>
-            <w:r>
-              <w:rPr>
-                <w:color w:val="64748B"/>
-                <w:sz w:val="17"/>
-                <w:szCs w:val="17"/>
-              </w:rPr>
-              <w:t xml:space="preserve">Soluk metin. İpucu, </w:t>
-            </w:r>
-            <w:proofErr w:type="spellStart"/>
-            <w:r>
-              <w:rPr>
-                <w:color w:val="64748B"/>
-                <w:sz w:val="17"/>
-                <w:szCs w:val="17"/>
-              </w:rPr>
-              <w:t>placeholder</w:t>
-            </w:r>
-            <w:proofErr w:type="spellEnd"/>
-            <w:r>
-              <w:rPr>
-                <w:color w:val="64748B"/>
-                <w:sz w:val="17"/>
-                <w:szCs w:val="17"/>
-              </w:rPr>
-              <w:t>, devre dışı öğe.</w:t>
+              <w:t>Soluk metin. İpucu, placeholder, devre dışı öğe.</w:t>
             </w:r>
           </w:p>
         </w:tc>
@@ -5476,12 +4361,6 @@
         <w:gridCol w:w="7600"/>
       </w:tblGrid>
       <w:tr>
-        <w:tblPrEx>
-          <w:tblCellMar>
-            <w:top w:w="0" w:type="dxa"/>
-            <w:bottom w:w="0" w:type="dxa"/>
-          </w:tblCellMar>
-        </w:tblPrEx>
         <w:trPr>
           <w:tblHeader/>
         </w:trPr>
@@ -5547,12 +4426,6 @@
         </w:tc>
       </w:tr>
       <w:tr>
-        <w:tblPrEx>
-          <w:tblCellMar>
-            <w:top w:w="0" w:type="dxa"/>
-            <w:bottom w:w="0" w:type="dxa"/>
-          </w:tblCellMar>
-        </w:tblPrEx>
         <w:tc>
           <w:tcPr>
             <w:tcW w:w="3200" w:type="dxa"/>
@@ -5572,41 +4445,13 @@
             <w:vAlign w:val="center"/>
           </w:tcPr>
           <w:p>
-            <w:proofErr w:type="spellStart"/>
-            <w:r>
-              <w:rPr>
-                <w:color w:val="1E293B"/>
-                <w:sz w:val="18"/>
-                <w:szCs w:val="18"/>
-              </w:rPr>
-              <w:t>Token</w:t>
-            </w:r>
-            <w:proofErr w:type="spellEnd"/>
-            <w:r>
-              <w:rPr>
-                <w:color w:val="1E293B"/>
-                <w:sz w:val="18"/>
-                <w:szCs w:val="18"/>
-              </w:rPr>
-              <w:t xml:space="preserve"> kullan, </w:t>
-            </w:r>
-            <w:proofErr w:type="spellStart"/>
-            <w:r>
-              <w:rPr>
-                <w:color w:val="1E293B"/>
-                <w:sz w:val="18"/>
-                <w:szCs w:val="18"/>
-              </w:rPr>
-              <w:t>hardcode</w:t>
-            </w:r>
-            <w:proofErr w:type="spellEnd"/>
-            <w:r>
-              <w:rPr>
-                <w:color w:val="1E293B"/>
-                <w:sz w:val="18"/>
-                <w:szCs w:val="18"/>
-              </w:rPr>
-              <w:t xml:space="preserve"> yazma</w:t>
+            <w:r>
+              <w:rPr>
+                <w:color w:val="1E293B"/>
+                <w:sz w:val="18"/>
+                <w:szCs w:val="18"/>
+              </w:rPr>
+              <w:t>Token kullan, hardcode yazma</w:t>
             </w:r>
           </w:p>
         </w:tc>
@@ -5635,90 +4480,12 @@
                 <w:sz w:val="18"/>
                 <w:szCs w:val="18"/>
               </w:rPr>
-              <w:t xml:space="preserve">Tüm UI renkleri </w:t>
-            </w:r>
-            <w:proofErr w:type="spellStart"/>
-            <w:r>
-              <w:rPr>
-                <w:color w:val="1E293B"/>
-                <w:sz w:val="18"/>
-                <w:szCs w:val="18"/>
-              </w:rPr>
-              <w:t>bg-surface</w:t>
-            </w:r>
-            <w:proofErr w:type="spellEnd"/>
-            <w:r>
-              <w:rPr>
-                <w:color w:val="1E293B"/>
-                <w:sz w:val="18"/>
-                <w:szCs w:val="18"/>
-              </w:rPr>
-              <w:t xml:space="preserve">-*, </w:t>
-            </w:r>
-            <w:proofErr w:type="spellStart"/>
-            <w:r>
-              <w:rPr>
-                <w:color w:val="1E293B"/>
-                <w:sz w:val="18"/>
-                <w:szCs w:val="18"/>
-              </w:rPr>
-              <w:t>text</w:t>
-            </w:r>
-            <w:proofErr w:type="spellEnd"/>
-            <w:r>
-              <w:rPr>
-                <w:color w:val="1E293B"/>
-                <w:sz w:val="18"/>
-                <w:szCs w:val="18"/>
-              </w:rPr>
-              <w:t xml:space="preserve">-*, </w:t>
-            </w:r>
-            <w:proofErr w:type="spellStart"/>
-            <w:r>
-              <w:rPr>
-                <w:color w:val="1E293B"/>
-                <w:sz w:val="18"/>
-                <w:szCs w:val="18"/>
-              </w:rPr>
-              <w:t>border</w:t>
-            </w:r>
-            <w:proofErr w:type="spellEnd"/>
-            <w:r>
-              <w:rPr>
-                <w:color w:val="1E293B"/>
-                <w:sz w:val="18"/>
-                <w:szCs w:val="18"/>
-              </w:rPr>
-              <w:t xml:space="preserve">-* </w:t>
-            </w:r>
-            <w:proofErr w:type="spellStart"/>
-            <w:r>
-              <w:rPr>
-                <w:color w:val="1E293B"/>
-                <w:sz w:val="18"/>
-                <w:szCs w:val="18"/>
-              </w:rPr>
-              <w:t>token</w:t>
-            </w:r>
-            <w:proofErr w:type="spellEnd"/>
-            <w:r>
-              <w:rPr>
-                <w:color w:val="1E293B"/>
-                <w:sz w:val="18"/>
-                <w:szCs w:val="18"/>
-              </w:rPr>
-              <w:t xml:space="preserve"> sınıfları üzerinden yazılmalı. #hex değeri doğrudan yazılmaz.</w:t>
+              <w:t>Tüm UI renkleri bg-surface-*, text-*, border-* token sınıfları üzerinden yazılmalı. #hex değeri doğrudan yazılmaz.</w:t>
             </w:r>
           </w:p>
         </w:tc>
       </w:tr>
       <w:tr>
-        <w:tblPrEx>
-          <w:tblCellMar>
-            <w:top w:w="0" w:type="dxa"/>
-            <w:bottom w:w="0" w:type="dxa"/>
-          </w:tblCellMar>
-        </w:tblPrEx>
         <w:tc>
           <w:tcPr>
             <w:tcW w:w="3200" w:type="dxa"/>
@@ -5744,25 +4511,7 @@
                 <w:sz w:val="18"/>
                 <w:szCs w:val="18"/>
               </w:rPr>
-              <w:t xml:space="preserve">Dark </w:t>
-            </w:r>
-            <w:proofErr w:type="spellStart"/>
-            <w:r>
-              <w:rPr>
-                <w:color w:val="1E293B"/>
-                <w:sz w:val="18"/>
-                <w:szCs w:val="18"/>
-              </w:rPr>
-              <w:t>mode</w:t>
-            </w:r>
-            <w:proofErr w:type="spellEnd"/>
-            <w:r>
-              <w:rPr>
-                <w:color w:val="1E293B"/>
-                <w:sz w:val="18"/>
-                <w:szCs w:val="18"/>
-              </w:rPr>
-              <w:t xml:space="preserve"> zorunlu</w:t>
+              <w:t>Dark mode zorunlu</w:t>
             </w:r>
           </w:p>
         </w:tc>
@@ -5791,162 +4540,12 @@
                 <w:sz w:val="18"/>
                 <w:szCs w:val="18"/>
               </w:rPr>
-              <w:t xml:space="preserve">Her </w:t>
-            </w:r>
-            <w:proofErr w:type="spellStart"/>
-            <w:r>
-              <w:rPr>
-                <w:color w:val="1E293B"/>
-                <w:sz w:val="18"/>
-                <w:szCs w:val="18"/>
-              </w:rPr>
-              <w:t>token</w:t>
-            </w:r>
-            <w:proofErr w:type="spellEnd"/>
-            <w:r>
-              <w:rPr>
-                <w:color w:val="1E293B"/>
-                <w:sz w:val="18"/>
-                <w:szCs w:val="18"/>
-              </w:rPr>
-              <w:t xml:space="preserve"> </w:t>
-            </w:r>
-            <w:proofErr w:type="spellStart"/>
-            <w:r>
-              <w:rPr>
-                <w:color w:val="1E293B"/>
-                <w:sz w:val="18"/>
-                <w:szCs w:val="18"/>
-              </w:rPr>
-              <w:t>light</w:t>
-            </w:r>
-            <w:proofErr w:type="spellEnd"/>
-            <w:r>
-              <w:rPr>
-                <w:color w:val="1E293B"/>
-                <w:sz w:val="18"/>
-                <w:szCs w:val="18"/>
-              </w:rPr>
-              <w:t xml:space="preserve"> ve </w:t>
-            </w:r>
-            <w:proofErr w:type="spellStart"/>
-            <w:r>
-              <w:rPr>
-                <w:color w:val="1E293B"/>
-                <w:sz w:val="18"/>
-                <w:szCs w:val="18"/>
-              </w:rPr>
-              <w:t>dark</w:t>
-            </w:r>
-            <w:proofErr w:type="spellEnd"/>
-            <w:r>
-              <w:rPr>
-                <w:color w:val="1E293B"/>
-                <w:sz w:val="18"/>
-                <w:szCs w:val="18"/>
-              </w:rPr>
-              <w:t xml:space="preserve"> değeri içerir. </w:t>
-            </w:r>
-            <w:proofErr w:type="spellStart"/>
-            <w:r>
-              <w:rPr>
-                <w:color w:val="1E293B"/>
-                <w:sz w:val="18"/>
-                <w:szCs w:val="18"/>
-              </w:rPr>
-              <w:t>Hardcode</w:t>
-            </w:r>
-            <w:proofErr w:type="spellEnd"/>
-            <w:r>
-              <w:rPr>
-                <w:color w:val="1E293B"/>
-                <w:sz w:val="18"/>
-                <w:szCs w:val="18"/>
-              </w:rPr>
-              <w:t xml:space="preserve"> </w:t>
-            </w:r>
-            <w:proofErr w:type="spellStart"/>
-            <w:r>
-              <w:rPr>
-                <w:color w:val="1E293B"/>
-                <w:sz w:val="18"/>
-                <w:szCs w:val="18"/>
-              </w:rPr>
-              <w:t>hex</w:t>
-            </w:r>
-            <w:proofErr w:type="spellEnd"/>
-            <w:r>
-              <w:rPr>
-                <w:color w:val="1E293B"/>
-                <w:sz w:val="18"/>
-                <w:szCs w:val="18"/>
-              </w:rPr>
-              <w:t xml:space="preserve"> </w:t>
-            </w:r>
-            <w:proofErr w:type="spellStart"/>
-            <w:r>
-              <w:rPr>
-                <w:color w:val="1E293B"/>
-                <w:sz w:val="18"/>
-                <w:szCs w:val="18"/>
-              </w:rPr>
-              <w:t>dark</w:t>
-            </w:r>
-            <w:proofErr w:type="spellEnd"/>
-            <w:r>
-              <w:rPr>
-                <w:color w:val="1E293B"/>
-                <w:sz w:val="18"/>
-                <w:szCs w:val="18"/>
-              </w:rPr>
-              <w:t xml:space="preserve"> modda görünmez hale gelir — </w:t>
-            </w:r>
-            <w:proofErr w:type="spellStart"/>
-            <w:r>
-              <w:rPr>
-                <w:color w:val="1E293B"/>
-                <w:sz w:val="18"/>
-                <w:szCs w:val="18"/>
-              </w:rPr>
-              <w:t>token</w:t>
-            </w:r>
-            <w:proofErr w:type="spellEnd"/>
-            <w:r>
-              <w:rPr>
-                <w:color w:val="1E293B"/>
-                <w:sz w:val="18"/>
-                <w:szCs w:val="18"/>
-              </w:rPr>
-              <w:t xml:space="preserve"> kullanmayan her renk </w:t>
-            </w:r>
-            <w:proofErr w:type="spellStart"/>
-            <w:r>
-              <w:rPr>
-                <w:color w:val="1E293B"/>
-                <w:sz w:val="18"/>
-                <w:szCs w:val="18"/>
-              </w:rPr>
-              <w:t>bug'dur</w:t>
-            </w:r>
-            <w:proofErr w:type="spellEnd"/>
-            <w:r>
-              <w:rPr>
-                <w:color w:val="1E293B"/>
-                <w:sz w:val="18"/>
-                <w:szCs w:val="18"/>
-              </w:rPr>
-              <w:t>.</w:t>
+              <w:t>Her token light ve dark değeri içerir. Hardcode hex dark modda görünmez hale gelir — token kullanmayan her renk bug'dur.</w:t>
             </w:r>
           </w:p>
         </w:tc>
       </w:tr>
       <w:tr>
-        <w:tblPrEx>
-          <w:tblCellMar>
-            <w:top w:w="0" w:type="dxa"/>
-            <w:bottom w:w="0" w:type="dxa"/>
-          </w:tblCellMar>
-        </w:tblPrEx>
         <w:tc>
           <w:tcPr>
             <w:tcW w:w="3200" w:type="dxa"/>
@@ -5966,25 +4565,13 @@
             <w:vAlign w:val="center"/>
           </w:tcPr>
           <w:p>
-            <w:proofErr w:type="spellStart"/>
-            <w:proofErr w:type="gramStart"/>
-            <w:r>
-              <w:rPr>
-                <w:color w:val="1E293B"/>
-                <w:sz w:val="18"/>
-                <w:szCs w:val="18"/>
-              </w:rPr>
-              <w:t>primary</w:t>
-            </w:r>
-            <w:proofErr w:type="spellEnd"/>
-            <w:proofErr w:type="gramEnd"/>
-            <w:r>
-              <w:rPr>
-                <w:color w:val="1E293B"/>
-                <w:sz w:val="18"/>
-                <w:szCs w:val="18"/>
-              </w:rPr>
-              <w:t xml:space="preserve"> yalnızca aksiyon için</w:t>
+            <w:r>
+              <w:rPr>
+                <w:color w:val="1E293B"/>
+                <w:sz w:val="18"/>
+                <w:szCs w:val="18"/>
+              </w:rPr>
+              <w:t>primary yalnızca aksiyon için</w:t>
             </w:r>
           </w:p>
         </w:tc>
@@ -6013,54 +4600,12 @@
                 <w:sz w:val="18"/>
                 <w:szCs w:val="18"/>
               </w:rPr>
-              <w:t>Mavi (</w:t>
-            </w:r>
-            <w:proofErr w:type="spellStart"/>
-            <w:r>
-              <w:rPr>
-                <w:color w:val="1E293B"/>
-                <w:sz w:val="18"/>
-                <w:szCs w:val="18"/>
-              </w:rPr>
-              <w:t>primary</w:t>
-            </w:r>
-            <w:proofErr w:type="spellEnd"/>
-            <w:r>
-              <w:rPr>
-                <w:color w:val="1E293B"/>
-                <w:sz w:val="18"/>
-                <w:szCs w:val="18"/>
-              </w:rPr>
-              <w:t xml:space="preserve">) yalnızca birincil buton, aktif sekme ve </w:t>
-            </w:r>
-            <w:proofErr w:type="spellStart"/>
-            <w:r>
-              <w:rPr>
-                <w:color w:val="1E293B"/>
-                <w:sz w:val="18"/>
-                <w:szCs w:val="18"/>
-              </w:rPr>
-              <w:t>focus</w:t>
-            </w:r>
-            <w:proofErr w:type="spellEnd"/>
-            <w:r>
-              <w:rPr>
-                <w:color w:val="1E293B"/>
-                <w:sz w:val="18"/>
-                <w:szCs w:val="18"/>
-              </w:rPr>
-              <w:t xml:space="preserve"> ring için kullanılır. Dekoratif veya bilgi amaçlı kullanılmaz.</w:t>
+              <w:t>Mavi (primary) yalnızca birincil buton, aktif sekme ve focus ring için kullanılır. Dekoratif veya bilgi amaçlı kullanılmaz.</w:t>
             </w:r>
           </w:p>
         </w:tc>
       </w:tr>
       <w:tr>
-        <w:tblPrEx>
-          <w:tblCellMar>
-            <w:top w:w="0" w:type="dxa"/>
-            <w:bottom w:w="0" w:type="dxa"/>
-          </w:tblCellMar>
-        </w:tblPrEx>
         <w:tc>
           <w:tcPr>
             <w:tcW w:w="3200" w:type="dxa"/>
@@ -6080,25 +4625,13 @@
             <w:vAlign w:val="center"/>
           </w:tcPr>
           <w:p>
-            <w:proofErr w:type="spellStart"/>
-            <w:proofErr w:type="gramStart"/>
-            <w:r>
-              <w:rPr>
-                <w:color w:val="1E293B"/>
-                <w:sz w:val="18"/>
-                <w:szCs w:val="18"/>
-              </w:rPr>
-              <w:t>surface</w:t>
-            </w:r>
-            <w:proofErr w:type="spellEnd"/>
-            <w:proofErr w:type="gramEnd"/>
-            <w:r>
-              <w:rPr>
-                <w:color w:val="1E293B"/>
-                <w:sz w:val="18"/>
-                <w:szCs w:val="18"/>
-              </w:rPr>
-              <w:t xml:space="preserve"> hiyerarşisi korunmalı</w:t>
+            <w:r>
+              <w:rPr>
+                <w:color w:val="1E293B"/>
+                <w:sz w:val="18"/>
+                <w:szCs w:val="18"/>
+              </w:rPr>
+              <w:t>surface hiyerarşisi korunmalı</w:t>
             </w:r>
           </w:p>
         </w:tc>
@@ -6121,98 +4654,18 @@
             <w:vAlign w:val="center"/>
           </w:tcPr>
           <w:p>
-            <w:proofErr w:type="spellStart"/>
-            <w:proofErr w:type="gramStart"/>
-            <w:r>
-              <w:rPr>
-                <w:color w:val="1E293B"/>
-                <w:sz w:val="18"/>
-                <w:szCs w:val="18"/>
-              </w:rPr>
-              <w:t>surface</w:t>
-            </w:r>
-            <w:proofErr w:type="gramEnd"/>
-            <w:r>
-              <w:rPr>
-                <w:color w:val="1E293B"/>
-                <w:sz w:val="18"/>
-                <w:szCs w:val="18"/>
-              </w:rPr>
-              <w:t>-app</w:t>
-            </w:r>
-            <w:proofErr w:type="spellEnd"/>
-            <w:r>
-              <w:rPr>
-                <w:color w:val="1E293B"/>
-                <w:sz w:val="18"/>
-                <w:szCs w:val="18"/>
-              </w:rPr>
-              <w:t xml:space="preserve"> (en dış) → </w:t>
-            </w:r>
-            <w:proofErr w:type="spellStart"/>
-            <w:r>
-              <w:rPr>
-                <w:color w:val="1E293B"/>
-                <w:sz w:val="18"/>
-                <w:szCs w:val="18"/>
-              </w:rPr>
-              <w:t>surface</w:t>
-            </w:r>
-            <w:proofErr w:type="spellEnd"/>
-            <w:r>
-              <w:rPr>
-                <w:color w:val="1E293B"/>
-                <w:sz w:val="18"/>
-                <w:szCs w:val="18"/>
-              </w:rPr>
-              <w:t xml:space="preserve">-panel (kart/panel) → </w:t>
-            </w:r>
-            <w:proofErr w:type="spellStart"/>
-            <w:r>
-              <w:rPr>
-                <w:color w:val="1E293B"/>
-                <w:sz w:val="18"/>
-                <w:szCs w:val="18"/>
-              </w:rPr>
-              <w:t>surface-subtle</w:t>
-            </w:r>
-            <w:proofErr w:type="spellEnd"/>
-            <w:r>
-              <w:rPr>
-                <w:color w:val="1E293B"/>
-                <w:sz w:val="18"/>
-                <w:szCs w:val="18"/>
-              </w:rPr>
-              <w:t xml:space="preserve"> (</w:t>
-            </w:r>
-            <w:proofErr w:type="spellStart"/>
-            <w:r>
-              <w:rPr>
-                <w:color w:val="1E293B"/>
-                <w:sz w:val="18"/>
-                <w:szCs w:val="18"/>
-              </w:rPr>
-              <w:t>hover</w:t>
-            </w:r>
-            <w:proofErr w:type="spellEnd"/>
-            <w:r>
-              <w:rPr>
-                <w:color w:val="1E293B"/>
-                <w:sz w:val="18"/>
-                <w:szCs w:val="18"/>
-              </w:rPr>
-              <w:t>/başlık). Bu sıra tersine çevrilmez.</w:t>
+            <w:r>
+              <w:rPr>
+                <w:color w:val="1E293B"/>
+                <w:sz w:val="18"/>
+                <w:szCs w:val="18"/>
+              </w:rPr>
+              <w:t>surface-app (en dış) → surface-panel (kart/panel) → surface-subtle (hover/başlık). Bu sıra tersine çevrilmez.</w:t>
             </w:r>
           </w:p>
         </w:tc>
       </w:tr>
       <w:tr>
-        <w:tblPrEx>
-          <w:tblCellMar>
-            <w:top w:w="0" w:type="dxa"/>
-            <w:bottom w:w="0" w:type="dxa"/>
-          </w:tblCellMar>
-        </w:tblPrEx>
         <w:tc>
           <w:tcPr>
             <w:tcW w:w="3200" w:type="dxa"/>
@@ -6261,70 +4714,18 @@
             <w:vAlign w:val="center"/>
           </w:tcPr>
           <w:p>
-            <w:proofErr w:type="spellStart"/>
-            <w:r>
-              <w:rPr>
-                <w:color w:val="1E293B"/>
-                <w:sz w:val="18"/>
-                <w:szCs w:val="18"/>
-              </w:rPr>
-              <w:t>Store</w:t>
-            </w:r>
-            <w:proofErr w:type="spellEnd"/>
-            <w:r>
-              <w:rPr>
-                <w:color w:val="1E293B"/>
-                <w:sz w:val="18"/>
-                <w:szCs w:val="18"/>
-              </w:rPr>
-              <w:t xml:space="preserve"> </w:t>
-            </w:r>
-            <w:proofErr w:type="spellStart"/>
-            <w:r>
-              <w:rPr>
-                <w:color w:val="1E293B"/>
-                <w:sz w:val="18"/>
-                <w:szCs w:val="18"/>
-              </w:rPr>
-              <w:t>default</w:t>
-            </w:r>
-            <w:proofErr w:type="spellEnd"/>
-            <w:r>
-              <w:rPr>
-                <w:color w:val="1E293B"/>
-                <w:sz w:val="18"/>
-                <w:szCs w:val="18"/>
-              </w:rPr>
-              <w:t xml:space="preserve"> değerleri (hücre zemin, fiyat kutusu rengi) UI </w:t>
-            </w:r>
-            <w:proofErr w:type="spellStart"/>
-            <w:r>
-              <w:rPr>
-                <w:color w:val="1E293B"/>
-                <w:sz w:val="18"/>
-                <w:szCs w:val="18"/>
-              </w:rPr>
-              <w:t>tokenlarından</w:t>
-            </w:r>
-            <w:proofErr w:type="spellEnd"/>
-            <w:r>
-              <w:rPr>
-                <w:color w:val="1E293B"/>
-                <w:sz w:val="18"/>
-                <w:szCs w:val="18"/>
-              </w:rPr>
-              <w:t xml:space="preserve"> bağımsız. Bunlar baskı çıktısını belirler, tema değişiminden etkilenmemeli.</w:t>
+            <w:r>
+              <w:rPr>
+                <w:color w:val="1E293B"/>
+                <w:sz w:val="18"/>
+                <w:szCs w:val="18"/>
+              </w:rPr>
+              <w:t>Store default değerleri (hücre zemin, fiyat kutusu rengi) UI tokenlarından bağımsız. Bunlar baskı çıktısını belirler, tema değişiminden etkilenmemeli.</w:t>
             </w:r>
           </w:p>
         </w:tc>
       </w:tr>
       <w:tr>
-        <w:tblPrEx>
-          <w:tblCellMar>
-            <w:top w:w="0" w:type="dxa"/>
-            <w:bottom w:w="0" w:type="dxa"/>
-          </w:tblCellMar>
-        </w:tblPrEx>
         <w:tc>
           <w:tcPr>
             <w:tcW w:w="3200" w:type="dxa"/>
@@ -6379,53 +4780,7 @@
                 <w:sz w:val="18"/>
                 <w:szCs w:val="18"/>
               </w:rPr>
-              <w:t xml:space="preserve">Renk değişikliği yalnızca </w:t>
-            </w:r>
-            <w:proofErr w:type="spellStart"/>
-            <w:r>
-              <w:rPr>
-                <w:color w:val="1E293B"/>
-                <w:sz w:val="18"/>
-                <w:szCs w:val="18"/>
-              </w:rPr>
-              <w:t>AdminThemePage</w:t>
-            </w:r>
-            <w:proofErr w:type="spellEnd"/>
-            <w:r>
-              <w:rPr>
-                <w:color w:val="1E293B"/>
-                <w:sz w:val="18"/>
-                <w:szCs w:val="18"/>
-              </w:rPr>
-              <w:t xml:space="preserve"> üzerinden yapılır. </w:t>
-            </w:r>
-            <w:proofErr w:type="spellStart"/>
-            <w:proofErr w:type="gramStart"/>
-            <w:r>
-              <w:rPr>
-                <w:color w:val="1E293B"/>
-                <w:sz w:val="18"/>
-                <w:szCs w:val="18"/>
-              </w:rPr>
-              <w:t>ui</w:t>
-            </w:r>
-            <w:proofErr w:type="gramEnd"/>
-            <w:r>
-              <w:rPr>
-                <w:color w:val="1E293B"/>
-                <w:sz w:val="18"/>
-                <w:szCs w:val="18"/>
-              </w:rPr>
-              <w:t>-tokens.ts</w:t>
-            </w:r>
-            <w:proofErr w:type="spellEnd"/>
-            <w:r>
-              <w:rPr>
-                <w:color w:val="1E293B"/>
-                <w:sz w:val="18"/>
-                <w:szCs w:val="18"/>
-              </w:rPr>
-              <w:t xml:space="preserve"> doğrudan düzenlenmez.</w:t>
+              <w:t>Renk değişikliği yalnızca AdminThemePage üzerinden yapılır. ui-tokens.ts yalnızca varsayılan değerleri güncellemek için Claude Code aracılığıyla düzenlenir.</w:t>
             </w:r>
           </w:p>
         </w:tc>
@@ -6463,21 +4818,7 @@
         <w:rPr>
           <w:color w:val="1E293B"/>
         </w:rPr>
-        <w:t xml:space="preserve">Üç yüzey </w:t>
-      </w:r>
-      <w:proofErr w:type="spellStart"/>
-      <w:r>
-        <w:rPr>
-          <w:color w:val="1E293B"/>
-        </w:rPr>
-        <w:t>tokeni</w:t>
-      </w:r>
-      <w:proofErr w:type="spellEnd"/>
-      <w:r>
-        <w:rPr>
-          <w:color w:val="1E293B"/>
-        </w:rPr>
-        <w:t xml:space="preserve"> katmanlı bir derinlik sistemi oluşturur. Dış katmandan iç katmana doğru:</w:t>
+        <w:t>Üç yüzey tokeni katmanlı bir derinlik sistemi oluşturur. Dış katmandan iç katmana doğru:</w:t>
       </w:r>
     </w:p>
     <w:p>
@@ -6510,12 +4851,6 @@
         <w:gridCol w:w="4400"/>
       </w:tblGrid>
       <w:tr>
-        <w:tblPrEx>
-          <w:tblCellMar>
-            <w:top w:w="0" w:type="dxa"/>
-            <w:bottom w:w="0" w:type="dxa"/>
-          </w:tblCellMar>
-        </w:tblPrEx>
         <w:trPr>
           <w:tblHeader/>
         </w:trPr>
@@ -6567,7 +4902,6 @@
             </w:tcMar>
           </w:tcPr>
           <w:p>
-            <w:proofErr w:type="spellStart"/>
             <w:r>
               <w:rPr>
                 <w:b/>
@@ -6578,7 +4912,6 @@
               </w:rPr>
               <w:t>Token</w:t>
             </w:r>
-            <w:proofErr w:type="spellEnd"/>
           </w:p>
         </w:tc>
         <w:tc>
@@ -6599,7 +4932,6 @@
             </w:tcMar>
           </w:tcPr>
           <w:p>
-            <w:proofErr w:type="spellStart"/>
             <w:r>
               <w:rPr>
                 <w:b/>
@@ -6610,7 +4942,6 @@
               </w:rPr>
               <w:t>Light</w:t>
             </w:r>
-            <w:proofErr w:type="spellEnd"/>
           </w:p>
         </w:tc>
         <w:tc>
@@ -6675,12 +5006,6 @@
         </w:tc>
       </w:tr>
       <w:tr>
-        <w:tblPrEx>
-          <w:tblCellMar>
-            <w:top w:w="0" w:type="dxa"/>
-            <w:bottom w:w="0" w:type="dxa"/>
-          </w:tblCellMar>
-        </w:tblPrEx>
         <w:tc>
           <w:tcPr>
             <w:tcW w:w="1600" w:type="dxa"/>
@@ -6729,26 +5054,14 @@
             <w:vAlign w:val="center"/>
           </w:tcPr>
           <w:p>
-            <w:proofErr w:type="spellStart"/>
-            <w:proofErr w:type="gramStart"/>
-            <w:r>
-              <w:rPr>
-                <w:color w:val="1E293B"/>
-                <w:sz w:val="18"/>
-                <w:szCs w:val="18"/>
-              </w:rPr>
-              <w:t>surface</w:t>
-            </w:r>
-            <w:proofErr w:type="gramEnd"/>
-            <w:r>
-              <w:rPr>
-                <w:color w:val="1E293B"/>
-                <w:sz w:val="18"/>
-                <w:szCs w:val="18"/>
-              </w:rPr>
-              <w:t>-app</w:t>
-            </w:r>
-            <w:proofErr w:type="spellEnd"/>
+            <w:r>
+              <w:rPr>
+                <w:color w:val="1E293B"/>
+                <w:sz w:val="18"/>
+                <w:szCs w:val="18"/>
+              </w:rPr>
+              <w:t>surface-app</w:t>
+            </w:r>
           </w:p>
         </w:tc>
         <w:tc>
@@ -6828,52 +5141,18 @@
             <w:vAlign w:val="center"/>
           </w:tcPr>
           <w:p>
-            <w:proofErr w:type="spellStart"/>
-            <w:r>
-              <w:rPr>
-                <w:color w:val="1E293B"/>
-                <w:sz w:val="18"/>
-                <w:szCs w:val="18"/>
-              </w:rPr>
-              <w:t>Layout.tsx</w:t>
-            </w:r>
-            <w:proofErr w:type="spellEnd"/>
-            <w:r>
-              <w:rPr>
-                <w:color w:val="1E293B"/>
-                <w:sz w:val="18"/>
-                <w:szCs w:val="18"/>
-              </w:rPr>
-              <w:t xml:space="preserve">, </w:t>
-            </w:r>
-            <w:proofErr w:type="spellStart"/>
-            <w:r>
-              <w:rPr>
-                <w:color w:val="1E293B"/>
-                <w:sz w:val="18"/>
-                <w:szCs w:val="18"/>
-              </w:rPr>
-              <w:t>AdminThemePage</w:t>
-            </w:r>
-            <w:proofErr w:type="spellEnd"/>
-            <w:r>
-              <w:rPr>
-                <w:color w:val="1E293B"/>
-                <w:sz w:val="18"/>
-                <w:szCs w:val="18"/>
-              </w:rPr>
-              <w:t xml:space="preserve"> — sayfa genel zemini</w:t>
+            <w:r>
+              <w:rPr>
+                <w:color w:val="1E293B"/>
+                <w:sz w:val="18"/>
+                <w:szCs w:val="18"/>
+              </w:rPr>
+              <w:t>Layout.tsx, AdminThemePage — sayfa genel zemini</w:t>
             </w:r>
           </w:p>
         </w:tc>
       </w:tr>
       <w:tr>
-        <w:tblPrEx>
-          <w:tblCellMar>
-            <w:top w:w="0" w:type="dxa"/>
-            <w:bottom w:w="0" w:type="dxa"/>
-          </w:tblCellMar>
-        </w:tblPrEx>
         <w:tc>
           <w:tcPr>
             <w:tcW w:w="1600" w:type="dxa"/>
@@ -6922,25 +5201,13 @@
             <w:vAlign w:val="center"/>
           </w:tcPr>
           <w:p>
-            <w:proofErr w:type="spellStart"/>
-            <w:proofErr w:type="gramStart"/>
-            <w:r>
-              <w:rPr>
-                <w:color w:val="1E293B"/>
-                <w:sz w:val="18"/>
-                <w:szCs w:val="18"/>
-              </w:rPr>
-              <w:t>surface</w:t>
-            </w:r>
-            <w:proofErr w:type="spellEnd"/>
-            <w:proofErr w:type="gramEnd"/>
-            <w:r>
-              <w:rPr>
-                <w:color w:val="1E293B"/>
-                <w:sz w:val="18"/>
-                <w:szCs w:val="18"/>
-              </w:rPr>
-              <w:t>-panel</w:t>
+            <w:r>
+              <w:rPr>
+                <w:color w:val="1E293B"/>
+                <w:sz w:val="18"/>
+                <w:szCs w:val="18"/>
+              </w:rPr>
+              <w:t>surface-panel</w:t>
             </w:r>
           </w:p>
         </w:tc>
@@ -7033,12 +5300,6 @@
         </w:tc>
       </w:tr>
       <w:tr>
-        <w:tblPrEx>
-          <w:tblCellMar>
-            <w:top w:w="0" w:type="dxa"/>
-            <w:bottom w:w="0" w:type="dxa"/>
-          </w:tblCellMar>
-        </w:tblPrEx>
         <w:tc>
           <w:tcPr>
             <w:tcW w:w="1600" w:type="dxa"/>
@@ -7087,26 +5348,14 @@
             <w:vAlign w:val="center"/>
           </w:tcPr>
           <w:p>
-            <w:proofErr w:type="spellStart"/>
-            <w:proofErr w:type="gramStart"/>
-            <w:r>
-              <w:rPr>
-                <w:color w:val="1E293B"/>
-                <w:sz w:val="18"/>
-                <w:szCs w:val="18"/>
-              </w:rPr>
-              <w:t>surface</w:t>
-            </w:r>
-            <w:proofErr w:type="gramEnd"/>
-            <w:r>
-              <w:rPr>
-                <w:color w:val="1E293B"/>
-                <w:sz w:val="18"/>
-                <w:szCs w:val="18"/>
-              </w:rPr>
-              <w:t>-subtle</w:t>
-            </w:r>
-            <w:proofErr w:type="spellEnd"/>
+            <w:r>
+              <w:rPr>
+                <w:color w:val="1E293B"/>
+                <w:sz w:val="18"/>
+                <w:szCs w:val="18"/>
+              </w:rPr>
+              <w:t>surface-subtle</w:t>
+            </w:r>
           </w:p>
         </w:tc>
         <w:tc>
@@ -7192,25 +5441,7 @@
                 <w:sz w:val="18"/>
                 <w:szCs w:val="18"/>
               </w:rPr>
-              <w:t xml:space="preserve">Akordiyon başlığı, </w:t>
-            </w:r>
-            <w:proofErr w:type="spellStart"/>
-            <w:r>
-              <w:rPr>
-                <w:color w:val="1E293B"/>
-                <w:sz w:val="18"/>
-                <w:szCs w:val="18"/>
-              </w:rPr>
-              <w:t>hover</w:t>
-            </w:r>
-            <w:proofErr w:type="spellEnd"/>
-            <w:r>
-              <w:rPr>
-                <w:color w:val="1E293B"/>
-                <w:sz w:val="18"/>
-                <w:szCs w:val="18"/>
-              </w:rPr>
-              <w:t xml:space="preserve"> durumu, alternatif tablo satırı</w:t>
+              <w:t>Akordiyon başlığı, hover durumu, alternatif tablo satırı</w:t>
             </w:r>
           </w:p>
         </w:tc>
@@ -7229,8 +5460,6 @@
         <w:spacing w:before="80" w:after="80"/>
         <w:ind w:left="360"/>
       </w:pPr>
-      <w:proofErr w:type="spellStart"/>
-      <w:proofErr w:type="gramStart"/>
       <w:r>
         <w:rPr>
           <w:i/>
@@ -7239,51 +5468,7 @@
           <w:sz w:val="18"/>
           <w:szCs w:val="18"/>
         </w:rPr>
-        <w:t>surface</w:t>
-      </w:r>
-      <w:proofErr w:type="gramEnd"/>
-      <w:r>
-        <w:rPr>
-          <w:i/>
-          <w:iCs/>
-          <w:color w:val="64748B"/>
-          <w:sz w:val="18"/>
-          <w:szCs w:val="18"/>
-        </w:rPr>
-        <w:t>-subtle</w:t>
-      </w:r>
-      <w:proofErr w:type="spellEnd"/>
-      <w:r>
-        <w:rPr>
-          <w:i/>
-          <w:iCs/>
-          <w:color w:val="64748B"/>
-          <w:sz w:val="18"/>
-          <w:szCs w:val="18"/>
-        </w:rPr>
-        <w:t xml:space="preserve"> hiçbir zaman </w:t>
-      </w:r>
-      <w:proofErr w:type="spellStart"/>
-      <w:r>
-        <w:rPr>
-          <w:i/>
-          <w:iCs/>
-          <w:color w:val="64748B"/>
-          <w:sz w:val="18"/>
-          <w:szCs w:val="18"/>
-        </w:rPr>
-        <w:t>surface-app'in</w:t>
-      </w:r>
-      <w:proofErr w:type="spellEnd"/>
-      <w:r>
-        <w:rPr>
-          <w:i/>
-          <w:iCs/>
-          <w:color w:val="64748B"/>
-          <w:sz w:val="18"/>
-          <w:szCs w:val="18"/>
-        </w:rPr>
-        <w:t xml:space="preserve"> üstünde kullanılmaz. Katman sırasını korumak derinlik algısı sağlar.</w:t>
+        <w:t>surface-subtle hiçbir zaman surface-app'in üstünde kullanılmaz. Katman sırasını korumak derinlik algısı sağlar.</w:t>
       </w:r>
     </w:p>
     <w:p>
@@ -7328,29 +5513,7 @@
           <w:sz w:val="28"/>
           <w:szCs w:val="28"/>
         </w:rPr>
-        <w:t>4.1 Sağ panel (</w:t>
-      </w:r>
-      <w:proofErr w:type="spellStart"/>
-      <w:r>
-        <w:rPr>
-          <w:b/>
-          <w:bCs/>
-          <w:color w:val="1E293B"/>
-          <w:sz w:val="28"/>
-          <w:szCs w:val="28"/>
-        </w:rPr>
-        <w:t>Sidebar</w:t>
-      </w:r>
-      <w:proofErr w:type="spellEnd"/>
-      <w:r>
-        <w:rPr>
-          <w:b/>
-          <w:bCs/>
-          <w:color w:val="1E293B"/>
-          <w:sz w:val="28"/>
-          <w:szCs w:val="28"/>
-        </w:rPr>
-        <w:t>)</w:t>
+        <w:t>4.1 Sağ panel (Sidebar)</w:t>
       </w:r>
     </w:p>
     <w:p>
@@ -7381,12 +5544,6 @@
         <w:gridCol w:w="4200"/>
       </w:tblGrid>
       <w:tr>
-        <w:tblPrEx>
-          <w:tblCellMar>
-            <w:top w:w="0" w:type="dxa"/>
-            <w:bottom w:w="0" w:type="dxa"/>
-          </w:tblCellMar>
-        </w:tblPrEx>
         <w:trPr>
           <w:tblHeader/>
         </w:trPr>
@@ -7438,7 +5595,6 @@
             </w:tcMar>
           </w:tcPr>
           <w:p>
-            <w:proofErr w:type="spellStart"/>
             <w:r>
               <w:rPr>
                 <w:b/>
@@ -7449,7 +5605,6 @@
               </w:rPr>
               <w:t>Token</w:t>
             </w:r>
-            <w:proofErr w:type="spellEnd"/>
           </w:p>
         </w:tc>
         <w:tc>
@@ -7478,40 +5633,12 @@
                 <w:sz w:val="18"/>
                 <w:szCs w:val="18"/>
               </w:rPr>
-              <w:t>Değer (</w:t>
-            </w:r>
-            <w:proofErr w:type="spellStart"/>
-            <w:r>
-              <w:rPr>
-                <w:b/>
-                <w:bCs/>
-                <w:color w:val="FFFFFF"/>
-                <w:sz w:val="18"/>
-                <w:szCs w:val="18"/>
-              </w:rPr>
-              <w:t>light</w:t>
-            </w:r>
-            <w:proofErr w:type="spellEnd"/>
-            <w:r>
-              <w:rPr>
-                <w:b/>
-                <w:bCs/>
-                <w:color w:val="FFFFFF"/>
-                <w:sz w:val="18"/>
-                <w:szCs w:val="18"/>
-              </w:rPr>
-              <w:t>)</w:t>
+              <w:t>Değer (light)</w:t>
             </w:r>
           </w:p>
         </w:tc>
       </w:tr>
       <w:tr>
-        <w:tblPrEx>
-          <w:tblCellMar>
-            <w:top w:w="0" w:type="dxa"/>
-            <w:bottom w:w="0" w:type="dxa"/>
-          </w:tblCellMar>
-        </w:tblPrEx>
         <w:tc>
           <w:tcPr>
             <w:tcW w:w="3600" w:type="dxa"/>
@@ -7560,25 +5687,13 @@
             <w:vAlign w:val="center"/>
           </w:tcPr>
           <w:p>
-            <w:proofErr w:type="spellStart"/>
-            <w:proofErr w:type="gramStart"/>
-            <w:r>
-              <w:rPr>
-                <w:color w:val="1E293B"/>
-                <w:sz w:val="18"/>
-                <w:szCs w:val="18"/>
-              </w:rPr>
-              <w:t>surface</w:t>
-            </w:r>
-            <w:proofErr w:type="spellEnd"/>
-            <w:proofErr w:type="gramEnd"/>
-            <w:r>
-              <w:rPr>
-                <w:color w:val="1E293B"/>
-                <w:sz w:val="18"/>
-                <w:szCs w:val="18"/>
-              </w:rPr>
-              <w:t>-panel</w:t>
+            <w:r>
+              <w:rPr>
+                <w:color w:val="1E293B"/>
+                <w:sz w:val="18"/>
+                <w:szCs w:val="18"/>
+              </w:rPr>
+              <w:t>surface-panel</w:t>
             </w:r>
           </w:p>
         </w:tc>
@@ -7613,12 +5728,6 @@
         </w:tc>
       </w:tr>
       <w:tr>
-        <w:tblPrEx>
-          <w:tblCellMar>
-            <w:top w:w="0" w:type="dxa"/>
-            <w:bottom w:w="0" w:type="dxa"/>
-          </w:tblCellMar>
-        </w:tblPrEx>
         <w:tc>
           <w:tcPr>
             <w:tcW w:w="3600" w:type="dxa"/>
@@ -7667,26 +5776,14 @@
             <w:vAlign w:val="center"/>
           </w:tcPr>
           <w:p>
-            <w:proofErr w:type="spellStart"/>
-            <w:proofErr w:type="gramStart"/>
-            <w:r>
-              <w:rPr>
-                <w:color w:val="1E293B"/>
-                <w:sz w:val="18"/>
-                <w:szCs w:val="18"/>
-              </w:rPr>
-              <w:t>surface</w:t>
-            </w:r>
-            <w:proofErr w:type="gramEnd"/>
-            <w:r>
-              <w:rPr>
-                <w:color w:val="1E293B"/>
-                <w:sz w:val="18"/>
-                <w:szCs w:val="18"/>
-              </w:rPr>
-              <w:t>-subtle</w:t>
-            </w:r>
-            <w:proofErr w:type="spellEnd"/>
+            <w:r>
+              <w:rPr>
+                <w:color w:val="1E293B"/>
+                <w:sz w:val="18"/>
+                <w:szCs w:val="18"/>
+              </w:rPr>
+              <w:t>surface-subtle</w:t>
+            </w:r>
           </w:p>
         </w:tc>
         <w:tc>
@@ -7720,12 +5817,6 @@
         </w:tc>
       </w:tr>
       <w:tr>
-        <w:tblPrEx>
-          <w:tblCellMar>
-            <w:top w:w="0" w:type="dxa"/>
-            <w:bottom w:w="0" w:type="dxa"/>
-          </w:tblCellMar>
-        </w:tblPrEx>
         <w:tc>
           <w:tcPr>
             <w:tcW w:w="3600" w:type="dxa"/>
@@ -7774,25 +5865,13 @@
             <w:vAlign w:val="center"/>
           </w:tcPr>
           <w:p>
-            <w:proofErr w:type="spellStart"/>
-            <w:proofErr w:type="gramStart"/>
-            <w:r>
-              <w:rPr>
-                <w:color w:val="1E293B"/>
-                <w:sz w:val="18"/>
-                <w:szCs w:val="18"/>
-              </w:rPr>
-              <w:t>surface</w:t>
-            </w:r>
-            <w:proofErr w:type="spellEnd"/>
-            <w:proofErr w:type="gramEnd"/>
-            <w:r>
-              <w:rPr>
-                <w:color w:val="1E293B"/>
-                <w:sz w:val="18"/>
-                <w:szCs w:val="18"/>
-              </w:rPr>
-              <w:t>-panel</w:t>
+            <w:r>
+              <w:rPr>
+                <w:color w:val="1E293B"/>
+                <w:sz w:val="18"/>
+                <w:szCs w:val="18"/>
+              </w:rPr>
+              <w:t>surface-panel</w:t>
             </w:r>
           </w:p>
         </w:tc>
@@ -7827,12 +5906,6 @@
         </w:tc>
       </w:tr>
       <w:tr>
-        <w:tblPrEx>
-          <w:tblCellMar>
-            <w:top w:w="0" w:type="dxa"/>
-            <w:bottom w:w="0" w:type="dxa"/>
-          </w:tblCellMar>
-        </w:tblPrEx>
         <w:tc>
           <w:tcPr>
             <w:tcW w:w="3600" w:type="dxa"/>
@@ -7881,8 +5954,6 @@
             <w:vAlign w:val="center"/>
           </w:tcPr>
           <w:p>
-            <w:proofErr w:type="spellStart"/>
-            <w:proofErr w:type="gramStart"/>
             <w:r>
               <w:rPr>
                 <w:color w:val="1E293B"/>
@@ -7891,8 +5962,6 @@
               </w:rPr>
               <w:t>primary</w:t>
             </w:r>
-            <w:proofErr w:type="spellEnd"/>
-            <w:proofErr w:type="gramEnd"/>
           </w:p>
         </w:tc>
         <w:tc>
@@ -7926,12 +5995,6 @@
         </w:tc>
       </w:tr>
       <w:tr>
-        <w:tblPrEx>
-          <w:tblCellMar>
-            <w:top w:w="0" w:type="dxa"/>
-            <w:bottom w:w="0" w:type="dxa"/>
-          </w:tblCellMar>
-        </w:tblPrEx>
         <w:tc>
           <w:tcPr>
             <w:tcW w:w="3600" w:type="dxa"/>
@@ -7957,18 +6020,8 @@
                 <w:sz w:val="18"/>
                 <w:szCs w:val="18"/>
               </w:rPr>
-              <w:t xml:space="preserve">Pasif sekme </w:t>
-            </w:r>
-            <w:proofErr w:type="spellStart"/>
-            <w:r>
-              <w:rPr>
-                <w:color w:val="1E293B"/>
-                <w:sz w:val="18"/>
-                <w:szCs w:val="18"/>
-              </w:rPr>
-              <w:t>hover</w:t>
-            </w:r>
-            <w:proofErr w:type="spellEnd"/>
+              <w:t>Pasif sekme hover</w:t>
+            </w:r>
           </w:p>
         </w:tc>
         <w:tc>
@@ -7990,26 +6043,14 @@
             <w:vAlign w:val="center"/>
           </w:tcPr>
           <w:p>
-            <w:proofErr w:type="spellStart"/>
-            <w:proofErr w:type="gramStart"/>
-            <w:r>
-              <w:rPr>
-                <w:color w:val="1E293B"/>
-                <w:sz w:val="18"/>
-                <w:szCs w:val="18"/>
-              </w:rPr>
-              <w:t>surface</w:t>
-            </w:r>
-            <w:proofErr w:type="gramEnd"/>
-            <w:r>
-              <w:rPr>
-                <w:color w:val="1E293B"/>
-                <w:sz w:val="18"/>
-                <w:szCs w:val="18"/>
-              </w:rPr>
-              <w:t>-subtle</w:t>
-            </w:r>
-            <w:proofErr w:type="spellEnd"/>
+            <w:r>
+              <w:rPr>
+                <w:color w:val="1E293B"/>
+                <w:sz w:val="18"/>
+                <w:szCs w:val="18"/>
+              </w:rPr>
+              <w:t>surface-subtle</w:t>
+            </w:r>
           </w:p>
         </w:tc>
         <w:tc>
@@ -8043,12 +6084,6 @@
         </w:tc>
       </w:tr>
       <w:tr>
-        <w:tblPrEx>
-          <w:tblCellMar>
-            <w:top w:w="0" w:type="dxa"/>
-            <w:bottom w:w="0" w:type="dxa"/>
-          </w:tblCellMar>
-        </w:tblPrEx>
         <w:tc>
           <w:tcPr>
             <w:tcW w:w="3600" w:type="dxa"/>
@@ -8097,26 +6132,14 @@
             <w:vAlign w:val="center"/>
           </w:tcPr>
           <w:p>
-            <w:proofErr w:type="spellStart"/>
-            <w:proofErr w:type="gramStart"/>
-            <w:r>
-              <w:rPr>
-                <w:color w:val="1E293B"/>
-                <w:sz w:val="18"/>
-                <w:szCs w:val="18"/>
-              </w:rPr>
-              <w:t>surface</w:t>
-            </w:r>
-            <w:proofErr w:type="gramEnd"/>
-            <w:r>
-              <w:rPr>
-                <w:color w:val="1E293B"/>
-                <w:sz w:val="18"/>
-                <w:szCs w:val="18"/>
-              </w:rPr>
-              <w:t>-subtle</w:t>
-            </w:r>
-            <w:proofErr w:type="spellEnd"/>
+            <w:r>
+              <w:rPr>
+                <w:color w:val="1E293B"/>
+                <w:sz w:val="18"/>
+                <w:szCs w:val="18"/>
+              </w:rPr>
+              <w:t>surface-subtle</w:t>
+            </w:r>
           </w:p>
         </w:tc>
         <w:tc>
@@ -8150,12 +6173,6 @@
         </w:tc>
       </w:tr>
       <w:tr>
-        <w:tblPrEx>
-          <w:tblCellMar>
-            <w:top w:w="0" w:type="dxa"/>
-            <w:bottom w:w="0" w:type="dxa"/>
-          </w:tblCellMar>
-        </w:tblPrEx>
         <w:tc>
           <w:tcPr>
             <w:tcW w:w="3600" w:type="dxa"/>
@@ -8204,25 +6221,13 @@
             <w:vAlign w:val="center"/>
           </w:tcPr>
           <w:p>
-            <w:proofErr w:type="spellStart"/>
-            <w:proofErr w:type="gramStart"/>
-            <w:r>
-              <w:rPr>
-                <w:color w:val="1E293B"/>
-                <w:sz w:val="18"/>
-                <w:szCs w:val="18"/>
-              </w:rPr>
-              <w:t>surface</w:t>
-            </w:r>
-            <w:proofErr w:type="spellEnd"/>
-            <w:proofErr w:type="gramEnd"/>
-            <w:r>
-              <w:rPr>
-                <w:color w:val="1E293B"/>
-                <w:sz w:val="18"/>
-                <w:szCs w:val="18"/>
-              </w:rPr>
-              <w:t>-panel</w:t>
+            <w:r>
+              <w:rPr>
+                <w:color w:val="1E293B"/>
+                <w:sz w:val="18"/>
+                <w:szCs w:val="18"/>
+              </w:rPr>
+              <w:t>surface-panel</w:t>
             </w:r>
           </w:p>
         </w:tc>
@@ -8257,12 +6262,6 @@
         </w:tc>
       </w:tr>
       <w:tr>
-        <w:tblPrEx>
-          <w:tblCellMar>
-            <w:top w:w="0" w:type="dxa"/>
-            <w:bottom w:w="0" w:type="dxa"/>
-          </w:tblCellMar>
-        </w:tblPrEx>
         <w:tc>
           <w:tcPr>
             <w:tcW w:w="3600" w:type="dxa"/>
@@ -8311,26 +6310,14 @@
             <w:vAlign w:val="center"/>
           </w:tcPr>
           <w:p>
-            <w:proofErr w:type="spellStart"/>
-            <w:proofErr w:type="gramStart"/>
-            <w:r>
-              <w:rPr>
-                <w:color w:val="1E293B"/>
-                <w:sz w:val="18"/>
-                <w:szCs w:val="18"/>
-              </w:rPr>
-              <w:t>border</w:t>
-            </w:r>
-            <w:proofErr w:type="gramEnd"/>
-            <w:r>
-              <w:rPr>
-                <w:color w:val="1E293B"/>
-                <w:sz w:val="18"/>
-                <w:szCs w:val="18"/>
-              </w:rPr>
-              <w:t>-default</w:t>
-            </w:r>
-            <w:proofErr w:type="spellEnd"/>
+            <w:r>
+              <w:rPr>
+                <w:color w:val="1E293B"/>
+                <w:sz w:val="18"/>
+                <w:szCs w:val="18"/>
+              </w:rPr>
+              <w:t>border-default</w:t>
+            </w:r>
           </w:p>
         </w:tc>
         <w:tc>
@@ -8364,12 +6351,6 @@
         </w:tc>
       </w:tr>
       <w:tr>
-        <w:tblPrEx>
-          <w:tblCellMar>
-            <w:top w:w="0" w:type="dxa"/>
-            <w:bottom w:w="0" w:type="dxa"/>
-          </w:tblCellMar>
-        </w:tblPrEx>
         <w:tc>
           <w:tcPr>
             <w:tcW w:w="3600" w:type="dxa"/>
@@ -8418,26 +6399,14 @@
             <w:vAlign w:val="center"/>
           </w:tcPr>
           <w:p>
-            <w:proofErr w:type="spellStart"/>
-            <w:proofErr w:type="gramStart"/>
-            <w:r>
-              <w:rPr>
-                <w:color w:val="1E293B"/>
-                <w:sz w:val="18"/>
-                <w:szCs w:val="18"/>
-              </w:rPr>
-              <w:t>text</w:t>
-            </w:r>
-            <w:proofErr w:type="gramEnd"/>
-            <w:r>
-              <w:rPr>
-                <w:color w:val="1E293B"/>
-                <w:sz w:val="18"/>
-                <w:szCs w:val="18"/>
-              </w:rPr>
-              <w:t>-primary</w:t>
-            </w:r>
-            <w:proofErr w:type="spellEnd"/>
+            <w:r>
+              <w:rPr>
+                <w:color w:val="1E293B"/>
+                <w:sz w:val="18"/>
+                <w:szCs w:val="18"/>
+              </w:rPr>
+              <w:t>text-primary</w:t>
+            </w:r>
           </w:p>
         </w:tc>
         <w:tc>
@@ -8471,12 +6440,6 @@
         </w:tc>
       </w:tr>
       <w:tr>
-        <w:tblPrEx>
-          <w:tblCellMar>
-            <w:top w:w="0" w:type="dxa"/>
-            <w:bottom w:w="0" w:type="dxa"/>
-          </w:tblCellMar>
-        </w:tblPrEx>
         <w:tc>
           <w:tcPr>
             <w:tcW w:w="3600" w:type="dxa"/>
@@ -8525,26 +6488,14 @@
             <w:vAlign w:val="center"/>
           </w:tcPr>
           <w:p>
-            <w:proofErr w:type="spellStart"/>
-            <w:proofErr w:type="gramStart"/>
-            <w:r>
-              <w:rPr>
-                <w:color w:val="1E293B"/>
-                <w:sz w:val="18"/>
-                <w:szCs w:val="18"/>
-              </w:rPr>
-              <w:t>text</w:t>
-            </w:r>
-            <w:proofErr w:type="gramEnd"/>
-            <w:r>
-              <w:rPr>
-                <w:color w:val="1E293B"/>
-                <w:sz w:val="18"/>
-                <w:szCs w:val="18"/>
-              </w:rPr>
-              <w:t>-secondary</w:t>
-            </w:r>
-            <w:proofErr w:type="spellEnd"/>
+            <w:r>
+              <w:rPr>
+                <w:color w:val="1E293B"/>
+                <w:sz w:val="18"/>
+                <w:szCs w:val="18"/>
+              </w:rPr>
+              <w:t>text-secondary</w:t>
+            </w:r>
           </w:p>
         </w:tc>
         <w:tc>
@@ -8578,12 +6529,6 @@
         </w:tc>
       </w:tr>
       <w:tr>
-        <w:tblPrEx>
-          <w:tblCellMar>
-            <w:top w:w="0" w:type="dxa"/>
-            <w:bottom w:w="0" w:type="dxa"/>
-          </w:tblCellMar>
-        </w:tblPrEx>
         <w:tc>
           <w:tcPr>
             <w:tcW w:w="3600" w:type="dxa"/>
@@ -8632,26 +6577,14 @@
             <w:vAlign w:val="center"/>
           </w:tcPr>
           <w:p>
-            <w:proofErr w:type="spellStart"/>
-            <w:proofErr w:type="gramStart"/>
-            <w:r>
-              <w:rPr>
-                <w:color w:val="1E293B"/>
-                <w:sz w:val="18"/>
-                <w:szCs w:val="18"/>
-              </w:rPr>
-              <w:t>text</w:t>
-            </w:r>
-            <w:proofErr w:type="gramEnd"/>
-            <w:r>
-              <w:rPr>
-                <w:color w:val="1E293B"/>
-                <w:sz w:val="18"/>
-                <w:szCs w:val="18"/>
-              </w:rPr>
-              <w:t>-primary</w:t>
-            </w:r>
-            <w:proofErr w:type="spellEnd"/>
+            <w:r>
+              <w:rPr>
+                <w:color w:val="1E293B"/>
+                <w:sz w:val="18"/>
+                <w:szCs w:val="18"/>
+              </w:rPr>
+              <w:t>text-primary</w:t>
+            </w:r>
           </w:p>
         </w:tc>
         <w:tc>
@@ -8685,12 +6618,6 @@
         </w:tc>
       </w:tr>
       <w:tr>
-        <w:tblPrEx>
-          <w:tblCellMar>
-            <w:top w:w="0" w:type="dxa"/>
-            <w:bottom w:w="0" w:type="dxa"/>
-          </w:tblCellMar>
-        </w:tblPrEx>
         <w:tc>
           <w:tcPr>
             <w:tcW w:w="3600" w:type="dxa"/>
@@ -8740,26 +6667,14 @@
             <w:vAlign w:val="center"/>
           </w:tcPr>
           <w:p>
-            <w:proofErr w:type="spellStart"/>
-            <w:proofErr w:type="gramStart"/>
-            <w:r>
-              <w:rPr>
-                <w:color w:val="1E293B"/>
-                <w:sz w:val="18"/>
-                <w:szCs w:val="18"/>
-              </w:rPr>
-              <w:t>text</w:t>
-            </w:r>
-            <w:proofErr w:type="gramEnd"/>
-            <w:r>
-              <w:rPr>
-                <w:color w:val="1E293B"/>
-                <w:sz w:val="18"/>
-                <w:szCs w:val="18"/>
-              </w:rPr>
-              <w:t>-secondary</w:t>
-            </w:r>
-            <w:proofErr w:type="spellEnd"/>
+            <w:r>
+              <w:rPr>
+                <w:color w:val="1E293B"/>
+                <w:sz w:val="18"/>
+                <w:szCs w:val="18"/>
+              </w:rPr>
+              <w:t>text-secondary</w:t>
+            </w:r>
           </w:p>
         </w:tc>
         <w:tc>
@@ -8793,12 +6708,6 @@
         </w:tc>
       </w:tr>
       <w:tr>
-        <w:tblPrEx>
-          <w:tblCellMar>
-            <w:top w:w="0" w:type="dxa"/>
-            <w:bottom w:w="0" w:type="dxa"/>
-          </w:tblCellMar>
-        </w:tblPrEx>
         <w:tc>
           <w:tcPr>
             <w:tcW w:w="3600" w:type="dxa"/>
@@ -8847,26 +6756,14 @@
             <w:vAlign w:val="center"/>
           </w:tcPr>
           <w:p>
-            <w:proofErr w:type="spellStart"/>
-            <w:proofErr w:type="gramStart"/>
-            <w:r>
-              <w:rPr>
-                <w:color w:val="1E293B"/>
-                <w:sz w:val="18"/>
-                <w:szCs w:val="18"/>
-              </w:rPr>
-              <w:t>border</w:t>
-            </w:r>
-            <w:proofErr w:type="gramEnd"/>
-            <w:r>
-              <w:rPr>
-                <w:color w:val="1E293B"/>
-                <w:sz w:val="18"/>
-                <w:szCs w:val="18"/>
-              </w:rPr>
-              <w:t>-default</w:t>
-            </w:r>
-            <w:proofErr w:type="spellEnd"/>
+            <w:r>
+              <w:rPr>
+                <w:color w:val="1E293B"/>
+                <w:sz w:val="18"/>
+                <w:szCs w:val="18"/>
+              </w:rPr>
+              <w:t>border-default</w:t>
+            </w:r>
           </w:p>
         </w:tc>
         <w:tc>
@@ -8918,51 +6815,7 @@
           <w:sz w:val="28"/>
           <w:szCs w:val="28"/>
         </w:rPr>
-        <w:t>4.2 Üst bar (</w:t>
-      </w:r>
-      <w:proofErr w:type="spellStart"/>
-      <w:r>
-        <w:rPr>
-          <w:b/>
-          <w:bCs/>
-          <w:color w:val="1E293B"/>
-          <w:sz w:val="28"/>
-          <w:szCs w:val="28"/>
-        </w:rPr>
-        <w:t>TopBar</w:t>
-      </w:r>
-      <w:proofErr w:type="spellEnd"/>
-      <w:r>
-        <w:rPr>
-          <w:b/>
-          <w:bCs/>
-          <w:color w:val="1E293B"/>
-          <w:sz w:val="28"/>
-          <w:szCs w:val="28"/>
-        </w:rPr>
-        <w:t xml:space="preserve"> / </w:t>
-      </w:r>
-      <w:proofErr w:type="spellStart"/>
-      <w:r>
-        <w:rPr>
-          <w:b/>
-          <w:bCs/>
-          <w:color w:val="1E293B"/>
-          <w:sz w:val="28"/>
-          <w:szCs w:val="28"/>
-        </w:rPr>
-        <w:t>ContextualBar</w:t>
-      </w:r>
-      <w:proofErr w:type="spellEnd"/>
-      <w:r>
-        <w:rPr>
-          <w:b/>
-          <w:bCs/>
-          <w:color w:val="1E293B"/>
-          <w:sz w:val="28"/>
-          <w:szCs w:val="28"/>
-        </w:rPr>
-        <w:t>)</w:t>
+        <w:t>4.2 Üst bar (TopBar / ContextualBar)</w:t>
       </w:r>
     </w:p>
     <w:p>
@@ -8993,12 +6846,6 @@
         <w:gridCol w:w="4200"/>
       </w:tblGrid>
       <w:tr>
-        <w:tblPrEx>
-          <w:tblCellMar>
-            <w:top w:w="0" w:type="dxa"/>
-            <w:bottom w:w="0" w:type="dxa"/>
-          </w:tblCellMar>
-        </w:tblPrEx>
         <w:trPr>
           <w:tblHeader/>
         </w:trPr>
@@ -9050,7 +6897,6 @@
             </w:tcMar>
           </w:tcPr>
           <w:p>
-            <w:proofErr w:type="spellStart"/>
             <w:r>
               <w:rPr>
                 <w:b/>
@@ -9061,7 +6907,6 @@
               </w:rPr>
               <w:t>Token</w:t>
             </w:r>
-            <w:proofErr w:type="spellEnd"/>
           </w:p>
         </w:tc>
         <w:tc>
@@ -9090,40 +6935,12 @@
                 <w:sz w:val="18"/>
                 <w:szCs w:val="18"/>
               </w:rPr>
-              <w:t>Değer (</w:t>
-            </w:r>
-            <w:proofErr w:type="spellStart"/>
-            <w:r>
-              <w:rPr>
-                <w:b/>
-                <w:bCs/>
-                <w:color w:val="FFFFFF"/>
-                <w:sz w:val="18"/>
-                <w:szCs w:val="18"/>
-              </w:rPr>
-              <w:t>light</w:t>
-            </w:r>
-            <w:proofErr w:type="spellEnd"/>
-            <w:r>
-              <w:rPr>
-                <w:b/>
-                <w:bCs/>
-                <w:color w:val="FFFFFF"/>
-                <w:sz w:val="18"/>
-                <w:szCs w:val="18"/>
-              </w:rPr>
-              <w:t>)</w:t>
+              <w:t>Değer (light)</w:t>
             </w:r>
           </w:p>
         </w:tc>
       </w:tr>
       <w:tr>
-        <w:tblPrEx>
-          <w:tblCellMar>
-            <w:top w:w="0" w:type="dxa"/>
-            <w:bottom w:w="0" w:type="dxa"/>
-          </w:tblCellMar>
-        </w:tblPrEx>
         <w:tc>
           <w:tcPr>
             <w:tcW w:w="3600" w:type="dxa"/>
@@ -9172,25 +6989,13 @@
             <w:vAlign w:val="center"/>
           </w:tcPr>
           <w:p>
-            <w:proofErr w:type="spellStart"/>
-            <w:proofErr w:type="gramStart"/>
-            <w:r>
-              <w:rPr>
-                <w:color w:val="1E293B"/>
-                <w:sz w:val="18"/>
-                <w:szCs w:val="18"/>
-              </w:rPr>
-              <w:t>surface</w:t>
-            </w:r>
-            <w:proofErr w:type="spellEnd"/>
-            <w:proofErr w:type="gramEnd"/>
-            <w:r>
-              <w:rPr>
-                <w:color w:val="1E293B"/>
-                <w:sz w:val="18"/>
-                <w:szCs w:val="18"/>
-              </w:rPr>
-              <w:t>-panel</w:t>
+            <w:r>
+              <w:rPr>
+                <w:color w:val="1E293B"/>
+                <w:sz w:val="18"/>
+                <w:szCs w:val="18"/>
+              </w:rPr>
+              <w:t>surface-panel</w:t>
             </w:r>
           </w:p>
         </w:tc>
@@ -9225,12 +7030,6 @@
         </w:tc>
       </w:tr>
       <w:tr>
-        <w:tblPrEx>
-          <w:tblCellMar>
-            <w:top w:w="0" w:type="dxa"/>
-            <w:bottom w:w="0" w:type="dxa"/>
-          </w:tblCellMar>
-        </w:tblPrEx>
         <w:tc>
           <w:tcPr>
             <w:tcW w:w="3600" w:type="dxa"/>
@@ -9279,26 +7078,14 @@
             <w:vAlign w:val="center"/>
           </w:tcPr>
           <w:p>
-            <w:proofErr w:type="spellStart"/>
-            <w:proofErr w:type="gramStart"/>
-            <w:r>
-              <w:rPr>
-                <w:color w:val="1E293B"/>
-                <w:sz w:val="18"/>
-                <w:szCs w:val="18"/>
-              </w:rPr>
-              <w:t>border</w:t>
-            </w:r>
-            <w:proofErr w:type="gramEnd"/>
-            <w:r>
-              <w:rPr>
-                <w:color w:val="1E293B"/>
-                <w:sz w:val="18"/>
-                <w:szCs w:val="18"/>
-              </w:rPr>
-              <w:t>-default</w:t>
-            </w:r>
-            <w:proofErr w:type="spellEnd"/>
+            <w:r>
+              <w:rPr>
+                <w:color w:val="1E293B"/>
+                <w:sz w:val="18"/>
+                <w:szCs w:val="18"/>
+              </w:rPr>
+              <w:t>border-default</w:t>
+            </w:r>
           </w:p>
         </w:tc>
         <w:tc>
@@ -9332,12 +7119,6 @@
         </w:tc>
       </w:tr>
       <w:tr>
-        <w:tblPrEx>
-          <w:tblCellMar>
-            <w:top w:w="0" w:type="dxa"/>
-            <w:bottom w:w="0" w:type="dxa"/>
-          </w:tblCellMar>
-        </w:tblPrEx>
         <w:tc>
           <w:tcPr>
             <w:tcW w:w="3600" w:type="dxa"/>
@@ -9386,26 +7167,14 @@
             <w:vAlign w:val="center"/>
           </w:tcPr>
           <w:p>
-            <w:proofErr w:type="spellStart"/>
-            <w:proofErr w:type="gramStart"/>
-            <w:r>
-              <w:rPr>
-                <w:color w:val="1E293B"/>
-                <w:sz w:val="18"/>
-                <w:szCs w:val="18"/>
-              </w:rPr>
-              <w:t>text</w:t>
-            </w:r>
-            <w:proofErr w:type="gramEnd"/>
-            <w:r>
-              <w:rPr>
-                <w:color w:val="1E293B"/>
-                <w:sz w:val="18"/>
-                <w:szCs w:val="18"/>
-              </w:rPr>
-              <w:t>-secondary</w:t>
-            </w:r>
-            <w:proofErr w:type="spellEnd"/>
+            <w:r>
+              <w:rPr>
+                <w:color w:val="1E293B"/>
+                <w:sz w:val="18"/>
+                <w:szCs w:val="18"/>
+              </w:rPr>
+              <w:t>text-secondary</w:t>
+            </w:r>
           </w:p>
         </w:tc>
         <w:tc>
@@ -9439,12 +7208,6 @@
         </w:tc>
       </w:tr>
       <w:tr>
-        <w:tblPrEx>
-          <w:tblCellMar>
-            <w:top w:w="0" w:type="dxa"/>
-            <w:bottom w:w="0" w:type="dxa"/>
-          </w:tblCellMar>
-        </w:tblPrEx>
         <w:tc>
           <w:tcPr>
             <w:tcW w:w="3600" w:type="dxa"/>
@@ -9470,25 +7233,7 @@
                 <w:sz w:val="18"/>
                 <w:szCs w:val="18"/>
               </w:rPr>
-              <w:t xml:space="preserve">Buton </w:t>
-            </w:r>
-            <w:proofErr w:type="spellStart"/>
-            <w:r>
-              <w:rPr>
-                <w:color w:val="1E293B"/>
-                <w:sz w:val="18"/>
-                <w:szCs w:val="18"/>
-              </w:rPr>
-              <w:t>hover</w:t>
-            </w:r>
-            <w:proofErr w:type="spellEnd"/>
-            <w:r>
-              <w:rPr>
-                <w:color w:val="1E293B"/>
-                <w:sz w:val="18"/>
-                <w:szCs w:val="18"/>
-              </w:rPr>
-              <w:t xml:space="preserve"> zemini</w:t>
+              <w:t>Buton hover zemini</w:t>
             </w:r>
           </w:p>
         </w:tc>
@@ -9511,26 +7256,14 @@
             <w:vAlign w:val="center"/>
           </w:tcPr>
           <w:p>
-            <w:proofErr w:type="spellStart"/>
-            <w:proofErr w:type="gramStart"/>
-            <w:r>
-              <w:rPr>
-                <w:color w:val="1E293B"/>
-                <w:sz w:val="18"/>
-                <w:szCs w:val="18"/>
-              </w:rPr>
-              <w:t>border</w:t>
-            </w:r>
-            <w:proofErr w:type="gramEnd"/>
-            <w:r>
-              <w:rPr>
-                <w:color w:val="1E293B"/>
-                <w:sz w:val="18"/>
-                <w:szCs w:val="18"/>
-              </w:rPr>
-              <w:t>-default</w:t>
-            </w:r>
-            <w:proofErr w:type="spellEnd"/>
+            <w:r>
+              <w:rPr>
+                <w:color w:val="1E293B"/>
+                <w:sz w:val="18"/>
+                <w:szCs w:val="18"/>
+              </w:rPr>
+              <w:t>border-default</w:t>
+            </w:r>
           </w:p>
         </w:tc>
         <w:tc>
@@ -9564,12 +7297,6 @@
         </w:tc>
       </w:tr>
       <w:tr>
-        <w:tblPrEx>
-          <w:tblCellMar>
-            <w:top w:w="0" w:type="dxa"/>
-            <w:bottom w:w="0" w:type="dxa"/>
-          </w:tblCellMar>
-        </w:tblPrEx>
         <w:tc>
           <w:tcPr>
             <w:tcW w:w="3600" w:type="dxa"/>
@@ -9618,26 +7345,14 @@
             <w:vAlign w:val="center"/>
           </w:tcPr>
           <w:p>
-            <w:proofErr w:type="spellStart"/>
-            <w:proofErr w:type="gramStart"/>
-            <w:r>
-              <w:rPr>
-                <w:color w:val="1E293B"/>
-                <w:sz w:val="18"/>
-                <w:szCs w:val="18"/>
-              </w:rPr>
-              <w:t>surface</w:t>
-            </w:r>
-            <w:proofErr w:type="gramEnd"/>
-            <w:r>
-              <w:rPr>
-                <w:color w:val="1E293B"/>
-                <w:sz w:val="18"/>
-                <w:szCs w:val="18"/>
-              </w:rPr>
-              <w:t>-subtle</w:t>
-            </w:r>
-            <w:proofErr w:type="spellEnd"/>
+            <w:r>
+              <w:rPr>
+                <w:color w:val="1E293B"/>
+                <w:sz w:val="18"/>
+                <w:szCs w:val="18"/>
+              </w:rPr>
+              <w:t>surface-subtle</w:t>
+            </w:r>
           </w:p>
         </w:tc>
         <w:tc>
@@ -9671,12 +7386,6 @@
         </w:tc>
       </w:tr>
       <w:tr>
-        <w:tblPrEx>
-          <w:tblCellMar>
-            <w:top w:w="0" w:type="dxa"/>
-            <w:bottom w:w="0" w:type="dxa"/>
-          </w:tblCellMar>
-        </w:tblPrEx>
         <w:tc>
           <w:tcPr>
             <w:tcW w:w="3600" w:type="dxa"/>
@@ -9725,26 +7434,14 @@
             <w:vAlign w:val="center"/>
           </w:tcPr>
           <w:p>
-            <w:proofErr w:type="spellStart"/>
-            <w:proofErr w:type="gramStart"/>
-            <w:r>
-              <w:rPr>
-                <w:color w:val="1E293B"/>
-                <w:sz w:val="18"/>
-                <w:szCs w:val="18"/>
-              </w:rPr>
-              <w:t>text</w:t>
-            </w:r>
-            <w:proofErr w:type="gramEnd"/>
-            <w:r>
-              <w:rPr>
-                <w:color w:val="1E293B"/>
-                <w:sz w:val="18"/>
-                <w:szCs w:val="18"/>
-              </w:rPr>
-              <w:t>-primary</w:t>
-            </w:r>
-            <w:proofErr w:type="spellEnd"/>
+            <w:r>
+              <w:rPr>
+                <w:color w:val="1E293B"/>
+                <w:sz w:val="18"/>
+                <w:szCs w:val="18"/>
+              </w:rPr>
+              <w:t>text-primary</w:t>
+            </w:r>
           </w:p>
         </w:tc>
         <w:tc>
@@ -9778,12 +7475,6 @@
         </w:tc>
       </w:tr>
       <w:tr>
-        <w:tblPrEx>
-          <w:tblCellMar>
-            <w:top w:w="0" w:type="dxa"/>
-            <w:bottom w:w="0" w:type="dxa"/>
-          </w:tblCellMar>
-        </w:tblPrEx>
         <w:tc>
           <w:tcPr>
             <w:tcW w:w="3600" w:type="dxa"/>
@@ -9832,26 +7523,14 @@
             <w:vAlign w:val="center"/>
           </w:tcPr>
           <w:p>
-            <w:proofErr w:type="spellStart"/>
-            <w:proofErr w:type="gramStart"/>
-            <w:r>
-              <w:rPr>
-                <w:color w:val="1E293B"/>
-                <w:sz w:val="18"/>
-                <w:szCs w:val="18"/>
-              </w:rPr>
-              <w:t>border</w:t>
-            </w:r>
-            <w:proofErr w:type="gramEnd"/>
-            <w:r>
-              <w:rPr>
-                <w:color w:val="1E293B"/>
-                <w:sz w:val="18"/>
-                <w:szCs w:val="18"/>
-              </w:rPr>
-              <w:t>-default</w:t>
-            </w:r>
-            <w:proofErr w:type="spellEnd"/>
+            <w:r>
+              <w:rPr>
+                <w:color w:val="1E293B"/>
+                <w:sz w:val="18"/>
+                <w:szCs w:val="18"/>
+              </w:rPr>
+              <w:t>border-default</w:t>
+            </w:r>
           </w:p>
         </w:tc>
         <w:tc>
@@ -9885,12 +7564,6 @@
         </w:tc>
       </w:tr>
       <w:tr>
-        <w:tblPrEx>
-          <w:tblCellMar>
-            <w:top w:w="0" w:type="dxa"/>
-            <w:bottom w:w="0" w:type="dxa"/>
-          </w:tblCellMar>
-        </w:tblPrEx>
         <w:tc>
           <w:tcPr>
             <w:tcW w:w="3600" w:type="dxa"/>
@@ -9910,23 +7583,13 @@
             <w:vAlign w:val="center"/>
           </w:tcPr>
           <w:p>
-            <w:proofErr w:type="spellStart"/>
-            <w:r>
-              <w:rPr>
-                <w:color w:val="1E293B"/>
-                <w:sz w:val="18"/>
-                <w:szCs w:val="18"/>
-              </w:rPr>
-              <w:t>Dropdown</w:t>
-            </w:r>
-            <w:proofErr w:type="spellEnd"/>
-            <w:r>
-              <w:rPr>
-                <w:color w:val="1E293B"/>
-                <w:sz w:val="18"/>
-                <w:szCs w:val="18"/>
-              </w:rPr>
-              <w:t xml:space="preserve"> zemini</w:t>
+            <w:r>
+              <w:rPr>
+                <w:color w:val="1E293B"/>
+                <w:sz w:val="18"/>
+                <w:szCs w:val="18"/>
+              </w:rPr>
+              <w:t>Dropdown zemini</w:t>
             </w:r>
           </w:p>
         </w:tc>
@@ -9949,25 +7612,13 @@
             <w:vAlign w:val="center"/>
           </w:tcPr>
           <w:p>
-            <w:proofErr w:type="spellStart"/>
-            <w:proofErr w:type="gramStart"/>
-            <w:r>
-              <w:rPr>
-                <w:color w:val="1E293B"/>
-                <w:sz w:val="18"/>
-                <w:szCs w:val="18"/>
-              </w:rPr>
-              <w:t>surface</w:t>
-            </w:r>
-            <w:proofErr w:type="spellEnd"/>
-            <w:proofErr w:type="gramEnd"/>
-            <w:r>
-              <w:rPr>
-                <w:color w:val="1E293B"/>
-                <w:sz w:val="18"/>
-                <w:szCs w:val="18"/>
-              </w:rPr>
-              <w:t>-panel</w:t>
+            <w:r>
+              <w:rPr>
+                <w:color w:val="1E293B"/>
+                <w:sz w:val="18"/>
+                <w:szCs w:val="18"/>
+              </w:rPr>
+              <w:t>surface-panel</w:t>
             </w:r>
           </w:p>
         </w:tc>
@@ -10002,12 +7653,6 @@
         </w:tc>
       </w:tr>
       <w:tr>
-        <w:tblPrEx>
-          <w:tblCellMar>
-            <w:top w:w="0" w:type="dxa"/>
-            <w:bottom w:w="0" w:type="dxa"/>
-          </w:tblCellMar>
-        </w:tblPrEx>
         <w:tc>
           <w:tcPr>
             <w:tcW w:w="3600" w:type="dxa"/>
@@ -10027,23 +7672,13 @@
             <w:vAlign w:val="center"/>
           </w:tcPr>
           <w:p>
-            <w:proofErr w:type="spellStart"/>
-            <w:r>
-              <w:rPr>
-                <w:color w:val="1E293B"/>
-                <w:sz w:val="18"/>
-                <w:szCs w:val="18"/>
-              </w:rPr>
-              <w:t>Dropdown</w:t>
-            </w:r>
-            <w:proofErr w:type="spellEnd"/>
-            <w:r>
-              <w:rPr>
-                <w:color w:val="1E293B"/>
-                <w:sz w:val="18"/>
-                <w:szCs w:val="18"/>
-              </w:rPr>
-              <w:t xml:space="preserve"> kenarlığı</w:t>
+            <w:r>
+              <w:rPr>
+                <w:color w:val="1E293B"/>
+                <w:sz w:val="18"/>
+                <w:szCs w:val="18"/>
+              </w:rPr>
+              <w:t>Dropdown kenarlığı</w:t>
             </w:r>
           </w:p>
         </w:tc>
@@ -10066,26 +7701,14 @@
             <w:vAlign w:val="center"/>
           </w:tcPr>
           <w:p>
-            <w:proofErr w:type="spellStart"/>
-            <w:proofErr w:type="gramStart"/>
-            <w:r>
-              <w:rPr>
-                <w:color w:val="1E293B"/>
-                <w:sz w:val="18"/>
-                <w:szCs w:val="18"/>
-              </w:rPr>
-              <w:t>border</w:t>
-            </w:r>
-            <w:proofErr w:type="gramEnd"/>
-            <w:r>
-              <w:rPr>
-                <w:color w:val="1E293B"/>
-                <w:sz w:val="18"/>
-                <w:szCs w:val="18"/>
-              </w:rPr>
-              <w:t>-default</w:t>
-            </w:r>
-            <w:proofErr w:type="spellEnd"/>
+            <w:r>
+              <w:rPr>
+                <w:color w:val="1E293B"/>
+                <w:sz w:val="18"/>
+                <w:szCs w:val="18"/>
+              </w:rPr>
+              <w:t>border-default</w:t>
+            </w:r>
           </w:p>
         </w:tc>
         <w:tc>
@@ -10119,12 +7742,6 @@
         </w:tc>
       </w:tr>
       <w:tr>
-        <w:tblPrEx>
-          <w:tblCellMar>
-            <w:top w:w="0" w:type="dxa"/>
-            <w:bottom w:w="0" w:type="dxa"/>
-          </w:tblCellMar>
-        </w:tblPrEx>
         <w:tc>
           <w:tcPr>
             <w:tcW w:w="3600" w:type="dxa"/>
@@ -10173,8 +7790,6 @@
             <w:vAlign w:val="center"/>
           </w:tcPr>
           <w:p>
-            <w:proofErr w:type="spellStart"/>
-            <w:proofErr w:type="gramStart"/>
             <w:r>
               <w:rPr>
                 <w:color w:val="1E293B"/>
@@ -10183,8 +7798,6 @@
               </w:rPr>
               <w:t>danger</w:t>
             </w:r>
-            <w:proofErr w:type="spellEnd"/>
-            <w:proofErr w:type="gramEnd"/>
           </w:p>
         </w:tc>
         <w:tc>
@@ -10267,12 +7880,6 @@
         <w:gridCol w:w="4200"/>
       </w:tblGrid>
       <w:tr>
-        <w:tblPrEx>
-          <w:tblCellMar>
-            <w:top w:w="0" w:type="dxa"/>
-            <w:bottom w:w="0" w:type="dxa"/>
-          </w:tblCellMar>
-        </w:tblPrEx>
         <w:trPr>
           <w:tblHeader/>
         </w:trPr>
@@ -10324,7 +7931,6 @@
             </w:tcMar>
           </w:tcPr>
           <w:p>
-            <w:proofErr w:type="spellStart"/>
             <w:r>
               <w:rPr>
                 <w:b/>
@@ -10333,9 +7939,28 @@
                 <w:sz w:val="18"/>
                 <w:szCs w:val="18"/>
               </w:rPr>
-              <w:t>Token</w:t>
-            </w:r>
-            <w:proofErr w:type="spellEnd"/>
+              <w:t>Token / Değer</w:t>
+            </w:r>
+          </w:p>
+        </w:tc>
+        <w:tc>
+          <w:tcPr>
+            <w:tcW w:w="4200" w:type="dxa"/>
+            <w:tcBorders>
+              <w:top w:val="single" w:sz="1" w:space="0" w:color="E2E8F0"/>
+              <w:left w:val="single" w:sz="1" w:space="0" w:color="E2E8F0"/>
+              <w:bottom w:val="single" w:sz="1" w:space="0" w:color="E2E8F0"/>
+              <w:right w:val="single" w:sz="1" w:space="0" w:color="E2E8F0"/>
+            </w:tcBorders>
+            <w:shd w:val="clear" w:color="auto" w:fill="1E293B"/>
+            <w:tcMar>
+              <w:top w:w="80" w:type="dxa"/>
+              <w:left w:w="140" w:type="dxa"/>
+              <w:bottom w:w="80" w:type="dxa"/>
+              <w:right w:w="140" w:type="dxa"/>
+            </w:tcMar>
+          </w:tcPr>
+          <w:p>
             <w:r>
               <w:rPr>
                 <w:b/>
@@ -10344,48 +7969,12 @@
                 <w:sz w:val="18"/>
                 <w:szCs w:val="18"/>
               </w:rPr>
-              <w:t xml:space="preserve"> / Değer</w:t>
-            </w:r>
-          </w:p>
-        </w:tc>
-        <w:tc>
-          <w:tcPr>
-            <w:tcW w:w="4200" w:type="dxa"/>
-            <w:tcBorders>
-              <w:top w:val="single" w:sz="1" w:space="0" w:color="E2E8F0"/>
-              <w:left w:val="single" w:sz="1" w:space="0" w:color="E2E8F0"/>
-              <w:bottom w:val="single" w:sz="1" w:space="0" w:color="E2E8F0"/>
-              <w:right w:val="single" w:sz="1" w:space="0" w:color="E2E8F0"/>
-            </w:tcBorders>
-            <w:shd w:val="clear" w:color="auto" w:fill="1E293B"/>
-            <w:tcMar>
-              <w:top w:w="80" w:type="dxa"/>
-              <w:left w:w="140" w:type="dxa"/>
-              <w:bottom w:w="80" w:type="dxa"/>
-              <w:right w:w="140" w:type="dxa"/>
-            </w:tcMar>
-          </w:tcPr>
-          <w:p>
-            <w:r>
-              <w:rPr>
-                <w:b/>
-                <w:bCs/>
-                <w:color w:val="FFFFFF"/>
-                <w:sz w:val="18"/>
-                <w:szCs w:val="18"/>
-              </w:rPr>
               <w:t>Not</w:t>
             </w:r>
           </w:p>
         </w:tc>
       </w:tr>
       <w:tr>
-        <w:tblPrEx>
-          <w:tblCellMar>
-            <w:top w:w="0" w:type="dxa"/>
-            <w:bottom w:w="0" w:type="dxa"/>
-          </w:tblCellMar>
-        </w:tblPrEx>
         <w:tc>
           <w:tcPr>
             <w:tcW w:w="3600" w:type="dxa"/>
@@ -10434,33 +8023,13 @@
             <w:vAlign w:val="center"/>
           </w:tcPr>
           <w:p>
-            <w:proofErr w:type="spellStart"/>
-            <w:proofErr w:type="gramStart"/>
-            <w:r>
-              <w:rPr>
-                <w:color w:val="1E293B"/>
-                <w:sz w:val="18"/>
-                <w:szCs w:val="18"/>
-              </w:rPr>
-              <w:t>surface</w:t>
-            </w:r>
-            <w:proofErr w:type="gramEnd"/>
-            <w:r>
-              <w:rPr>
-                <w:color w:val="1E293B"/>
-                <w:sz w:val="18"/>
-                <w:szCs w:val="18"/>
-              </w:rPr>
-              <w:t>-app</w:t>
-            </w:r>
-            <w:proofErr w:type="spellEnd"/>
-            <w:r>
-              <w:rPr>
-                <w:color w:val="1E293B"/>
-                <w:sz w:val="18"/>
-                <w:szCs w:val="18"/>
-              </w:rPr>
-              <w:t xml:space="preserve"> (#f1f5f9)</w:t>
+            <w:r>
+              <w:rPr>
+                <w:color w:val="1E293B"/>
+                <w:sz w:val="18"/>
+                <w:szCs w:val="18"/>
+              </w:rPr>
+              <w:t>surface-app (#f1f5f9)</w:t>
             </w:r>
           </w:p>
         </w:tc>
@@ -10495,12 +8064,6 @@
         </w:tc>
       </w:tr>
       <w:tr>
-        <w:tblPrEx>
-          <w:tblCellMar>
-            <w:top w:w="0" w:type="dxa"/>
-            <w:bottom w:w="0" w:type="dxa"/>
-          </w:tblCellMar>
-        </w:tblPrEx>
         <w:tc>
           <w:tcPr>
             <w:tcW w:w="3600" w:type="dxa"/>
@@ -10549,33 +8112,13 @@
             <w:vAlign w:val="center"/>
           </w:tcPr>
           <w:p>
-            <w:proofErr w:type="spellStart"/>
-            <w:proofErr w:type="gramStart"/>
-            <w:r>
-              <w:rPr>
-                <w:color w:val="1E293B"/>
-                <w:sz w:val="18"/>
-                <w:szCs w:val="18"/>
-              </w:rPr>
-              <w:t>border</w:t>
-            </w:r>
-            <w:proofErr w:type="gramEnd"/>
-            <w:r>
-              <w:rPr>
-                <w:color w:val="1E293B"/>
-                <w:sz w:val="18"/>
-                <w:szCs w:val="18"/>
-              </w:rPr>
-              <w:t>-selected</w:t>
-            </w:r>
-            <w:proofErr w:type="spellEnd"/>
-            <w:r>
-              <w:rPr>
-                <w:color w:val="1E293B"/>
-                <w:sz w:val="18"/>
-                <w:szCs w:val="18"/>
-              </w:rPr>
-              <w:t xml:space="preserve"> (#0f172a)</w:t>
+            <w:r>
+              <w:rPr>
+                <w:color w:val="1E293B"/>
+                <w:sz w:val="18"/>
+                <w:szCs w:val="18"/>
+              </w:rPr>
+              <w:t>border-selected (#0f172a)</w:t>
             </w:r>
           </w:p>
         </w:tc>
@@ -10610,12 +8153,6 @@
         </w:tc>
       </w:tr>
       <w:tr>
-        <w:tblPrEx>
-          <w:tblCellMar>
-            <w:top w:w="0" w:type="dxa"/>
-            <w:bottom w:w="0" w:type="dxa"/>
-          </w:tblCellMar>
-        </w:tblPrEx>
         <w:tc>
           <w:tcPr>
             <w:tcW w:w="3600" w:type="dxa"/>
@@ -10635,23 +8172,13 @@
             <w:vAlign w:val="center"/>
           </w:tcPr>
           <w:p>
-            <w:proofErr w:type="spellStart"/>
-            <w:r>
-              <w:rPr>
-                <w:color w:val="1E293B"/>
-                <w:sz w:val="18"/>
-                <w:szCs w:val="18"/>
-              </w:rPr>
-              <w:t>Lasso</w:t>
-            </w:r>
-            <w:proofErr w:type="spellEnd"/>
-            <w:r>
-              <w:rPr>
-                <w:color w:val="1E293B"/>
-                <w:sz w:val="18"/>
-                <w:szCs w:val="18"/>
-              </w:rPr>
-              <w:t xml:space="preserve"> seçim kenarlığı</w:t>
+            <w:r>
+              <w:rPr>
+                <w:color w:val="1E293B"/>
+                <w:sz w:val="18"/>
+                <w:szCs w:val="18"/>
+              </w:rPr>
+              <w:t>Lasso seçim kenarlığı</w:t>
             </w:r>
           </w:p>
         </w:tc>
@@ -10674,25 +8201,13 @@
             <w:vAlign w:val="center"/>
           </w:tcPr>
           <w:p>
-            <w:proofErr w:type="spellStart"/>
-            <w:proofErr w:type="gramStart"/>
-            <w:r>
-              <w:rPr>
-                <w:color w:val="1E293B"/>
-                <w:sz w:val="18"/>
-                <w:szCs w:val="18"/>
-              </w:rPr>
-              <w:t>primary</w:t>
-            </w:r>
-            <w:proofErr w:type="spellEnd"/>
-            <w:proofErr w:type="gramEnd"/>
-            <w:r>
-              <w:rPr>
-                <w:color w:val="1E293B"/>
-                <w:sz w:val="18"/>
-                <w:szCs w:val="18"/>
-              </w:rPr>
-              <w:t xml:space="preserve"> (#1a56db)</w:t>
+            <w:r>
+              <w:rPr>
+                <w:color w:val="1E293B"/>
+                <w:sz w:val="18"/>
+                <w:szCs w:val="18"/>
+              </w:rPr>
+              <w:t>primary (#1a56db)</w:t>
             </w:r>
           </w:p>
         </w:tc>
@@ -10715,44 +8230,18 @@
             <w:vAlign w:val="center"/>
           </w:tcPr>
           <w:p>
-            <w:proofErr w:type="spellStart"/>
-            <w:proofErr w:type="gramStart"/>
-            <w:r>
-              <w:rPr>
-                <w:color w:val="1E293B"/>
-                <w:sz w:val="18"/>
-                <w:szCs w:val="18"/>
-              </w:rPr>
-              <w:t>bg</w:t>
-            </w:r>
-            <w:proofErr w:type="gramEnd"/>
-            <w:r>
-              <w:rPr>
-                <w:color w:val="1E293B"/>
-                <w:sz w:val="18"/>
-                <w:szCs w:val="18"/>
-              </w:rPr>
-              <w:t>-primary</w:t>
-            </w:r>
-            <w:proofErr w:type="spellEnd"/>
-            <w:r>
-              <w:rPr>
-                <w:color w:val="1E293B"/>
-                <w:sz w:val="18"/>
-                <w:szCs w:val="18"/>
-              </w:rPr>
-              <w:t>/10 dolgu ile</w:t>
+            <w:r>
+              <w:rPr>
+                <w:color w:val="1E293B"/>
+                <w:sz w:val="18"/>
+                <w:szCs w:val="18"/>
+              </w:rPr>
+              <w:t>bg-primary/10 dolgu ile</w:t>
             </w:r>
           </w:p>
         </w:tc>
       </w:tr>
       <w:tr>
-        <w:tblPrEx>
-          <w:tblCellMar>
-            <w:top w:w="0" w:type="dxa"/>
-            <w:bottom w:w="0" w:type="dxa"/>
-          </w:tblCellMar>
-        </w:tblPrEx>
         <w:tc>
           <w:tcPr>
             <w:tcW w:w="3600" w:type="dxa"/>
@@ -10801,44 +8290,14 @@
             <w:vAlign w:val="center"/>
           </w:tcPr>
           <w:p>
-            <w:proofErr w:type="spellStart"/>
-            <w:proofErr w:type="gramStart"/>
-            <w:r>
-              <w:rPr>
-                <w:color w:val="1E293B"/>
-                <w:sz w:val="18"/>
-                <w:szCs w:val="18"/>
-              </w:rPr>
-              <w:t>rgba</w:t>
-            </w:r>
-            <w:proofErr w:type="spellEnd"/>
-            <w:r>
-              <w:rPr>
-                <w:color w:val="1E293B"/>
-                <w:sz w:val="18"/>
-                <w:szCs w:val="18"/>
-              </w:rPr>
-              <w:t>(</w:t>
-            </w:r>
-            <w:proofErr w:type="gramEnd"/>
-            <w:r>
-              <w:rPr>
-                <w:color w:val="1E293B"/>
-                <w:sz w:val="18"/>
-                <w:szCs w:val="18"/>
-              </w:rPr>
-              <w:t xml:space="preserve">99,102,241,0.4) </w:t>
-            </w:r>
-            <w:proofErr w:type="spellStart"/>
-            <w:r>
-              <w:rPr>
-                <w:color w:val="1E293B"/>
-                <w:sz w:val="18"/>
-                <w:szCs w:val="18"/>
-              </w:rPr>
-              <w:t>dashed</w:t>
-            </w:r>
-            <w:proofErr w:type="spellEnd"/>
+            <w:r>
+              <w:rPr>
+                <w:color w:val="1E293B"/>
+                <w:sz w:val="18"/>
+                <w:szCs w:val="18"/>
+              </w:rPr>
+              <w:t>rgba(99,102,241,0.4) dashed</w:t>
+            </w:r>
           </w:p>
         </w:tc>
         <w:tc>
@@ -10866,64 +8325,12 @@
                 <w:sz w:val="18"/>
                 <w:szCs w:val="18"/>
               </w:rPr>
-              <w:t xml:space="preserve">Hayalet çizgi — </w:t>
-            </w:r>
-            <w:proofErr w:type="spellStart"/>
-            <w:r>
-              <w:rPr>
-                <w:color w:val="1E293B"/>
-                <w:sz w:val="18"/>
-                <w:szCs w:val="18"/>
-              </w:rPr>
-              <w:t>token</w:t>
-            </w:r>
-            <w:proofErr w:type="spellEnd"/>
-            <w:r>
-              <w:rPr>
-                <w:color w:val="1E293B"/>
-                <w:sz w:val="18"/>
-                <w:szCs w:val="18"/>
-              </w:rPr>
-              <w:t xml:space="preserve"> dışı, </w:t>
-            </w:r>
-            <w:proofErr w:type="spellStart"/>
-            <w:r>
-              <w:rPr>
-                <w:color w:val="1E293B"/>
-                <w:sz w:val="18"/>
-                <w:szCs w:val="18"/>
-              </w:rPr>
-              <w:t>editing</w:t>
-            </w:r>
-            <w:proofErr w:type="spellEnd"/>
-            <w:r>
-              <w:rPr>
-                <w:color w:val="1E293B"/>
-                <w:sz w:val="18"/>
-                <w:szCs w:val="18"/>
-              </w:rPr>
-              <w:t xml:space="preserve"> </w:t>
-            </w:r>
-            <w:proofErr w:type="spellStart"/>
-            <w:r>
-              <w:rPr>
-                <w:color w:val="1E293B"/>
-                <w:sz w:val="18"/>
-                <w:szCs w:val="18"/>
-              </w:rPr>
-              <w:t>helper</w:t>
-            </w:r>
-            <w:proofErr w:type="spellEnd"/>
+              <w:t>Hayalet çizgi — token dışı, editing helper</w:t>
+            </w:r>
           </w:p>
         </w:tc>
       </w:tr>
       <w:tr>
-        <w:tblPrEx>
-          <w:tblCellMar>
-            <w:top w:w="0" w:type="dxa"/>
-            <w:bottom w:w="0" w:type="dxa"/>
-          </w:tblCellMar>
-        </w:tblPrEx>
         <w:tc>
           <w:tcPr>
             <w:tcW w:w="3600" w:type="dxa"/>
@@ -10943,23 +8350,13 @@
             <w:vAlign w:val="center"/>
           </w:tcPr>
           <w:p>
-            <w:proofErr w:type="spellStart"/>
-            <w:r>
-              <w:rPr>
-                <w:color w:val="1E293B"/>
-                <w:sz w:val="18"/>
-                <w:szCs w:val="18"/>
-              </w:rPr>
-              <w:t>Footer</w:t>
-            </w:r>
-            <w:proofErr w:type="spellEnd"/>
-            <w:r>
-              <w:rPr>
-                <w:color w:val="1E293B"/>
-                <w:sz w:val="18"/>
-                <w:szCs w:val="18"/>
-              </w:rPr>
-              <w:t xml:space="preserve"> hayalet kenarlık</w:t>
+            <w:r>
+              <w:rPr>
+                <w:color w:val="1E293B"/>
+                <w:sz w:val="18"/>
+                <w:szCs w:val="18"/>
+              </w:rPr>
+              <w:t>Footer hayalet kenarlık</w:t>
             </w:r>
           </w:p>
         </w:tc>
@@ -10982,44 +8379,14 @@
             <w:vAlign w:val="center"/>
           </w:tcPr>
           <w:p>
-            <w:proofErr w:type="spellStart"/>
-            <w:proofErr w:type="gramStart"/>
-            <w:r>
-              <w:rPr>
-                <w:color w:val="1E293B"/>
-                <w:sz w:val="18"/>
-                <w:szCs w:val="18"/>
-              </w:rPr>
-              <w:t>rgba</w:t>
-            </w:r>
-            <w:proofErr w:type="spellEnd"/>
-            <w:r>
-              <w:rPr>
-                <w:color w:val="1E293B"/>
-                <w:sz w:val="18"/>
-                <w:szCs w:val="18"/>
-              </w:rPr>
-              <w:t>(</w:t>
-            </w:r>
-            <w:proofErr w:type="gramEnd"/>
-            <w:r>
-              <w:rPr>
-                <w:color w:val="1E293B"/>
-                <w:sz w:val="18"/>
-                <w:szCs w:val="18"/>
-              </w:rPr>
-              <w:t xml:space="preserve">156,163,175,0.4) </w:t>
-            </w:r>
-            <w:proofErr w:type="spellStart"/>
-            <w:r>
-              <w:rPr>
-                <w:color w:val="1E293B"/>
-                <w:sz w:val="18"/>
-                <w:szCs w:val="18"/>
-              </w:rPr>
-              <w:t>dashed</w:t>
-            </w:r>
-            <w:proofErr w:type="spellEnd"/>
+            <w:r>
+              <w:rPr>
+                <w:color w:val="1E293B"/>
+                <w:sz w:val="18"/>
+                <w:szCs w:val="18"/>
+              </w:rPr>
+              <w:t>rgba(156,163,175,0.4) dashed</w:t>
+            </w:r>
           </w:p>
         </w:tc>
         <w:tc>
@@ -11047,54 +8414,12 @@
                 <w:sz w:val="18"/>
                 <w:szCs w:val="18"/>
               </w:rPr>
-              <w:t xml:space="preserve">Gizli </w:t>
-            </w:r>
-            <w:proofErr w:type="spellStart"/>
-            <w:r>
-              <w:rPr>
-                <w:color w:val="1E293B"/>
-                <w:sz w:val="18"/>
-                <w:szCs w:val="18"/>
-              </w:rPr>
-              <w:t>footer</w:t>
-            </w:r>
-            <w:proofErr w:type="spellEnd"/>
-            <w:r>
-              <w:rPr>
-                <w:color w:val="1E293B"/>
-                <w:sz w:val="18"/>
-                <w:szCs w:val="18"/>
-              </w:rPr>
-              <w:t xml:space="preserve"> göstergesi — </w:t>
-            </w:r>
-            <w:proofErr w:type="spellStart"/>
-            <w:r>
-              <w:rPr>
-                <w:color w:val="1E293B"/>
-                <w:sz w:val="18"/>
-                <w:szCs w:val="18"/>
-              </w:rPr>
-              <w:t>token</w:t>
-            </w:r>
-            <w:proofErr w:type="spellEnd"/>
-            <w:r>
-              <w:rPr>
-                <w:color w:val="1E293B"/>
-                <w:sz w:val="18"/>
-                <w:szCs w:val="18"/>
-              </w:rPr>
-              <w:t xml:space="preserve"> dışı</w:t>
+              <w:t>Gizli footer göstergesi — token dışı</w:t>
             </w:r>
           </w:p>
         </w:tc>
       </w:tr>
       <w:tr>
-        <w:tblPrEx>
-          <w:tblCellMar>
-            <w:top w:w="0" w:type="dxa"/>
-            <w:bottom w:w="0" w:type="dxa"/>
-          </w:tblCellMar>
-        </w:tblPrEx>
         <w:tc>
           <w:tcPr>
             <w:tcW w:w="3600" w:type="dxa"/>
@@ -11149,43 +8474,7 @@
                 <w:sz w:val="18"/>
                 <w:szCs w:val="18"/>
               </w:rPr>
-              <w:t>#ffffff (</w:t>
-            </w:r>
-            <w:proofErr w:type="spellStart"/>
-            <w:r>
-              <w:rPr>
-                <w:color w:val="1E293B"/>
-                <w:sz w:val="18"/>
-                <w:szCs w:val="18"/>
-              </w:rPr>
-              <w:t>store</w:t>
-            </w:r>
-            <w:proofErr w:type="spellEnd"/>
-            <w:r>
-              <w:rPr>
-                <w:color w:val="1E293B"/>
-                <w:sz w:val="18"/>
-                <w:szCs w:val="18"/>
-              </w:rPr>
-              <w:t xml:space="preserve"> </w:t>
-            </w:r>
-            <w:proofErr w:type="spellStart"/>
-            <w:r>
-              <w:rPr>
-                <w:color w:val="1E293B"/>
-                <w:sz w:val="18"/>
-                <w:szCs w:val="18"/>
-              </w:rPr>
-              <w:t>default</w:t>
-            </w:r>
-            <w:proofErr w:type="spellEnd"/>
-            <w:r>
-              <w:rPr>
-                <w:color w:val="1E293B"/>
-                <w:sz w:val="18"/>
-                <w:szCs w:val="18"/>
-              </w:rPr>
-              <w:t>)</w:t>
+              <w:t>#ffffff (store default)</w:t>
             </w:r>
           </w:p>
         </w:tc>
@@ -11214,36 +8503,12 @@
                 <w:sz w:val="18"/>
                 <w:szCs w:val="18"/>
               </w:rPr>
-              <w:t xml:space="preserve">Baskı rengi — UI </w:t>
-            </w:r>
-            <w:proofErr w:type="spellStart"/>
-            <w:r>
-              <w:rPr>
-                <w:color w:val="1E293B"/>
-                <w:sz w:val="18"/>
-                <w:szCs w:val="18"/>
-              </w:rPr>
-              <w:t>tokendan</w:t>
-            </w:r>
-            <w:proofErr w:type="spellEnd"/>
-            <w:r>
-              <w:rPr>
-                <w:color w:val="1E293B"/>
-                <w:sz w:val="18"/>
-                <w:szCs w:val="18"/>
-              </w:rPr>
-              <w:t xml:space="preserve"> bağımsız</w:t>
+              <w:t>Baskı rengi — UI tokendan bağımsız</w:t>
             </w:r>
           </w:p>
         </w:tc>
       </w:tr>
       <w:tr>
-        <w:tblPrEx>
-          <w:tblCellMar>
-            <w:top w:w="0" w:type="dxa"/>
-            <w:bottom w:w="0" w:type="dxa"/>
-          </w:tblCellMar>
-        </w:tblPrEx>
         <w:tc>
           <w:tcPr>
             <w:tcW w:w="3600" w:type="dxa"/>
@@ -11299,43 +8564,7 @@
                 <w:sz w:val="18"/>
                 <w:szCs w:val="18"/>
               </w:rPr>
-              <w:t>#e60000 (</w:t>
-            </w:r>
-            <w:proofErr w:type="spellStart"/>
-            <w:r>
-              <w:rPr>
-                <w:color w:val="1E293B"/>
-                <w:sz w:val="18"/>
-                <w:szCs w:val="18"/>
-              </w:rPr>
-              <w:t>store</w:t>
-            </w:r>
-            <w:proofErr w:type="spellEnd"/>
-            <w:r>
-              <w:rPr>
-                <w:color w:val="1E293B"/>
-                <w:sz w:val="18"/>
-                <w:szCs w:val="18"/>
-              </w:rPr>
-              <w:t xml:space="preserve"> </w:t>
-            </w:r>
-            <w:proofErr w:type="spellStart"/>
-            <w:r>
-              <w:rPr>
-                <w:color w:val="1E293B"/>
-                <w:sz w:val="18"/>
-                <w:szCs w:val="18"/>
-              </w:rPr>
-              <w:t>default</w:t>
-            </w:r>
-            <w:proofErr w:type="spellEnd"/>
-            <w:r>
-              <w:rPr>
-                <w:color w:val="1E293B"/>
-                <w:sz w:val="18"/>
-                <w:szCs w:val="18"/>
-              </w:rPr>
-              <w:t>)</w:t>
+              <w:t>#e60000 (store default)</w:t>
             </w:r>
           </w:p>
         </w:tc>
@@ -11364,25 +8593,7 @@
                 <w:sz w:val="18"/>
                 <w:szCs w:val="18"/>
               </w:rPr>
-              <w:t xml:space="preserve">Baskı rengi — UI </w:t>
-            </w:r>
-            <w:proofErr w:type="spellStart"/>
-            <w:r>
-              <w:rPr>
-                <w:color w:val="1E293B"/>
-                <w:sz w:val="18"/>
-                <w:szCs w:val="18"/>
-              </w:rPr>
-              <w:t>tokendan</w:t>
-            </w:r>
-            <w:proofErr w:type="spellEnd"/>
-            <w:r>
-              <w:rPr>
-                <w:color w:val="1E293B"/>
-                <w:sz w:val="18"/>
-                <w:szCs w:val="18"/>
-              </w:rPr>
-              <w:t xml:space="preserve"> bağımsız</w:t>
+              <w:t>Baskı rengi — UI tokendan bağımsız</w:t>
             </w:r>
           </w:p>
         </w:tc>
@@ -11406,29 +8617,7 @@
           <w:sz w:val="28"/>
           <w:szCs w:val="28"/>
         </w:rPr>
-        <w:t>4.4 Ürünler paneli (</w:t>
-      </w:r>
-      <w:proofErr w:type="spellStart"/>
-      <w:r>
-        <w:rPr>
-          <w:b/>
-          <w:bCs/>
-          <w:color w:val="1E293B"/>
-          <w:sz w:val="28"/>
-          <w:szCs w:val="28"/>
-        </w:rPr>
-        <w:t>ProductManagement</w:t>
-      </w:r>
-      <w:proofErr w:type="spellEnd"/>
-      <w:r>
-        <w:rPr>
-          <w:b/>
-          <w:bCs/>
-          <w:color w:val="1E293B"/>
-          <w:sz w:val="28"/>
-          <w:szCs w:val="28"/>
-        </w:rPr>
-        <w:t>)</w:t>
+        <w:t>4.4 Ürünler paneli (ProductManagement)</w:t>
       </w:r>
     </w:p>
     <w:p>
@@ -11459,12 +8648,6 @@
         <w:gridCol w:w="4200"/>
       </w:tblGrid>
       <w:tr>
-        <w:tblPrEx>
-          <w:tblCellMar>
-            <w:top w:w="0" w:type="dxa"/>
-            <w:bottom w:w="0" w:type="dxa"/>
-          </w:tblCellMar>
-        </w:tblPrEx>
         <w:trPr>
           <w:tblHeader/>
         </w:trPr>
@@ -11516,7 +8699,6 @@
             </w:tcMar>
           </w:tcPr>
           <w:p>
-            <w:proofErr w:type="spellStart"/>
             <w:r>
               <w:rPr>
                 <w:b/>
@@ -11527,7 +8709,6 @@
               </w:rPr>
               <w:t>Token</w:t>
             </w:r>
-            <w:proofErr w:type="spellEnd"/>
           </w:p>
         </w:tc>
         <w:tc>
@@ -11556,40 +8737,12 @@
                 <w:sz w:val="18"/>
                 <w:szCs w:val="18"/>
               </w:rPr>
-              <w:t>Değer (</w:t>
-            </w:r>
-            <w:proofErr w:type="spellStart"/>
-            <w:r>
-              <w:rPr>
-                <w:b/>
-                <w:bCs/>
-                <w:color w:val="FFFFFF"/>
-                <w:sz w:val="18"/>
-                <w:szCs w:val="18"/>
-              </w:rPr>
-              <w:t>light</w:t>
-            </w:r>
-            <w:proofErr w:type="spellEnd"/>
-            <w:r>
-              <w:rPr>
-                <w:b/>
-                <w:bCs/>
-                <w:color w:val="FFFFFF"/>
-                <w:sz w:val="18"/>
-                <w:szCs w:val="18"/>
-              </w:rPr>
-              <w:t>)</w:t>
+              <w:t>Değer (light)</w:t>
             </w:r>
           </w:p>
         </w:tc>
       </w:tr>
       <w:tr>
-        <w:tblPrEx>
-          <w:tblCellMar>
-            <w:top w:w="0" w:type="dxa"/>
-            <w:bottom w:w="0" w:type="dxa"/>
-          </w:tblCellMar>
-        </w:tblPrEx>
         <w:tc>
           <w:tcPr>
             <w:tcW w:w="3600" w:type="dxa"/>
@@ -11638,25 +8791,13 @@
             <w:vAlign w:val="center"/>
           </w:tcPr>
           <w:p>
-            <w:proofErr w:type="spellStart"/>
-            <w:proofErr w:type="gramStart"/>
-            <w:r>
-              <w:rPr>
-                <w:color w:val="1E293B"/>
-                <w:sz w:val="18"/>
-                <w:szCs w:val="18"/>
-              </w:rPr>
-              <w:t>surface</w:t>
-            </w:r>
-            <w:proofErr w:type="spellEnd"/>
-            <w:proofErr w:type="gramEnd"/>
-            <w:r>
-              <w:rPr>
-                <w:color w:val="1E293B"/>
-                <w:sz w:val="18"/>
-                <w:szCs w:val="18"/>
-              </w:rPr>
-              <w:t>-panel</w:t>
+            <w:r>
+              <w:rPr>
+                <w:color w:val="1E293B"/>
+                <w:sz w:val="18"/>
+                <w:szCs w:val="18"/>
+              </w:rPr>
+              <w:t>surface-panel</w:t>
             </w:r>
           </w:p>
         </w:tc>
@@ -11691,12 +8832,6 @@
         </w:tc>
       </w:tr>
       <w:tr>
-        <w:tblPrEx>
-          <w:tblCellMar>
-            <w:top w:w="0" w:type="dxa"/>
-            <w:bottom w:w="0" w:type="dxa"/>
-          </w:tblCellMar>
-        </w:tblPrEx>
         <w:tc>
           <w:tcPr>
             <w:tcW w:w="3600" w:type="dxa"/>
@@ -11745,26 +8880,14 @@
             <w:vAlign w:val="center"/>
           </w:tcPr>
           <w:p>
-            <w:proofErr w:type="spellStart"/>
-            <w:proofErr w:type="gramStart"/>
-            <w:r>
-              <w:rPr>
-                <w:color w:val="1E293B"/>
-                <w:sz w:val="18"/>
-                <w:szCs w:val="18"/>
-              </w:rPr>
-              <w:t>border</w:t>
-            </w:r>
-            <w:proofErr w:type="gramEnd"/>
-            <w:r>
-              <w:rPr>
-                <w:color w:val="1E293B"/>
-                <w:sz w:val="18"/>
-                <w:szCs w:val="18"/>
-              </w:rPr>
-              <w:t>-default</w:t>
-            </w:r>
-            <w:proofErr w:type="spellEnd"/>
+            <w:r>
+              <w:rPr>
+                <w:color w:val="1E293B"/>
+                <w:sz w:val="18"/>
+                <w:szCs w:val="18"/>
+              </w:rPr>
+              <w:t>border-default</w:t>
+            </w:r>
           </w:p>
         </w:tc>
         <w:tc>
@@ -11798,12 +8921,6 @@
         </w:tc>
       </w:tr>
       <w:tr>
-        <w:tblPrEx>
-          <w:tblCellMar>
-            <w:top w:w="0" w:type="dxa"/>
-            <w:bottom w:w="0" w:type="dxa"/>
-          </w:tblCellMar>
-        </w:tblPrEx>
         <w:tc>
           <w:tcPr>
             <w:tcW w:w="3600" w:type="dxa"/>
@@ -11852,26 +8969,14 @@
             <w:vAlign w:val="center"/>
           </w:tcPr>
           <w:p>
-            <w:proofErr w:type="spellStart"/>
-            <w:proofErr w:type="gramStart"/>
-            <w:r>
-              <w:rPr>
-                <w:color w:val="1E293B"/>
-                <w:sz w:val="18"/>
-                <w:szCs w:val="18"/>
-              </w:rPr>
-              <w:t>surface</w:t>
-            </w:r>
-            <w:proofErr w:type="gramEnd"/>
-            <w:r>
-              <w:rPr>
-                <w:color w:val="1E293B"/>
-                <w:sz w:val="18"/>
-                <w:szCs w:val="18"/>
-              </w:rPr>
-              <w:t>-subtle</w:t>
-            </w:r>
-            <w:proofErr w:type="spellEnd"/>
+            <w:r>
+              <w:rPr>
+                <w:color w:val="1E293B"/>
+                <w:sz w:val="18"/>
+                <w:szCs w:val="18"/>
+              </w:rPr>
+              <w:t>surface-subtle</w:t>
+            </w:r>
           </w:p>
         </w:tc>
         <w:tc>
@@ -11905,12 +9010,6 @@
         </w:tc>
       </w:tr>
       <w:tr>
-        <w:tblPrEx>
-          <w:tblCellMar>
-            <w:top w:w="0" w:type="dxa"/>
-            <w:bottom w:w="0" w:type="dxa"/>
-          </w:tblCellMar>
-        </w:tblPrEx>
         <w:tc>
           <w:tcPr>
             <w:tcW w:w="3600" w:type="dxa"/>
@@ -11959,26 +9058,14 @@
             <w:vAlign w:val="center"/>
           </w:tcPr>
           <w:p>
-            <w:proofErr w:type="spellStart"/>
-            <w:proofErr w:type="gramStart"/>
-            <w:r>
-              <w:rPr>
-                <w:color w:val="1E293B"/>
-                <w:sz w:val="18"/>
-                <w:szCs w:val="18"/>
-              </w:rPr>
-              <w:t>text</w:t>
-            </w:r>
-            <w:proofErr w:type="gramEnd"/>
-            <w:r>
-              <w:rPr>
-                <w:color w:val="1E293B"/>
-                <w:sz w:val="18"/>
-                <w:szCs w:val="18"/>
-              </w:rPr>
-              <w:t>-primary</w:t>
-            </w:r>
-            <w:proofErr w:type="spellEnd"/>
+            <w:r>
+              <w:rPr>
+                <w:color w:val="1E293B"/>
+                <w:sz w:val="18"/>
+                <w:szCs w:val="18"/>
+              </w:rPr>
+              <w:t>text-primary</w:t>
+            </w:r>
           </w:p>
         </w:tc>
         <w:tc>
@@ -12012,12 +9099,6 @@
         </w:tc>
       </w:tr>
       <w:tr>
-        <w:tblPrEx>
-          <w:tblCellMar>
-            <w:top w:w="0" w:type="dxa"/>
-            <w:bottom w:w="0" w:type="dxa"/>
-          </w:tblCellMar>
-        </w:tblPrEx>
         <w:tc>
           <w:tcPr>
             <w:tcW w:w="3600" w:type="dxa"/>
@@ -12066,26 +9147,14 @@
             <w:vAlign w:val="center"/>
           </w:tcPr>
           <w:p>
-            <w:proofErr w:type="spellStart"/>
-            <w:proofErr w:type="gramStart"/>
-            <w:r>
-              <w:rPr>
-                <w:color w:val="1E293B"/>
-                <w:sz w:val="18"/>
-                <w:szCs w:val="18"/>
-              </w:rPr>
-              <w:t>text</w:t>
-            </w:r>
-            <w:proofErr w:type="gramEnd"/>
-            <w:r>
-              <w:rPr>
-                <w:color w:val="1E293B"/>
-                <w:sz w:val="18"/>
-                <w:szCs w:val="18"/>
-              </w:rPr>
-              <w:t>-secondary</w:t>
-            </w:r>
-            <w:proofErr w:type="spellEnd"/>
+            <w:r>
+              <w:rPr>
+                <w:color w:val="1E293B"/>
+                <w:sz w:val="18"/>
+                <w:szCs w:val="18"/>
+              </w:rPr>
+              <w:t>text-secondary</w:t>
+            </w:r>
           </w:p>
         </w:tc>
         <w:tc>
@@ -12119,12 +9188,6 @@
         </w:tc>
       </w:tr>
       <w:tr>
-        <w:tblPrEx>
-          <w:tblCellMar>
-            <w:top w:w="0" w:type="dxa"/>
-            <w:bottom w:w="0" w:type="dxa"/>
-          </w:tblCellMar>
-        </w:tblPrEx>
         <w:tc>
           <w:tcPr>
             <w:tcW w:w="3600" w:type="dxa"/>
@@ -12144,23 +9207,13 @@
             <w:vAlign w:val="center"/>
           </w:tcPr>
           <w:p>
-            <w:proofErr w:type="spellStart"/>
-            <w:r>
-              <w:rPr>
-                <w:color w:val="1E293B"/>
-                <w:sz w:val="18"/>
-                <w:szCs w:val="18"/>
-              </w:rPr>
-              <w:t>Input</w:t>
-            </w:r>
-            <w:proofErr w:type="spellEnd"/>
-            <w:r>
-              <w:rPr>
-                <w:color w:val="1E293B"/>
-                <w:sz w:val="18"/>
-                <w:szCs w:val="18"/>
-              </w:rPr>
-              <w:t xml:space="preserve"> kenarlığı</w:t>
+            <w:r>
+              <w:rPr>
+                <w:color w:val="1E293B"/>
+                <w:sz w:val="18"/>
+                <w:szCs w:val="18"/>
+              </w:rPr>
+              <w:t>Input kenarlığı</w:t>
             </w:r>
           </w:p>
         </w:tc>
@@ -12183,26 +9236,14 @@
             <w:vAlign w:val="center"/>
           </w:tcPr>
           <w:p>
-            <w:proofErr w:type="spellStart"/>
-            <w:proofErr w:type="gramStart"/>
-            <w:r>
-              <w:rPr>
-                <w:color w:val="1E293B"/>
-                <w:sz w:val="18"/>
-                <w:szCs w:val="18"/>
-              </w:rPr>
-              <w:t>border</w:t>
-            </w:r>
-            <w:proofErr w:type="gramEnd"/>
-            <w:r>
-              <w:rPr>
-                <w:color w:val="1E293B"/>
-                <w:sz w:val="18"/>
-                <w:szCs w:val="18"/>
-              </w:rPr>
-              <w:t>-default</w:t>
-            </w:r>
-            <w:proofErr w:type="spellEnd"/>
+            <w:r>
+              <w:rPr>
+                <w:color w:val="1E293B"/>
+                <w:sz w:val="18"/>
+                <w:szCs w:val="18"/>
+              </w:rPr>
+              <w:t>border-default</w:t>
+            </w:r>
           </w:p>
         </w:tc>
         <w:tc>
@@ -12236,12 +9277,6 @@
         </w:tc>
       </w:tr>
       <w:tr>
-        <w:tblPrEx>
-          <w:tblCellMar>
-            <w:top w:w="0" w:type="dxa"/>
-            <w:bottom w:w="0" w:type="dxa"/>
-          </w:tblCellMar>
-        </w:tblPrEx>
         <w:tc>
           <w:tcPr>
             <w:tcW w:w="3600" w:type="dxa"/>
@@ -12261,41 +9296,13 @@
             <w:vAlign w:val="center"/>
           </w:tcPr>
           <w:p>
-            <w:proofErr w:type="spellStart"/>
-            <w:r>
-              <w:rPr>
-                <w:color w:val="1E293B"/>
-                <w:sz w:val="18"/>
-                <w:szCs w:val="18"/>
-              </w:rPr>
-              <w:t>Input</w:t>
-            </w:r>
-            <w:proofErr w:type="spellEnd"/>
-            <w:r>
-              <w:rPr>
-                <w:color w:val="1E293B"/>
-                <w:sz w:val="18"/>
-                <w:szCs w:val="18"/>
-              </w:rPr>
-              <w:t xml:space="preserve"> </w:t>
-            </w:r>
-            <w:proofErr w:type="spellStart"/>
-            <w:r>
-              <w:rPr>
-                <w:color w:val="1E293B"/>
-                <w:sz w:val="18"/>
-                <w:szCs w:val="18"/>
-              </w:rPr>
-              <w:t>focus</w:t>
-            </w:r>
-            <w:proofErr w:type="spellEnd"/>
-            <w:r>
-              <w:rPr>
-                <w:color w:val="1E293B"/>
-                <w:sz w:val="18"/>
-                <w:szCs w:val="18"/>
-              </w:rPr>
-              <w:t xml:space="preserve"> kenarlığı</w:t>
+            <w:r>
+              <w:rPr>
+                <w:color w:val="1E293B"/>
+                <w:sz w:val="18"/>
+                <w:szCs w:val="18"/>
+              </w:rPr>
+              <w:t>Input focus kenarlığı</w:t>
             </w:r>
           </w:p>
         </w:tc>
@@ -12318,8 +9325,6 @@
             <w:vAlign w:val="center"/>
           </w:tcPr>
           <w:p>
-            <w:proofErr w:type="spellStart"/>
-            <w:proofErr w:type="gramStart"/>
             <w:r>
               <w:rPr>
                 <w:color w:val="1E293B"/>
@@ -12328,8 +9333,6 @@
               </w:rPr>
               <w:t>primary</w:t>
             </w:r>
-            <w:proofErr w:type="spellEnd"/>
-            <w:proofErr w:type="gramEnd"/>
           </w:p>
         </w:tc>
         <w:tc>
@@ -12363,12 +9366,6 @@
         </w:tc>
       </w:tr>
       <w:tr>
-        <w:tblPrEx>
-          <w:tblCellMar>
-            <w:top w:w="0" w:type="dxa"/>
-            <w:bottom w:w="0" w:type="dxa"/>
-          </w:tblCellMar>
-        </w:tblPrEx>
         <w:tc>
           <w:tcPr>
             <w:tcW w:w="3600" w:type="dxa"/>
@@ -12417,8 +9414,6 @@
             <w:vAlign w:val="center"/>
           </w:tcPr>
           <w:p>
-            <w:proofErr w:type="spellStart"/>
-            <w:proofErr w:type="gramStart"/>
             <w:r>
               <w:rPr>
                 <w:color w:val="1E293B"/>
@@ -12427,8 +9422,6 @@
               </w:rPr>
               <w:t>primary</w:t>
             </w:r>
-            <w:proofErr w:type="spellEnd"/>
-            <w:proofErr w:type="gramEnd"/>
           </w:p>
         </w:tc>
         <w:tc>
@@ -12462,12 +9455,6 @@
         </w:tc>
       </w:tr>
       <w:tr>
-        <w:tblPrEx>
-          <w:tblCellMar>
-            <w:top w:w="0" w:type="dxa"/>
-            <w:bottom w:w="0" w:type="dxa"/>
-          </w:tblCellMar>
-        </w:tblPrEx>
         <w:tc>
           <w:tcPr>
             <w:tcW w:w="3600" w:type="dxa"/>
@@ -12516,26 +9503,14 @@
             <w:vAlign w:val="center"/>
           </w:tcPr>
           <w:p>
-            <w:proofErr w:type="spellStart"/>
-            <w:proofErr w:type="gramStart"/>
-            <w:r>
-              <w:rPr>
-                <w:color w:val="1E293B"/>
-                <w:sz w:val="18"/>
-                <w:szCs w:val="18"/>
-              </w:rPr>
-              <w:t>text</w:t>
-            </w:r>
-            <w:proofErr w:type="gramEnd"/>
-            <w:r>
-              <w:rPr>
-                <w:color w:val="1E293B"/>
-                <w:sz w:val="18"/>
-                <w:szCs w:val="18"/>
-              </w:rPr>
-              <w:t>-muted</w:t>
-            </w:r>
-            <w:proofErr w:type="spellEnd"/>
+            <w:r>
+              <w:rPr>
+                <w:color w:val="1E293B"/>
+                <w:sz w:val="18"/>
+                <w:szCs w:val="18"/>
+              </w:rPr>
+              <w:t>text-muted</w:t>
+            </w:r>
           </w:p>
         </w:tc>
         <w:tc>
@@ -12569,12 +9544,6 @@
         </w:tc>
       </w:tr>
       <w:tr>
-        <w:tblPrEx>
-          <w:tblCellMar>
-            <w:top w:w="0" w:type="dxa"/>
-            <w:bottom w:w="0" w:type="dxa"/>
-          </w:tblCellMar>
-        </w:tblPrEx>
         <w:tc>
           <w:tcPr>
             <w:tcW w:w="3600" w:type="dxa"/>
@@ -12600,18 +9569,8 @@
                 <w:sz w:val="18"/>
                 <w:szCs w:val="18"/>
               </w:rPr>
-              <w:t xml:space="preserve">Sil ikonu </w:t>
-            </w:r>
-            <w:proofErr w:type="spellStart"/>
-            <w:r>
-              <w:rPr>
-                <w:color w:val="1E293B"/>
-                <w:sz w:val="18"/>
-                <w:szCs w:val="18"/>
-              </w:rPr>
-              <w:t>hover</w:t>
-            </w:r>
-            <w:proofErr w:type="spellEnd"/>
+              <w:t>Sil ikonu hover</w:t>
+            </w:r>
           </w:p>
         </w:tc>
         <w:tc>
@@ -12633,8 +9592,6 @@
             <w:vAlign w:val="center"/>
           </w:tcPr>
           <w:p>
-            <w:proofErr w:type="spellStart"/>
-            <w:proofErr w:type="gramStart"/>
             <w:r>
               <w:rPr>
                 <w:color w:val="1E293B"/>
@@ -12643,8 +9600,6 @@
               </w:rPr>
               <w:t>danger</w:t>
             </w:r>
-            <w:proofErr w:type="spellEnd"/>
-            <w:proofErr w:type="gramEnd"/>
           </w:p>
         </w:tc>
         <w:tc>
@@ -12699,48 +9654,18 @@
           <w:sz w:val="40"/>
           <w:szCs w:val="40"/>
         </w:rPr>
-        <w:t xml:space="preserve">5. </w:t>
-      </w:r>
-      <w:proofErr w:type="spellStart"/>
-      <w:r>
-        <w:rPr>
-          <w:b/>
-          <w:bCs/>
-          <w:color w:val="1E293B"/>
-          <w:sz w:val="40"/>
-          <w:szCs w:val="40"/>
-        </w:rPr>
-        <w:t>Hardcode</w:t>
-      </w:r>
-      <w:proofErr w:type="spellEnd"/>
-      <w:r>
-        <w:rPr>
-          <w:b/>
-          <w:bCs/>
-          <w:color w:val="1E293B"/>
-          <w:sz w:val="40"/>
-          <w:szCs w:val="40"/>
-        </w:rPr>
-        <w:t xml:space="preserve"> Renk Tespitleri ve Düzeltme Listesi</w:t>
+        <w:t>5. Hardcode Renk Tespitleri ve Düzeltme Listesi</w:t>
       </w:r>
     </w:p>
     <w:p>
       <w:pPr>
         <w:spacing w:before="60" w:after="60"/>
       </w:pPr>
-      <w:proofErr w:type="spellStart"/>
       <w:r>
         <w:rPr>
           <w:color w:val="1E293B"/>
         </w:rPr>
-        <w:t>Token</w:t>
-      </w:r>
-      <w:proofErr w:type="spellEnd"/>
-      <w:r>
-        <w:rPr>
-          <w:color w:val="1E293B"/>
-        </w:rPr>
-        <w:t xml:space="preserve"> sistemi dışında yazılmış renkler. Öncelik sırasına göre düzeltilmeli.</w:t>
+        <w:t>Token sistemi dışında yazılmış renkler. Öncelik sırasına göre düzeltilmeli.</w:t>
       </w:r>
     </w:p>
     <w:p>
@@ -12766,19 +9691,13 @@
         <w:tblLook w:val="04A0" w:firstRow="1" w:lastRow="0" w:firstColumn="1" w:lastColumn="0" w:noHBand="0" w:noVBand="1"/>
       </w:tblPr>
       <w:tblGrid>
-        <w:gridCol w:w="1200"/>
-        <w:gridCol w:w="2400"/>
-        <w:gridCol w:w="2400"/>
-        <w:gridCol w:w="2400"/>
-        <w:gridCol w:w="3000"/>
+        <w:gridCol w:w="1281"/>
+        <w:gridCol w:w="2397"/>
+        <w:gridCol w:w="2375"/>
+        <w:gridCol w:w="2378"/>
+        <w:gridCol w:w="2969"/>
       </w:tblGrid>
       <w:tr>
-        <w:tblPrEx>
-          <w:tblCellMar>
-            <w:top w:w="0" w:type="dxa"/>
-            <w:bottom w:w="0" w:type="dxa"/>
-          </w:tblCellMar>
-        </w:tblPrEx>
         <w:trPr>
           <w:tblHeader/>
         </w:trPr>
@@ -12860,7 +9779,6 @@
             </w:tcMar>
           </w:tcPr>
           <w:p>
-            <w:proofErr w:type="spellStart"/>
             <w:r>
               <w:rPr>
                 <w:b/>
@@ -12869,9 +9787,28 @@
                 <w:sz w:val="18"/>
                 <w:szCs w:val="18"/>
               </w:rPr>
-              <w:t>Hardcode</w:t>
-            </w:r>
-            <w:proofErr w:type="spellEnd"/>
+              <w:t>Hardcode değer</w:t>
+            </w:r>
+          </w:p>
+        </w:tc>
+        <w:tc>
+          <w:tcPr>
+            <w:tcW w:w="2400" w:type="dxa"/>
+            <w:tcBorders>
+              <w:top w:val="single" w:sz="1" w:space="0" w:color="E2E8F0"/>
+              <w:left w:val="single" w:sz="1" w:space="0" w:color="E2E8F0"/>
+              <w:bottom w:val="single" w:sz="1" w:space="0" w:color="E2E8F0"/>
+              <w:right w:val="single" w:sz="1" w:space="0" w:color="E2E8F0"/>
+            </w:tcBorders>
+            <w:shd w:val="clear" w:color="auto" w:fill="1E293B"/>
+            <w:tcMar>
+              <w:top w:w="80" w:type="dxa"/>
+              <w:left w:w="140" w:type="dxa"/>
+              <w:bottom w:w="80" w:type="dxa"/>
+              <w:right w:w="140" w:type="dxa"/>
+            </w:tcMar>
+          </w:tcPr>
+          <w:p>
             <w:r>
               <w:rPr>
                 <w:b/>
@@ -12880,13 +9817,13 @@
                 <w:sz w:val="18"/>
                 <w:szCs w:val="18"/>
               </w:rPr>
-              <w:t xml:space="preserve"> değer</w:t>
-            </w:r>
-          </w:p>
-        </w:tc>
-        <w:tc>
-          <w:tcPr>
-            <w:tcW w:w="2400" w:type="dxa"/>
+              <w:t>Doğru token</w:t>
+            </w:r>
+          </w:p>
+        </w:tc>
+        <w:tc>
+          <w:tcPr>
+            <w:tcW w:w="3000" w:type="dxa"/>
             <w:tcBorders>
               <w:top w:val="single" w:sz="1" w:space="0" w:color="E2E8F0"/>
               <w:left w:val="single" w:sz="1" w:space="0" w:color="E2E8F0"/>
@@ -12910,60 +9847,12 @@
                 <w:sz w:val="18"/>
                 <w:szCs w:val="18"/>
               </w:rPr>
-              <w:t xml:space="preserve">Doğru </w:t>
-            </w:r>
-            <w:proofErr w:type="spellStart"/>
-            <w:r>
-              <w:rPr>
-                <w:b/>
-                <w:bCs/>
-                <w:color w:val="FFFFFF"/>
-                <w:sz w:val="18"/>
-                <w:szCs w:val="18"/>
-              </w:rPr>
-              <w:t>token</w:t>
-            </w:r>
-            <w:proofErr w:type="spellEnd"/>
-          </w:p>
-        </w:tc>
-        <w:tc>
-          <w:tcPr>
-            <w:tcW w:w="3000" w:type="dxa"/>
-            <w:tcBorders>
-              <w:top w:val="single" w:sz="1" w:space="0" w:color="E2E8F0"/>
-              <w:left w:val="single" w:sz="1" w:space="0" w:color="E2E8F0"/>
-              <w:bottom w:val="single" w:sz="1" w:space="0" w:color="E2E8F0"/>
-              <w:right w:val="single" w:sz="1" w:space="0" w:color="E2E8F0"/>
-            </w:tcBorders>
-            <w:shd w:val="clear" w:color="auto" w:fill="1E293B"/>
-            <w:tcMar>
-              <w:top w:w="80" w:type="dxa"/>
-              <w:left w:w="140" w:type="dxa"/>
-              <w:bottom w:w="80" w:type="dxa"/>
-              <w:right w:w="140" w:type="dxa"/>
-            </w:tcMar>
-          </w:tcPr>
-          <w:p>
-            <w:r>
-              <w:rPr>
-                <w:b/>
-                <w:bCs/>
-                <w:color w:val="FFFFFF"/>
-                <w:sz w:val="18"/>
-                <w:szCs w:val="18"/>
-              </w:rPr>
               <w:t>Not</w:t>
             </w:r>
           </w:p>
         </w:tc>
       </w:tr>
       <w:tr>
-        <w:tblPrEx>
-          <w:tblCellMar>
-            <w:top w:w="0" w:type="dxa"/>
-            <w:bottom w:w="0" w:type="dxa"/>
-          </w:tblCellMar>
-        </w:tblPrEx>
         <w:tc>
           <w:tcPr>
             <w:tcW w:w="1200" w:type="dxa"/>
@@ -12989,7 +9878,7 @@
                 <w:sz w:val="18"/>
                 <w:szCs w:val="18"/>
               </w:rPr>
-              <w:t>1 — Acil</w:t>
+              <w:t>✓ Tamamlandı</w:t>
             </w:r>
           </w:p>
         </w:tc>
@@ -13012,7 +9901,6 @@
             <w:vAlign w:val="center"/>
           </w:tcPr>
           <w:p>
-            <w:proofErr w:type="spellStart"/>
             <w:r>
               <w:rPr>
                 <w:color w:val="1E293B"/>
@@ -13021,7 +9909,6 @@
               </w:rPr>
               <w:t>CellPanel.tsx</w:t>
             </w:r>
-            <w:proofErr w:type="spellEnd"/>
           </w:p>
         </w:tc>
         <w:tc>
@@ -13043,23 +9930,13 @@
             <w:vAlign w:val="center"/>
           </w:tcPr>
           <w:p>
-            <w:proofErr w:type="gramStart"/>
-            <w:r>
-              <w:rPr>
-                <w:color w:val="1E293B"/>
-                <w:sz w:val="18"/>
-                <w:szCs w:val="18"/>
-              </w:rPr>
-              <w:t>bg</w:t>
-            </w:r>
-            <w:proofErr w:type="gramEnd"/>
-            <w:r>
-              <w:rPr>
-                <w:color w:val="1E293B"/>
-                <w:sz w:val="18"/>
-                <w:szCs w:val="18"/>
-              </w:rPr>
-              <w:t>-slate-50, border-slate-200, text-slate-500</w:t>
+            <w:r>
+              <w:rPr>
+                <w:color w:val="1E293B"/>
+                <w:sz w:val="18"/>
+                <w:szCs w:val="18"/>
+              </w:rPr>
+              <w:t>bg-slate-50, border-slate-200, text-slate-500</w:t>
             </w:r>
           </w:p>
         </w:tc>
@@ -13082,62 +9959,14 @@
             <w:vAlign w:val="center"/>
           </w:tcPr>
           <w:p>
-            <w:proofErr w:type="spellStart"/>
-            <w:proofErr w:type="gramStart"/>
-            <w:r>
-              <w:rPr>
-                <w:color w:val="1E293B"/>
-                <w:sz w:val="18"/>
-                <w:szCs w:val="18"/>
-              </w:rPr>
-              <w:t>surface</w:t>
-            </w:r>
-            <w:proofErr w:type="gramEnd"/>
-            <w:r>
-              <w:rPr>
-                <w:color w:val="1E293B"/>
-                <w:sz w:val="18"/>
-                <w:szCs w:val="18"/>
-              </w:rPr>
-              <w:t>-subtle</w:t>
-            </w:r>
-            <w:proofErr w:type="spellEnd"/>
-            <w:r>
-              <w:rPr>
-                <w:color w:val="1E293B"/>
-                <w:sz w:val="18"/>
-                <w:szCs w:val="18"/>
-              </w:rPr>
-              <w:t xml:space="preserve">, </w:t>
-            </w:r>
-            <w:proofErr w:type="spellStart"/>
-            <w:r>
-              <w:rPr>
-                <w:color w:val="1E293B"/>
-                <w:sz w:val="18"/>
-                <w:szCs w:val="18"/>
-              </w:rPr>
-              <w:t>border-default</w:t>
-            </w:r>
-            <w:proofErr w:type="spellEnd"/>
-            <w:r>
-              <w:rPr>
-                <w:color w:val="1E293B"/>
-                <w:sz w:val="18"/>
-                <w:szCs w:val="18"/>
-              </w:rPr>
-              <w:t xml:space="preserve">, </w:t>
-            </w:r>
-            <w:proofErr w:type="spellStart"/>
-            <w:r>
-              <w:rPr>
-                <w:color w:val="1E293B"/>
-                <w:sz w:val="18"/>
-                <w:szCs w:val="18"/>
-              </w:rPr>
-              <w:t>text-secondary</w:t>
-            </w:r>
-            <w:proofErr w:type="spellEnd"/>
+            <w:r>
+              <w:rPr>
+                <w:color w:val="1E293B"/>
+                <w:sz w:val="18"/>
+                <w:szCs w:val="18"/>
+              </w:rPr>
+              <w:t>surface-subtle, border-default, text-secondary</w:t>
+            </w:r>
           </w:p>
         </w:tc>
         <w:tc>
@@ -13165,54 +9994,12 @@
                 <w:sz w:val="18"/>
                 <w:szCs w:val="18"/>
               </w:rPr>
-              <w:t xml:space="preserve">Tüm </w:t>
-            </w:r>
-            <w:proofErr w:type="spellStart"/>
-            <w:r>
-              <w:rPr>
-                <w:color w:val="1E293B"/>
-                <w:sz w:val="18"/>
-                <w:szCs w:val="18"/>
-              </w:rPr>
-              <w:t>AccordionItem</w:t>
-            </w:r>
-            <w:proofErr w:type="spellEnd"/>
-            <w:r>
-              <w:rPr>
-                <w:color w:val="1E293B"/>
-                <w:sz w:val="18"/>
-                <w:szCs w:val="18"/>
-              </w:rPr>
-              <w:t xml:space="preserve"> stilleri </w:t>
-            </w:r>
-            <w:proofErr w:type="spellStart"/>
-            <w:r>
-              <w:rPr>
-                <w:color w:val="1E293B"/>
-                <w:sz w:val="18"/>
-                <w:szCs w:val="18"/>
-              </w:rPr>
-              <w:t>token</w:t>
-            </w:r>
-            <w:proofErr w:type="spellEnd"/>
-            <w:r>
-              <w:rPr>
-                <w:color w:val="1E293B"/>
-                <w:sz w:val="18"/>
-                <w:szCs w:val="18"/>
-              </w:rPr>
-              <w:t xml:space="preserve"> dışı</w:t>
+              <w:t>Tüm AccordionItem stilleri token dışı</w:t>
             </w:r>
           </w:p>
         </w:tc>
       </w:tr>
       <w:tr>
-        <w:tblPrEx>
-          <w:tblCellMar>
-            <w:top w:w="0" w:type="dxa"/>
-            <w:bottom w:w="0" w:type="dxa"/>
-          </w:tblCellMar>
-        </w:tblPrEx>
         <w:tc>
           <w:tcPr>
             <w:tcW w:w="1200" w:type="dxa"/>
@@ -13238,7 +10025,7 @@
                 <w:sz w:val="18"/>
                 <w:szCs w:val="18"/>
               </w:rPr>
-              <w:t>1 — Acil</w:t>
+              <w:t>✓ Tamamlandı</w:t>
             </w:r>
           </w:p>
         </w:tc>
@@ -13261,7 +10048,6 @@
             <w:vAlign w:val="center"/>
           </w:tcPr>
           <w:p>
-            <w:proofErr w:type="spellStart"/>
             <w:r>
               <w:rPr>
                 <w:color w:val="1E293B"/>
@@ -13270,7 +10056,6 @@
               </w:rPr>
               <w:t>Button.tsx</w:t>
             </w:r>
-            <w:proofErr w:type="spellEnd"/>
           </w:p>
         </w:tc>
         <w:tc>
@@ -13298,25 +10083,7 @@
                 <w:sz w:val="18"/>
                 <w:szCs w:val="18"/>
               </w:rPr>
-              <w:t>#E5E7EB (</w:t>
-            </w:r>
-            <w:proofErr w:type="spellStart"/>
-            <w:r>
-              <w:rPr>
-                <w:color w:val="1E293B"/>
-                <w:sz w:val="18"/>
-                <w:szCs w:val="18"/>
-              </w:rPr>
-              <w:t>border</w:t>
-            </w:r>
-            <w:proofErr w:type="spellEnd"/>
-            <w:r>
-              <w:rPr>
-                <w:color w:val="1E293B"/>
-                <w:sz w:val="18"/>
-                <w:szCs w:val="18"/>
-              </w:rPr>
-              <w:t>)</w:t>
+              <w:t>#E5E7EB (border)</w:t>
             </w:r>
           </w:p>
         </w:tc>
@@ -13339,26 +10106,14 @@
             <w:vAlign w:val="center"/>
           </w:tcPr>
           <w:p>
-            <w:proofErr w:type="spellStart"/>
-            <w:proofErr w:type="gramStart"/>
-            <w:r>
-              <w:rPr>
-                <w:color w:val="1E293B"/>
-                <w:sz w:val="18"/>
-                <w:szCs w:val="18"/>
-              </w:rPr>
-              <w:t>border</w:t>
-            </w:r>
-            <w:proofErr w:type="gramEnd"/>
-            <w:r>
-              <w:rPr>
-                <w:color w:val="1E293B"/>
-                <w:sz w:val="18"/>
-                <w:szCs w:val="18"/>
-              </w:rPr>
-              <w:t>-default</w:t>
-            </w:r>
-            <w:proofErr w:type="spellEnd"/>
+            <w:r>
+              <w:rPr>
+                <w:color w:val="1E293B"/>
+                <w:sz w:val="18"/>
+                <w:szCs w:val="18"/>
+              </w:rPr>
+              <w:t>border-default</w:t>
+            </w:r>
           </w:p>
         </w:tc>
         <w:tc>
@@ -13386,28 +10141,12 @@
                 <w:sz w:val="18"/>
                 <w:szCs w:val="18"/>
               </w:rPr>
-              <w:t xml:space="preserve">İkincil buton kenarlığı </w:t>
-            </w:r>
-            <w:proofErr w:type="spellStart"/>
-            <w:r>
-              <w:rPr>
-                <w:color w:val="1E293B"/>
-                <w:sz w:val="18"/>
-                <w:szCs w:val="18"/>
-              </w:rPr>
-              <w:t>hardcode</w:t>
-            </w:r>
-            <w:proofErr w:type="spellEnd"/>
+              <w:t>İkincil buton kenarlığı hardcode</w:t>
+            </w:r>
           </w:p>
         </w:tc>
       </w:tr>
       <w:tr>
-        <w:tblPrEx>
-          <w:tblCellMar>
-            <w:top w:w="0" w:type="dxa"/>
-            <w:bottom w:w="0" w:type="dxa"/>
-          </w:tblCellMar>
-        </w:tblPrEx>
         <w:tc>
           <w:tcPr>
             <w:tcW w:w="1200" w:type="dxa"/>
@@ -13433,7 +10172,7 @@
                 <w:sz w:val="18"/>
                 <w:szCs w:val="18"/>
               </w:rPr>
-              <w:t>2 — Orta</w:t>
+              <w:t>✓ Tamamlandı</w:t>
             </w:r>
           </w:p>
         </w:tc>
@@ -13456,7 +10195,6 @@
             <w:vAlign w:val="center"/>
           </w:tcPr>
           <w:p>
-            <w:proofErr w:type="spellStart"/>
             <w:r>
               <w:rPr>
                 <w:color w:val="1E293B"/>
@@ -13465,7 +10203,6 @@
               </w:rPr>
               <w:t>Sidebar.tsx</w:t>
             </w:r>
-            <w:proofErr w:type="spellEnd"/>
           </w:p>
         </w:tc>
         <w:tc>
@@ -13493,25 +10230,7 @@
                 <w:sz w:val="18"/>
                 <w:szCs w:val="18"/>
               </w:rPr>
-              <w:t>#e2e8f0 (</w:t>
-            </w:r>
-            <w:proofErr w:type="spellStart"/>
-            <w:r>
-              <w:rPr>
-                <w:color w:val="1E293B"/>
-                <w:sz w:val="18"/>
-                <w:szCs w:val="18"/>
-              </w:rPr>
-              <w:t>shadow</w:t>
-            </w:r>
-            <w:proofErr w:type="spellEnd"/>
-            <w:r>
-              <w:rPr>
-                <w:color w:val="1E293B"/>
-                <w:sz w:val="18"/>
-                <w:szCs w:val="18"/>
-              </w:rPr>
-              <w:t>)</w:t>
+              <w:t>#e2e8f0 (shadow)</w:t>
             </w:r>
           </w:p>
         </w:tc>
@@ -13534,33 +10253,13 @@
             <w:vAlign w:val="center"/>
           </w:tcPr>
           <w:p>
-            <w:proofErr w:type="spellStart"/>
-            <w:proofErr w:type="gramStart"/>
-            <w:r>
-              <w:rPr>
-                <w:color w:val="1E293B"/>
-                <w:sz w:val="18"/>
-                <w:szCs w:val="18"/>
-              </w:rPr>
-              <w:t>border</w:t>
-            </w:r>
-            <w:proofErr w:type="gramEnd"/>
-            <w:r>
-              <w:rPr>
-                <w:color w:val="1E293B"/>
-                <w:sz w:val="18"/>
-                <w:szCs w:val="18"/>
-              </w:rPr>
-              <w:t>-default</w:t>
-            </w:r>
-            <w:proofErr w:type="spellEnd"/>
-            <w:r>
-              <w:rPr>
-                <w:color w:val="1E293B"/>
-                <w:sz w:val="18"/>
-                <w:szCs w:val="18"/>
-              </w:rPr>
-              <w:t xml:space="preserve"> CSS var</w:t>
+            <w:r>
+              <w:rPr>
+                <w:color w:val="1E293B"/>
+                <w:sz w:val="18"/>
+                <w:szCs w:val="18"/>
+              </w:rPr>
+              <w:t>border-default CSS var</w:t>
             </w:r>
           </w:p>
         </w:tc>
@@ -13589,28 +10288,12 @@
                 <w:sz w:val="18"/>
                 <w:szCs w:val="18"/>
               </w:rPr>
-              <w:t xml:space="preserve">Aktif sekme gölgesi </w:t>
-            </w:r>
-            <w:proofErr w:type="spellStart"/>
-            <w:r>
-              <w:rPr>
-                <w:color w:val="1E293B"/>
-                <w:sz w:val="18"/>
-                <w:szCs w:val="18"/>
-              </w:rPr>
-              <w:t>hardcode</w:t>
-            </w:r>
-            <w:proofErr w:type="spellEnd"/>
+              <w:t>Aktif sekme gölgesi hardcode</w:t>
+            </w:r>
           </w:p>
         </w:tc>
       </w:tr>
       <w:tr>
-        <w:tblPrEx>
-          <w:tblCellMar>
-            <w:top w:w="0" w:type="dxa"/>
-            <w:bottom w:w="0" w:type="dxa"/>
-          </w:tblCellMar>
-        </w:tblPrEx>
         <w:tc>
           <w:tcPr>
             <w:tcW w:w="1200" w:type="dxa"/>
@@ -13636,6 +10319,7 @@
                 <w:sz w:val="18"/>
                 <w:szCs w:val="18"/>
               </w:rPr>
+              <w:lastRenderedPageBreak/>
               <w:t>2 — Orta</w:t>
             </w:r>
           </w:p>
@@ -13659,7 +10343,6 @@
             <w:vAlign w:val="center"/>
           </w:tcPr>
           <w:p>
-            <w:proofErr w:type="spellStart"/>
             <w:r>
               <w:rPr>
                 <w:color w:val="1E293B"/>
@@ -13668,7 +10351,6 @@
               </w:rPr>
               <w:t>NewStudioWizard.tsx</w:t>
             </w:r>
-            <w:proofErr w:type="spellEnd"/>
           </w:p>
         </w:tc>
         <w:tc>
@@ -13725,43 +10407,7 @@
                 <w:sz w:val="18"/>
                 <w:szCs w:val="18"/>
               </w:rPr>
-              <w:t xml:space="preserve">CSS </w:t>
-            </w:r>
-            <w:proofErr w:type="spellStart"/>
-            <w:r>
-              <w:rPr>
-                <w:color w:val="1E293B"/>
-                <w:sz w:val="18"/>
-                <w:szCs w:val="18"/>
-              </w:rPr>
-              <w:t>currentColor</w:t>
-            </w:r>
-            <w:proofErr w:type="spellEnd"/>
-            <w:r>
-              <w:rPr>
-                <w:color w:val="1E293B"/>
-                <w:sz w:val="18"/>
-                <w:szCs w:val="18"/>
-              </w:rPr>
-              <w:t xml:space="preserve"> veya </w:t>
-            </w:r>
-            <w:proofErr w:type="gramStart"/>
-            <w:r>
-              <w:rPr>
-                <w:color w:val="1E293B"/>
-                <w:sz w:val="18"/>
-                <w:szCs w:val="18"/>
-              </w:rPr>
-              <w:t>var(</w:t>
-            </w:r>
-            <w:proofErr w:type="gramEnd"/>
-            <w:r>
-              <w:rPr>
-                <w:color w:val="1E293B"/>
-                <w:sz w:val="18"/>
-                <w:szCs w:val="18"/>
-              </w:rPr>
-              <w:t>)</w:t>
+              <w:t>CSS currentColor veya var()</w:t>
             </w:r>
           </w:p>
         </w:tc>
@@ -13790,36 +10436,12 @@
                 <w:sz w:val="18"/>
                 <w:szCs w:val="18"/>
               </w:rPr>
-              <w:t xml:space="preserve">SVG ikonlar </w:t>
-            </w:r>
-            <w:proofErr w:type="spellStart"/>
-            <w:r>
-              <w:rPr>
-                <w:color w:val="1E293B"/>
-                <w:sz w:val="18"/>
-                <w:szCs w:val="18"/>
-              </w:rPr>
-              <w:t>dark</w:t>
-            </w:r>
-            <w:proofErr w:type="spellEnd"/>
-            <w:r>
-              <w:rPr>
-                <w:color w:val="1E293B"/>
-                <w:sz w:val="18"/>
-                <w:szCs w:val="18"/>
-              </w:rPr>
-              <w:t xml:space="preserve"> modda bozulur</w:t>
+              <w:t>SVG ikonlar dark modda bozulur</w:t>
             </w:r>
           </w:p>
         </w:tc>
       </w:tr>
       <w:tr>
-        <w:tblPrEx>
-          <w:tblCellMar>
-            <w:top w:w="0" w:type="dxa"/>
-            <w:bottom w:w="0" w:type="dxa"/>
-          </w:tblCellMar>
-        </w:tblPrEx>
         <w:tc>
           <w:tcPr>
             <w:tcW w:w="1200" w:type="dxa"/>
@@ -13845,8 +10467,7 @@
                 <w:sz w:val="18"/>
                 <w:szCs w:val="18"/>
               </w:rPr>
-              <w:lastRenderedPageBreak/>
-              <w:t>3 — Düşük</w:t>
+              <w:t>✓ Tamamlandı</w:t>
             </w:r>
           </w:p>
         </w:tc>
@@ -13869,7 +10490,6 @@
             <w:vAlign w:val="center"/>
           </w:tcPr>
           <w:p>
-            <w:proofErr w:type="spellStart"/>
             <w:r>
               <w:rPr>
                 <w:color w:val="1E293B"/>
@@ -13878,7 +10498,6 @@
               </w:rPr>
               <w:t>ProductManagement.tsx</w:t>
             </w:r>
-            <w:proofErr w:type="spellEnd"/>
           </w:p>
         </w:tc>
         <w:tc>
@@ -13900,23 +10519,13 @@
             <w:vAlign w:val="center"/>
           </w:tcPr>
           <w:p>
-            <w:proofErr w:type="gramStart"/>
-            <w:r>
-              <w:rPr>
-                <w:color w:val="1E293B"/>
-                <w:sz w:val="18"/>
-                <w:szCs w:val="18"/>
-              </w:rPr>
-              <w:t>shadow</w:t>
-            </w:r>
-            <w:proofErr w:type="gramEnd"/>
-            <w:r>
-              <w:rPr>
-                <w:color w:val="1E293B"/>
-                <w:sz w:val="18"/>
-                <w:szCs w:val="18"/>
-              </w:rPr>
-              <w:t>-blue-500/20</w:t>
+            <w:r>
+              <w:rPr>
+                <w:color w:val="1E293B"/>
+                <w:sz w:val="18"/>
+                <w:szCs w:val="18"/>
+              </w:rPr>
+              <w:t>shadow-blue-500/20</w:t>
             </w:r>
           </w:p>
         </w:tc>
@@ -13980,12 +10589,6 @@
         </w:tc>
       </w:tr>
       <w:tr>
-        <w:tblPrEx>
-          <w:tblCellMar>
-            <w:top w:w="0" w:type="dxa"/>
-            <w:bottom w:w="0" w:type="dxa"/>
-          </w:tblCellMar>
-        </w:tblPrEx>
         <w:tc>
           <w:tcPr>
             <w:tcW w:w="1200" w:type="dxa"/>
@@ -14011,7 +10614,7 @@
                 <w:sz w:val="18"/>
                 <w:szCs w:val="18"/>
               </w:rPr>
-              <w:t>3 — Düşük</w:t>
+              <w:t>✓ Tamamlandı</w:t>
             </w:r>
           </w:p>
         </w:tc>
@@ -14034,7 +10637,6 @@
             <w:vAlign w:val="center"/>
           </w:tcPr>
           <w:p>
-            <w:proofErr w:type="spellStart"/>
             <w:r>
               <w:rPr>
                 <w:color w:val="1E293B"/>
@@ -14043,7 +10645,6 @@
               </w:rPr>
               <w:t>ProductManagement.tsx</w:t>
             </w:r>
-            <w:proofErr w:type="spellEnd"/>
           </w:p>
         </w:tc>
         <w:tc>
@@ -14065,25 +10666,13 @@
             <w:vAlign w:val="center"/>
           </w:tcPr>
           <w:p>
-            <w:proofErr w:type="spellStart"/>
-            <w:proofErr w:type="gramStart"/>
-            <w:r>
-              <w:rPr>
-                <w:color w:val="1E293B"/>
-                <w:sz w:val="18"/>
-                <w:szCs w:val="18"/>
-              </w:rPr>
-              <w:t>rounded</w:t>
-            </w:r>
-            <w:proofErr w:type="spellEnd"/>
-            <w:proofErr w:type="gramEnd"/>
-            <w:r>
-              <w:rPr>
-                <w:color w:val="1E293B"/>
-                <w:sz w:val="18"/>
-                <w:szCs w:val="18"/>
-              </w:rPr>
-              <w:t>-xl</w:t>
+            <w:r>
+              <w:rPr>
+                <w:color w:val="1E293B"/>
+                <w:sz w:val="18"/>
+                <w:szCs w:val="18"/>
+              </w:rPr>
+              <w:t>rounded-xl</w:t>
             </w:r>
           </w:p>
         </w:tc>
@@ -14106,26 +10695,14 @@
             <w:vAlign w:val="center"/>
           </w:tcPr>
           <w:p>
-            <w:proofErr w:type="spellStart"/>
-            <w:proofErr w:type="gramStart"/>
-            <w:r>
-              <w:rPr>
-                <w:color w:val="1E293B"/>
-                <w:sz w:val="18"/>
-                <w:szCs w:val="18"/>
-              </w:rPr>
-              <w:t>rounded</w:t>
-            </w:r>
-            <w:proofErr w:type="gramEnd"/>
-            <w:r>
-              <w:rPr>
-                <w:color w:val="1E293B"/>
-                <w:sz w:val="18"/>
-                <w:szCs w:val="18"/>
-              </w:rPr>
-              <w:t>-radius-lg</w:t>
-            </w:r>
-            <w:proofErr w:type="spellEnd"/>
+            <w:r>
+              <w:rPr>
+                <w:color w:val="1E293B"/>
+                <w:sz w:val="18"/>
+                <w:szCs w:val="18"/>
+              </w:rPr>
+              <w:t>rounded-radius-lg</w:t>
+            </w:r>
           </w:p>
         </w:tc>
         <w:tc>
@@ -14153,25 +10730,7 @@
                 <w:sz w:val="18"/>
                 <w:szCs w:val="18"/>
               </w:rPr>
-              <w:t xml:space="preserve">Radius </w:t>
-            </w:r>
-            <w:proofErr w:type="spellStart"/>
-            <w:r>
-              <w:rPr>
-                <w:color w:val="1E293B"/>
-                <w:sz w:val="18"/>
-                <w:szCs w:val="18"/>
-              </w:rPr>
-              <w:t>token</w:t>
-            </w:r>
-            <w:proofErr w:type="spellEnd"/>
-            <w:r>
-              <w:rPr>
-                <w:color w:val="1E293B"/>
-                <w:sz w:val="18"/>
-                <w:szCs w:val="18"/>
-              </w:rPr>
-              <w:t xml:space="preserve"> dışı</w:t>
+              <w:t>Radius token dışı</w:t>
             </w:r>
           </w:p>
         </w:tc>
@@ -14190,7 +10749,6 @@
         <w:spacing w:before="80" w:after="80"/>
         <w:ind w:left="360"/>
       </w:pPr>
-      <w:proofErr w:type="spellStart"/>
       <w:r>
         <w:rPr>
           <w:i/>
@@ -14199,106 +10757,7 @@
           <w:sz w:val="18"/>
           <w:szCs w:val="18"/>
         </w:rPr>
-        <w:t>Store</w:t>
-      </w:r>
-      <w:proofErr w:type="spellEnd"/>
-      <w:r>
-        <w:rPr>
-          <w:i/>
-          <w:iCs/>
-          <w:color w:val="64748B"/>
-          <w:sz w:val="18"/>
-          <w:szCs w:val="18"/>
-        </w:rPr>
-        <w:t xml:space="preserve"> </w:t>
-      </w:r>
-      <w:proofErr w:type="spellStart"/>
-      <w:r>
-        <w:rPr>
-          <w:i/>
-          <w:iCs/>
-          <w:color w:val="64748B"/>
-          <w:sz w:val="18"/>
-          <w:szCs w:val="18"/>
-        </w:rPr>
-        <w:t>default</w:t>
-      </w:r>
-      <w:proofErr w:type="spellEnd"/>
-      <w:r>
-        <w:rPr>
-          <w:i/>
-          <w:iCs/>
-          <w:color w:val="64748B"/>
-          <w:sz w:val="18"/>
-          <w:szCs w:val="18"/>
-        </w:rPr>
-        <w:t xml:space="preserve"> değerleri (</w:t>
-      </w:r>
-      <w:proofErr w:type="spellStart"/>
-      <w:r>
-        <w:rPr>
-          <w:i/>
-          <w:iCs/>
-          <w:color w:val="64748B"/>
-          <w:sz w:val="18"/>
-          <w:szCs w:val="18"/>
-        </w:rPr>
-        <w:t>defaults.ts</w:t>
-      </w:r>
-      <w:proofErr w:type="spellEnd"/>
-      <w:r>
-        <w:rPr>
-          <w:i/>
-          <w:iCs/>
-          <w:color w:val="64748B"/>
-          <w:sz w:val="18"/>
-          <w:szCs w:val="18"/>
-        </w:rPr>
-        <w:t xml:space="preserve">, </w:t>
-      </w:r>
-      <w:proofErr w:type="spellStart"/>
-      <w:r>
-        <w:rPr>
-          <w:i/>
-          <w:iCs/>
-          <w:color w:val="64748B"/>
-          <w:sz w:val="18"/>
-          <w:szCs w:val="18"/>
-        </w:rPr>
-        <w:t>module-registry.ts</w:t>
-      </w:r>
-      <w:proofErr w:type="spellEnd"/>
-      <w:r>
-        <w:rPr>
-          <w:i/>
-          <w:iCs/>
-          <w:color w:val="64748B"/>
-          <w:sz w:val="18"/>
-          <w:szCs w:val="18"/>
-        </w:rPr>
-        <w:t xml:space="preserve">) kasıtlı olarak UI </w:t>
-      </w:r>
-      <w:proofErr w:type="spellStart"/>
-      <w:r>
-        <w:rPr>
-          <w:i/>
-          <w:iCs/>
-          <w:color w:val="64748B"/>
-          <w:sz w:val="18"/>
-          <w:szCs w:val="18"/>
-        </w:rPr>
-        <w:t>tokendan</w:t>
-      </w:r>
-      <w:proofErr w:type="spellEnd"/>
-      <w:r>
-        <w:rPr>
-          <w:i/>
-          <w:iCs/>
-          <w:color w:val="64748B"/>
-          <w:sz w:val="18"/>
-          <w:szCs w:val="18"/>
-        </w:rPr>
-        <w:t xml:space="preserve"> bağımsız tutulmuştur. Bunlar baskı çıktısının varsayılan görünümünü belirler ve tema değişiminden etkilenmemelidir.</w:t>
+        <w:t>Store default değerleri (defaults.ts, module-registry.ts) kasıtlı olarak UI tokendan bağımsız tutulmuştur. Bunlar baskı çıktısının varsayılan görünümünü belirler ve tema değişiminden etkilenmemelidir.</w:t>
       </w:r>
     </w:p>
     <w:p>
@@ -14329,19 +10788,11 @@
       <w:pPr>
         <w:spacing w:before="60" w:after="60"/>
       </w:pPr>
-      <w:proofErr w:type="spellStart"/>
       <w:r>
         <w:rPr>
           <w:color w:val="1E293B"/>
         </w:rPr>
-        <w:t>Token</w:t>
-      </w:r>
-      <w:proofErr w:type="spellEnd"/>
-      <w:r>
-        <w:rPr>
-          <w:color w:val="1E293B"/>
-        </w:rPr>
-        <w:t xml:space="preserve"> değerlerinin kodda nasıl kullanılacağına dair örnekler:</w:t>
+        <w:t>Token değerlerinin kodda nasıl kullanılacağına dair örnekler:</w:t>
       </w:r>
     </w:p>
     <w:p>
@@ -14372,12 +10823,6 @@
         <w:gridCol w:w="3200"/>
       </w:tblGrid>
       <w:tr>
-        <w:tblPrEx>
-          <w:tblCellMar>
-            <w:top w:w="0" w:type="dxa"/>
-            <w:bottom w:w="0" w:type="dxa"/>
-          </w:tblCellMar>
-        </w:tblPrEx>
         <w:trPr>
           <w:tblHeader/>
         </w:trPr>
@@ -14473,12 +10918,6 @@
         </w:tc>
       </w:tr>
       <w:tr>
-        <w:tblPrEx>
-          <w:tblCellMar>
-            <w:top w:w="0" w:type="dxa"/>
-            <w:bottom w:w="0" w:type="dxa"/>
-          </w:tblCellMar>
-        </w:tblPrEx>
         <w:tc>
           <w:tcPr>
             <w:tcW w:w="2400" w:type="dxa"/>
@@ -14527,43 +10966,13 @@
             <w:vAlign w:val="center"/>
           </w:tcPr>
           <w:p>
-            <w:proofErr w:type="spellStart"/>
-            <w:proofErr w:type="gramStart"/>
-            <w:r>
-              <w:rPr>
-                <w:color w:val="1E293B"/>
-                <w:sz w:val="18"/>
-                <w:szCs w:val="18"/>
-              </w:rPr>
-              <w:t>bg</w:t>
-            </w:r>
-            <w:proofErr w:type="spellEnd"/>
-            <w:proofErr w:type="gramEnd"/>
-            <w:r>
-              <w:rPr>
-                <w:color w:val="1E293B"/>
-                <w:sz w:val="18"/>
-                <w:szCs w:val="18"/>
-              </w:rPr>
-              <w:t>-</w:t>
-            </w:r>
-            <w:proofErr w:type="spellStart"/>
-            <w:r>
-              <w:rPr>
-                <w:color w:val="1E293B"/>
-                <w:sz w:val="18"/>
-                <w:szCs w:val="18"/>
-              </w:rPr>
-              <w:t>surface</w:t>
-            </w:r>
-            <w:proofErr w:type="spellEnd"/>
-            <w:r>
-              <w:rPr>
-                <w:color w:val="1E293B"/>
-                <w:sz w:val="18"/>
-                <w:szCs w:val="18"/>
-              </w:rPr>
-              <w:t>-panel</w:t>
+            <w:r>
+              <w:rPr>
+                <w:color w:val="1E293B"/>
+                <w:sz w:val="18"/>
+                <w:szCs w:val="18"/>
+              </w:rPr>
+              <w:t>bg-surface-panel</w:t>
             </w:r>
           </w:p>
         </w:tc>
@@ -14586,62 +10995,18 @@
             <w:vAlign w:val="center"/>
           </w:tcPr>
           <w:p>
-            <w:proofErr w:type="spellStart"/>
-            <w:proofErr w:type="gramStart"/>
-            <w:r>
-              <w:rPr>
-                <w:color w:val="1E293B"/>
-                <w:sz w:val="18"/>
-                <w:szCs w:val="18"/>
-              </w:rPr>
-              <w:t>bg</w:t>
-            </w:r>
-            <w:proofErr w:type="gramEnd"/>
-            <w:r>
-              <w:rPr>
-                <w:color w:val="1E293B"/>
-                <w:sz w:val="18"/>
-                <w:szCs w:val="18"/>
-              </w:rPr>
-              <w:t>-white</w:t>
-            </w:r>
-            <w:proofErr w:type="spellEnd"/>
-            <w:r>
-              <w:rPr>
-                <w:color w:val="1E293B"/>
-                <w:sz w:val="18"/>
-                <w:szCs w:val="18"/>
-              </w:rPr>
-              <w:t xml:space="preserve"> veya </w:t>
-            </w:r>
-            <w:proofErr w:type="spellStart"/>
-            <w:r>
-              <w:rPr>
-                <w:color w:val="1E293B"/>
-                <w:sz w:val="18"/>
-                <w:szCs w:val="18"/>
-              </w:rPr>
-              <w:t>bg</w:t>
-            </w:r>
-            <w:proofErr w:type="spellEnd"/>
-            <w:r>
-              <w:rPr>
-                <w:color w:val="1E293B"/>
-                <w:sz w:val="18"/>
-                <w:szCs w:val="18"/>
-              </w:rPr>
-              <w:t>-[#ffffff]</w:t>
+            <w:r>
+              <w:rPr>
+                <w:color w:val="1E293B"/>
+                <w:sz w:val="18"/>
+                <w:szCs w:val="18"/>
+              </w:rPr>
+              <w:t>bg-white veya bg-[#ffffff]</w:t>
             </w:r>
           </w:p>
         </w:tc>
       </w:tr>
       <w:tr>
-        <w:tblPrEx>
-          <w:tblCellMar>
-            <w:top w:w="0" w:type="dxa"/>
-            <w:bottom w:w="0" w:type="dxa"/>
-          </w:tblCellMar>
-        </w:tblPrEx>
         <w:tc>
           <w:tcPr>
             <w:tcW w:w="2400" w:type="dxa"/>
@@ -14690,26 +11055,14 @@
             <w:vAlign w:val="center"/>
           </w:tcPr>
           <w:p>
-            <w:proofErr w:type="spellStart"/>
-            <w:proofErr w:type="gramStart"/>
-            <w:r>
-              <w:rPr>
-                <w:color w:val="1E293B"/>
-                <w:sz w:val="18"/>
-                <w:szCs w:val="18"/>
-              </w:rPr>
-              <w:t>text</w:t>
-            </w:r>
-            <w:proofErr w:type="gramEnd"/>
-            <w:r>
-              <w:rPr>
-                <w:color w:val="1E293B"/>
-                <w:sz w:val="18"/>
-                <w:szCs w:val="18"/>
-              </w:rPr>
-              <w:t>-text-primary</w:t>
-            </w:r>
-            <w:proofErr w:type="spellEnd"/>
+            <w:r>
+              <w:rPr>
+                <w:color w:val="1E293B"/>
+                <w:sz w:val="18"/>
+                <w:szCs w:val="18"/>
+              </w:rPr>
+              <w:t>text-text-primary</w:t>
+            </w:r>
           </w:p>
         </w:tc>
         <w:tc>
@@ -14731,52 +11084,18 @@
             <w:vAlign w:val="center"/>
           </w:tcPr>
           <w:p>
-            <w:proofErr w:type="gramStart"/>
-            <w:r>
-              <w:rPr>
-                <w:color w:val="1E293B"/>
-                <w:sz w:val="18"/>
-                <w:szCs w:val="18"/>
-              </w:rPr>
-              <w:t>text</w:t>
-            </w:r>
-            <w:proofErr w:type="gramEnd"/>
-            <w:r>
-              <w:rPr>
-                <w:color w:val="1E293B"/>
-                <w:sz w:val="18"/>
-                <w:szCs w:val="18"/>
-              </w:rPr>
-              <w:t xml:space="preserve">-slate-900 veya </w:t>
-            </w:r>
-            <w:proofErr w:type="spellStart"/>
-            <w:r>
-              <w:rPr>
-                <w:color w:val="1E293B"/>
-                <w:sz w:val="18"/>
-                <w:szCs w:val="18"/>
-              </w:rPr>
-              <w:t>text</w:t>
-            </w:r>
-            <w:proofErr w:type="spellEnd"/>
-            <w:r>
-              <w:rPr>
-                <w:color w:val="1E293B"/>
-                <w:sz w:val="18"/>
-                <w:szCs w:val="18"/>
-              </w:rPr>
-              <w:t>-[#0f172a]</w:t>
+            <w:r>
+              <w:rPr>
+                <w:color w:val="1E293B"/>
+                <w:sz w:val="18"/>
+                <w:szCs w:val="18"/>
+              </w:rPr>
+              <w:t>text-slate-900 veya text-[#0f172a]</w:t>
             </w:r>
           </w:p>
         </w:tc>
       </w:tr>
       <w:tr>
-        <w:tblPrEx>
-          <w:tblCellMar>
-            <w:top w:w="0" w:type="dxa"/>
-            <w:bottom w:w="0" w:type="dxa"/>
-          </w:tblCellMar>
-        </w:tblPrEx>
         <w:tc>
           <w:tcPr>
             <w:tcW w:w="2400" w:type="dxa"/>
@@ -14825,26 +11144,14 @@
             <w:vAlign w:val="center"/>
           </w:tcPr>
           <w:p>
-            <w:proofErr w:type="spellStart"/>
-            <w:proofErr w:type="gramStart"/>
-            <w:r>
-              <w:rPr>
-                <w:color w:val="1E293B"/>
-                <w:sz w:val="18"/>
-                <w:szCs w:val="18"/>
-              </w:rPr>
-              <w:t>border</w:t>
-            </w:r>
-            <w:proofErr w:type="gramEnd"/>
-            <w:r>
-              <w:rPr>
-                <w:color w:val="1E293B"/>
-                <w:sz w:val="18"/>
-                <w:szCs w:val="18"/>
-              </w:rPr>
-              <w:t>-border-default</w:t>
-            </w:r>
-            <w:proofErr w:type="spellEnd"/>
+            <w:r>
+              <w:rPr>
+                <w:color w:val="1E293B"/>
+                <w:sz w:val="18"/>
+                <w:szCs w:val="18"/>
+              </w:rPr>
+              <w:t>border-border-default</w:t>
+            </w:r>
           </w:p>
         </w:tc>
         <w:tc>
@@ -14866,52 +11173,18 @@
             <w:vAlign w:val="center"/>
           </w:tcPr>
           <w:p>
-            <w:proofErr w:type="gramStart"/>
-            <w:r>
-              <w:rPr>
-                <w:color w:val="1E293B"/>
-                <w:sz w:val="18"/>
-                <w:szCs w:val="18"/>
-              </w:rPr>
-              <w:t>border</w:t>
-            </w:r>
-            <w:proofErr w:type="gramEnd"/>
-            <w:r>
-              <w:rPr>
-                <w:color w:val="1E293B"/>
-                <w:sz w:val="18"/>
-                <w:szCs w:val="18"/>
-              </w:rPr>
-              <w:t xml:space="preserve">-slate-200 veya </w:t>
-            </w:r>
-            <w:proofErr w:type="spellStart"/>
-            <w:r>
-              <w:rPr>
-                <w:color w:val="1E293B"/>
-                <w:sz w:val="18"/>
-                <w:szCs w:val="18"/>
-              </w:rPr>
-              <w:t>border</w:t>
-            </w:r>
-            <w:proofErr w:type="spellEnd"/>
-            <w:r>
-              <w:rPr>
-                <w:color w:val="1E293B"/>
-                <w:sz w:val="18"/>
-                <w:szCs w:val="18"/>
-              </w:rPr>
-              <w:t>-[#e2e8f0]</w:t>
+            <w:r>
+              <w:rPr>
+                <w:color w:val="1E293B"/>
+                <w:sz w:val="18"/>
+                <w:szCs w:val="18"/>
+              </w:rPr>
+              <w:t>border-slate-200 veya border-[#e2e8f0]</w:t>
             </w:r>
           </w:p>
         </w:tc>
       </w:tr>
       <w:tr>
-        <w:tblPrEx>
-          <w:tblCellMar>
-            <w:top w:w="0" w:type="dxa"/>
-            <w:bottom w:w="0" w:type="dxa"/>
-          </w:tblCellMar>
-        </w:tblPrEx>
         <w:tc>
           <w:tcPr>
             <w:tcW w:w="2400" w:type="dxa"/>
@@ -14960,44 +11233,14 @@
             <w:vAlign w:val="center"/>
           </w:tcPr>
           <w:p>
-            <w:proofErr w:type="spellStart"/>
-            <w:proofErr w:type="gramStart"/>
-            <w:r>
-              <w:rPr>
-                <w:color w:val="1E293B"/>
-                <w:sz w:val="18"/>
-                <w:szCs w:val="18"/>
-              </w:rPr>
-              <w:t>bg</w:t>
-            </w:r>
-            <w:proofErr w:type="gramEnd"/>
-            <w:r>
-              <w:rPr>
-                <w:color w:val="1E293B"/>
-                <w:sz w:val="18"/>
-                <w:szCs w:val="18"/>
-              </w:rPr>
-              <w:t>-primary</w:t>
-            </w:r>
-            <w:proofErr w:type="spellEnd"/>
-            <w:r>
-              <w:rPr>
-                <w:color w:val="1E293B"/>
-                <w:sz w:val="18"/>
-                <w:szCs w:val="18"/>
-              </w:rPr>
-              <w:t xml:space="preserve">, </w:t>
-            </w:r>
-            <w:proofErr w:type="spellStart"/>
-            <w:r>
-              <w:rPr>
-                <w:color w:val="1E293B"/>
-                <w:sz w:val="18"/>
-                <w:szCs w:val="18"/>
-              </w:rPr>
-              <w:t>text-primary</w:t>
-            </w:r>
-            <w:proofErr w:type="spellEnd"/>
+            <w:r>
+              <w:rPr>
+                <w:color w:val="1E293B"/>
+                <w:sz w:val="18"/>
+                <w:szCs w:val="18"/>
+              </w:rPr>
+              <w:t>bg-primary, text-primary</w:t>
+            </w:r>
           </w:p>
         </w:tc>
         <w:tc>
@@ -15019,52 +11262,18 @@
             <w:vAlign w:val="center"/>
           </w:tcPr>
           <w:p>
-            <w:proofErr w:type="gramStart"/>
-            <w:r>
-              <w:rPr>
-                <w:color w:val="1E293B"/>
-                <w:sz w:val="18"/>
-                <w:szCs w:val="18"/>
-              </w:rPr>
-              <w:t>bg</w:t>
-            </w:r>
-            <w:proofErr w:type="gramEnd"/>
-            <w:r>
-              <w:rPr>
-                <w:color w:val="1E293B"/>
-                <w:sz w:val="18"/>
-                <w:szCs w:val="18"/>
-              </w:rPr>
-              <w:t xml:space="preserve">-blue-600 veya </w:t>
-            </w:r>
-            <w:proofErr w:type="spellStart"/>
-            <w:r>
-              <w:rPr>
-                <w:color w:val="1E293B"/>
-                <w:sz w:val="18"/>
-                <w:szCs w:val="18"/>
-              </w:rPr>
-              <w:t>bg</w:t>
-            </w:r>
-            <w:proofErr w:type="spellEnd"/>
-            <w:r>
-              <w:rPr>
-                <w:color w:val="1E293B"/>
-                <w:sz w:val="18"/>
-                <w:szCs w:val="18"/>
-              </w:rPr>
-              <w:t>-[#1a56db]</w:t>
+            <w:r>
+              <w:rPr>
+                <w:color w:val="1E293B"/>
+                <w:sz w:val="18"/>
+                <w:szCs w:val="18"/>
+              </w:rPr>
+              <w:t>bg-blue-600 veya bg-[#1a56db]</w:t>
             </w:r>
           </w:p>
         </w:tc>
       </w:tr>
       <w:tr>
-        <w:tblPrEx>
-          <w:tblCellMar>
-            <w:top w:w="0" w:type="dxa"/>
-            <w:bottom w:w="0" w:type="dxa"/>
-          </w:tblCellMar>
-        </w:tblPrEx>
         <w:tc>
           <w:tcPr>
             <w:tcW w:w="2400" w:type="dxa"/>
@@ -15084,23 +11293,13 @@
             <w:vAlign w:val="center"/>
           </w:tcPr>
           <w:p>
-            <w:proofErr w:type="spellStart"/>
-            <w:r>
-              <w:rPr>
-                <w:color w:val="1E293B"/>
-                <w:sz w:val="18"/>
-                <w:szCs w:val="18"/>
-              </w:rPr>
-              <w:t>Hover</w:t>
-            </w:r>
-            <w:proofErr w:type="spellEnd"/>
-            <w:r>
-              <w:rPr>
-                <w:color w:val="1E293B"/>
-                <w:sz w:val="18"/>
-                <w:szCs w:val="18"/>
-              </w:rPr>
-              <w:t xml:space="preserve"> kenarlık</w:t>
+            <w:r>
+              <w:rPr>
+                <w:color w:val="1E293B"/>
+                <w:sz w:val="18"/>
+                <w:szCs w:val="18"/>
+              </w:rPr>
+              <w:t>Hover kenarlık</w:t>
             </w:r>
           </w:p>
         </w:tc>
@@ -15123,26 +11322,14 @@
             <w:vAlign w:val="center"/>
           </w:tcPr>
           <w:p>
-            <w:proofErr w:type="spellStart"/>
-            <w:proofErr w:type="gramStart"/>
-            <w:r>
-              <w:rPr>
-                <w:color w:val="1E293B"/>
-                <w:sz w:val="18"/>
-                <w:szCs w:val="18"/>
-              </w:rPr>
-              <w:t>hover:border</w:t>
-            </w:r>
-            <w:proofErr w:type="gramEnd"/>
-            <w:r>
-              <w:rPr>
-                <w:color w:val="1E293B"/>
-                <w:sz w:val="18"/>
-                <w:szCs w:val="18"/>
-              </w:rPr>
-              <w:t>-border-strong</w:t>
-            </w:r>
-            <w:proofErr w:type="spellEnd"/>
+            <w:r>
+              <w:rPr>
+                <w:color w:val="1E293B"/>
+                <w:sz w:val="18"/>
+                <w:szCs w:val="18"/>
+              </w:rPr>
+              <w:t>hover:border-border-strong</w:t>
+            </w:r>
           </w:p>
         </w:tc>
         <w:tc>
@@ -15164,34 +11351,18 @@
             <w:vAlign w:val="center"/>
           </w:tcPr>
           <w:p>
-            <w:proofErr w:type="gramStart"/>
-            <w:r>
-              <w:rPr>
-                <w:color w:val="1E293B"/>
-                <w:sz w:val="18"/>
-                <w:szCs w:val="18"/>
-              </w:rPr>
-              <w:t>hover:border</w:t>
-            </w:r>
-            <w:proofErr w:type="gramEnd"/>
-            <w:r>
-              <w:rPr>
-                <w:color w:val="1E293B"/>
-                <w:sz w:val="18"/>
-                <w:szCs w:val="18"/>
-              </w:rPr>
-              <w:t>-slate-300</w:t>
+            <w:r>
+              <w:rPr>
+                <w:color w:val="1E293B"/>
+                <w:sz w:val="18"/>
+                <w:szCs w:val="18"/>
+              </w:rPr>
+              <w:t>hover:border-slate-300</w:t>
             </w:r>
           </w:p>
         </w:tc>
       </w:tr>
       <w:tr>
-        <w:tblPrEx>
-          <w:tblCellMar>
-            <w:top w:w="0" w:type="dxa"/>
-            <w:bottom w:w="0" w:type="dxa"/>
-          </w:tblCellMar>
-        </w:tblPrEx>
         <w:tc>
           <w:tcPr>
             <w:tcW w:w="2400" w:type="dxa"/>
@@ -15211,23 +11382,13 @@
             <w:vAlign w:val="center"/>
           </w:tcPr>
           <w:p>
-            <w:proofErr w:type="spellStart"/>
-            <w:r>
-              <w:rPr>
-                <w:color w:val="1E293B"/>
-                <w:sz w:val="18"/>
-                <w:szCs w:val="18"/>
-              </w:rPr>
-              <w:t>Focus</w:t>
-            </w:r>
-            <w:proofErr w:type="spellEnd"/>
-            <w:r>
-              <w:rPr>
-                <w:color w:val="1E293B"/>
-                <w:sz w:val="18"/>
-                <w:szCs w:val="18"/>
-              </w:rPr>
-              <w:t xml:space="preserve"> kenarlık</w:t>
+            <w:r>
+              <w:rPr>
+                <w:color w:val="1E293B"/>
+                <w:sz w:val="18"/>
+                <w:szCs w:val="18"/>
+              </w:rPr>
+              <w:t>Focus kenarlık</w:t>
             </w:r>
           </w:p>
         </w:tc>
@@ -15250,26 +11411,14 @@
             <w:vAlign w:val="center"/>
           </w:tcPr>
           <w:p>
-            <w:proofErr w:type="spellStart"/>
-            <w:proofErr w:type="gramStart"/>
-            <w:r>
-              <w:rPr>
-                <w:color w:val="1E293B"/>
-                <w:sz w:val="18"/>
-                <w:szCs w:val="18"/>
-              </w:rPr>
-              <w:t>focus:border</w:t>
-            </w:r>
-            <w:proofErr w:type="gramEnd"/>
-            <w:r>
-              <w:rPr>
-                <w:color w:val="1E293B"/>
-                <w:sz w:val="18"/>
-                <w:szCs w:val="18"/>
-              </w:rPr>
-              <w:t>-primary</w:t>
-            </w:r>
-            <w:proofErr w:type="spellEnd"/>
+            <w:r>
+              <w:rPr>
+                <w:color w:val="1E293B"/>
+                <w:sz w:val="18"/>
+                <w:szCs w:val="18"/>
+              </w:rPr>
+              <w:t>focus:border-primary</w:t>
+            </w:r>
           </w:p>
         </w:tc>
         <w:tc>
@@ -15291,34 +11440,18 @@
             <w:vAlign w:val="center"/>
           </w:tcPr>
           <w:p>
-            <w:proofErr w:type="gramStart"/>
-            <w:r>
-              <w:rPr>
-                <w:color w:val="1E293B"/>
-                <w:sz w:val="18"/>
-                <w:szCs w:val="18"/>
-              </w:rPr>
-              <w:t>focus:border</w:t>
-            </w:r>
-            <w:proofErr w:type="gramEnd"/>
-            <w:r>
-              <w:rPr>
-                <w:color w:val="1E293B"/>
-                <w:sz w:val="18"/>
-                <w:szCs w:val="18"/>
-              </w:rPr>
-              <w:t>-blue-600</w:t>
+            <w:r>
+              <w:rPr>
+                <w:color w:val="1E293B"/>
+                <w:sz w:val="18"/>
+                <w:szCs w:val="18"/>
+              </w:rPr>
+              <w:t>focus:border-blue-600</w:t>
             </w:r>
           </w:p>
         </w:tc>
       </w:tr>
       <w:tr>
-        <w:tblPrEx>
-          <w:tblCellMar>
-            <w:top w:w="0" w:type="dxa"/>
-            <w:bottom w:w="0" w:type="dxa"/>
-          </w:tblCellMar>
-        </w:tblPrEx>
         <w:tc>
           <w:tcPr>
             <w:tcW w:w="2400" w:type="dxa"/>
@@ -15367,44 +11500,14 @@
             <w:vAlign w:val="center"/>
           </w:tcPr>
           <w:p>
-            <w:proofErr w:type="spellStart"/>
-            <w:proofErr w:type="gramStart"/>
-            <w:r>
-              <w:rPr>
-                <w:color w:val="1E293B"/>
-                <w:sz w:val="18"/>
-                <w:szCs w:val="18"/>
-              </w:rPr>
-              <w:t>text</w:t>
-            </w:r>
-            <w:proofErr w:type="gramEnd"/>
-            <w:r>
-              <w:rPr>
-                <w:color w:val="1E293B"/>
-                <w:sz w:val="18"/>
-                <w:szCs w:val="18"/>
-              </w:rPr>
-              <w:t>-danger</w:t>
-            </w:r>
-            <w:proofErr w:type="spellEnd"/>
-            <w:r>
-              <w:rPr>
-                <w:color w:val="1E293B"/>
-                <w:sz w:val="18"/>
-                <w:szCs w:val="18"/>
-              </w:rPr>
-              <w:t xml:space="preserve">, </w:t>
-            </w:r>
-            <w:proofErr w:type="spellStart"/>
-            <w:r>
-              <w:rPr>
-                <w:color w:val="1E293B"/>
-                <w:sz w:val="18"/>
-                <w:szCs w:val="18"/>
-              </w:rPr>
-              <w:t>hover:text-danger</w:t>
-            </w:r>
-            <w:proofErr w:type="spellEnd"/>
+            <w:r>
+              <w:rPr>
+                <w:color w:val="1E293B"/>
+                <w:sz w:val="18"/>
+                <w:szCs w:val="18"/>
+              </w:rPr>
+              <w:t>text-danger, hover:text-danger</w:t>
+            </w:r>
           </w:p>
         </w:tc>
         <w:tc>
@@ -15426,34 +11529,18 @@
             <w:vAlign w:val="center"/>
           </w:tcPr>
           <w:p>
-            <w:proofErr w:type="gramStart"/>
-            <w:r>
-              <w:rPr>
-                <w:color w:val="1E293B"/>
-                <w:sz w:val="18"/>
-                <w:szCs w:val="18"/>
-              </w:rPr>
-              <w:t>text</w:t>
-            </w:r>
-            <w:proofErr w:type="gramEnd"/>
-            <w:r>
-              <w:rPr>
-                <w:color w:val="1E293B"/>
-                <w:sz w:val="18"/>
-                <w:szCs w:val="18"/>
-              </w:rPr>
-              <w:t>-red-600</w:t>
+            <w:r>
+              <w:rPr>
+                <w:color w:val="1E293B"/>
+                <w:sz w:val="18"/>
+                <w:szCs w:val="18"/>
+              </w:rPr>
+              <w:t>text-red-600</w:t>
             </w:r>
           </w:p>
         </w:tc>
       </w:tr>
       <w:tr>
-        <w:tblPrEx>
-          <w:tblCellMar>
-            <w:top w:w="0" w:type="dxa"/>
-            <w:bottom w:w="0" w:type="dxa"/>
-          </w:tblCellMar>
-        </w:tblPrEx>
         <w:tc>
           <w:tcPr>
             <w:tcW w:w="2400" w:type="dxa"/>
@@ -15502,43 +11589,13 @@
             <w:vAlign w:val="center"/>
           </w:tcPr>
           <w:p>
-            <w:proofErr w:type="spellStart"/>
-            <w:proofErr w:type="gramStart"/>
-            <w:r>
-              <w:rPr>
-                <w:color w:val="1E293B"/>
-                <w:sz w:val="18"/>
-                <w:szCs w:val="18"/>
-              </w:rPr>
-              <w:t>rounded</w:t>
-            </w:r>
-            <w:proofErr w:type="spellEnd"/>
-            <w:proofErr w:type="gramEnd"/>
-            <w:r>
-              <w:rPr>
-                <w:color w:val="1E293B"/>
-                <w:sz w:val="18"/>
-                <w:szCs w:val="18"/>
-              </w:rPr>
-              <w:t>-</w:t>
-            </w:r>
-            <w:proofErr w:type="spellStart"/>
-            <w:r>
-              <w:rPr>
-                <w:color w:val="1E293B"/>
-                <w:sz w:val="18"/>
-                <w:szCs w:val="18"/>
-              </w:rPr>
-              <w:t>radius</w:t>
-            </w:r>
-            <w:proofErr w:type="spellEnd"/>
-            <w:r>
-              <w:rPr>
-                <w:color w:val="1E293B"/>
-                <w:sz w:val="18"/>
-                <w:szCs w:val="18"/>
-              </w:rPr>
-              <w:t>-md</w:t>
+            <w:r>
+              <w:rPr>
+                <w:color w:val="1E293B"/>
+                <w:sz w:val="18"/>
+                <w:szCs w:val="18"/>
+              </w:rPr>
+              <w:t>rounded-radius-md</w:t>
             </w:r>
           </w:p>
         </w:tc>
@@ -15561,51 +11618,13 @@
             <w:vAlign w:val="center"/>
           </w:tcPr>
           <w:p>
-            <w:proofErr w:type="spellStart"/>
-            <w:proofErr w:type="gramStart"/>
-            <w:r>
-              <w:rPr>
-                <w:color w:val="1E293B"/>
-                <w:sz w:val="18"/>
-                <w:szCs w:val="18"/>
-              </w:rPr>
-              <w:t>rounded</w:t>
-            </w:r>
-            <w:proofErr w:type="gramEnd"/>
-            <w:r>
-              <w:rPr>
-                <w:color w:val="1E293B"/>
-                <w:sz w:val="18"/>
-                <w:szCs w:val="18"/>
-              </w:rPr>
-              <w:t>-lg</w:t>
-            </w:r>
-            <w:proofErr w:type="spellEnd"/>
-            <w:r>
-              <w:rPr>
-                <w:color w:val="1E293B"/>
-                <w:sz w:val="18"/>
-                <w:szCs w:val="18"/>
-              </w:rPr>
-              <w:t xml:space="preserve"> veya </w:t>
-            </w:r>
-            <w:proofErr w:type="spellStart"/>
-            <w:r>
-              <w:rPr>
-                <w:color w:val="1E293B"/>
-                <w:sz w:val="18"/>
-                <w:szCs w:val="18"/>
-              </w:rPr>
-              <w:t>rounded</w:t>
-            </w:r>
-            <w:proofErr w:type="spellEnd"/>
-            <w:r>
-              <w:rPr>
-                <w:color w:val="1E293B"/>
-                <w:sz w:val="18"/>
-                <w:szCs w:val="18"/>
-              </w:rPr>
-              <w:t>-[8px]</w:t>
+            <w:r>
+              <w:rPr>
+                <w:color w:val="1E293B"/>
+                <w:sz w:val="18"/>
+                <w:szCs w:val="18"/>
+              </w:rPr>
+              <w:t>rounded-lg veya rounded-[8px]</w:t>
             </w:r>
           </w:p>
         </w:tc>
